--- a/code/scripts/results/known_growth_phenotypes_w_pred.docx
+++ b/code/scripts/results/known_growth_phenotypes_w_pred.docx
@@ -146,7 +146,7 @@
               <w:rPr>
                 <w:sz w:val="16"/>
               </w:rPr>
-              <w:t>L1</w:t>
+              <w:t>Kratzl Base Medium</w:t>
             </w:r>
           </w:p>
         </w:tc>
@@ -159,7 +159,6 @@
               <w:rPr>
                 <w:sz w:val="16"/>
               </w:rPr>
-              <w:t>Nitrate</w:t>
             </w:r>
           </w:p>
         </w:tc>
@@ -172,7 +171,7 @@
               <w:rPr>
                 <w:sz w:val="16"/>
               </w:rPr>
-              <w:t>Acetate</w:t>
+              <w:t>Ammonium, Succinate</w:t>
             </w:r>
           </w:p>
         </w:tc>
@@ -185,7 +184,7 @@
               <w:rPr>
                 <w:sz w:val="16"/>
               </w:rPr>
-              <w:t>Yes</w:t>
+              <w:t>No</w:t>
             </w:r>
           </w:p>
         </w:tc>
@@ -198,6 +197,7 @@
               <w:rPr>
                 <w:sz w:val="16"/>
               </w:rPr>
+              <w:t>(Kratzl, 2026)</w:t>
             </w:r>
           </w:p>
         </w:tc>
@@ -222,7 +222,7 @@
               <w:rPr>
                 <w:sz w:val="16"/>
               </w:rPr>
-              <w:t>0.37</w:t>
+              <w:t>0.0</w:t>
             </w:r>
           </w:p>
         </w:tc>
@@ -235,7 +235,7 @@
               <w:rPr>
                 <w:sz w:val="16"/>
               </w:rPr>
-              <w:t>True Positive</w:t>
+              <w:t>True Negative</w:t>
             </w:r>
           </w:p>
         </w:tc>
@@ -250,7 +250,7 @@
               <w:rPr>
                 <w:sz w:val="16"/>
               </w:rPr>
-              <w:t>L1</w:t>
+              <w:t>Kratzl Base Medium</w:t>
             </w:r>
           </w:p>
         </w:tc>
@@ -263,7 +263,6 @@
               <w:rPr>
                 <w:sz w:val="16"/>
               </w:rPr>
-              <w:t>Nitrate</w:t>
             </w:r>
           </w:p>
         </w:tc>
@@ -276,7 +275,7 @@
               <w:rPr>
                 <w:sz w:val="16"/>
               </w:rPr>
-              <w:t>Alanine</w:t>
+              <w:t>Nitrate, Succinate</w:t>
             </w:r>
           </w:p>
         </w:tc>
@@ -289,7 +288,7 @@
               <w:rPr>
                 <w:sz w:val="16"/>
               </w:rPr>
-              <w:t>Yes</w:t>
+              <w:t>No</w:t>
             </w:r>
           </w:p>
         </w:tc>
@@ -302,6 +301,7 @@
               <w:rPr>
                 <w:sz w:val="16"/>
               </w:rPr>
+              <w:t>(Kratzl, 2026)</w:t>
             </w:r>
           </w:p>
         </w:tc>
@@ -326,7 +326,7 @@
               <w:rPr>
                 <w:sz w:val="16"/>
               </w:rPr>
-              <w:t>0.585</w:t>
+              <w:t>0.0</w:t>
             </w:r>
           </w:p>
         </w:tc>
@@ -339,7 +339,7 @@
               <w:rPr>
                 <w:sz w:val="16"/>
               </w:rPr>
-              <w:t>True Positive</w:t>
+              <w:t>True Negative</w:t>
             </w:r>
           </w:p>
         </w:tc>
@@ -354,7 +354,7 @@
               <w:rPr>
                 <w:sz w:val="16"/>
               </w:rPr>
-              <w:t>L1</w:t>
+              <w:t>Kratzl Base Medium</w:t>
             </w:r>
           </w:p>
         </w:tc>
@@ -367,7 +367,6 @@
               <w:rPr>
                 <w:sz w:val="16"/>
               </w:rPr>
-              <w:t>Nitrate</w:t>
             </w:r>
           </w:p>
         </w:tc>
@@ -380,7 +379,7 @@
               <w:rPr>
                 <w:sz w:val="16"/>
               </w:rPr>
-              <w:t>DHPS (dihydroxypropanesulfonate)</w:t>
+              <w:t>Urea, Succinate</w:t>
             </w:r>
           </w:p>
         </w:tc>
@@ -393,7 +392,7 @@
               <w:rPr>
                 <w:sz w:val="16"/>
               </w:rPr>
-              <w:t>Yes</w:t>
+              <w:t>No</w:t>
             </w:r>
           </w:p>
         </w:tc>
@@ -406,6 +405,7 @@
               <w:rPr>
                 <w:sz w:val="16"/>
               </w:rPr>
+              <w:t>(Kratzl, 2026)</w:t>
             </w:r>
           </w:p>
         </w:tc>
@@ -430,7 +430,7 @@
               <w:rPr>
                 <w:sz w:val="16"/>
               </w:rPr>
-              <w:t>0.583</w:t>
+              <w:t>0.0</w:t>
             </w:r>
           </w:p>
         </w:tc>
@@ -443,7 +443,7 @@
               <w:rPr>
                 <w:sz w:val="16"/>
               </w:rPr>
-              <w:t>True Positive</w:t>
+              <w:t>True Negative</w:t>
             </w:r>
           </w:p>
         </w:tc>
@@ -458,7 +458,7 @@
               <w:rPr>
                 <w:sz w:val="16"/>
               </w:rPr>
-              <w:t>L1</w:t>
+              <w:t>Kratzl Base Medium (with N-solution)</w:t>
             </w:r>
           </w:p>
         </w:tc>
@@ -471,7 +471,7 @@
               <w:rPr>
                 <w:sz w:val="16"/>
               </w:rPr>
-              <w:t>Nitrate</w:t>
+              <w:t>NH3, Nitrate</w:t>
             </w:r>
           </w:p>
         </w:tc>
@@ -484,7 +484,7 @@
               <w:rPr>
                 <w:sz w:val="16"/>
               </w:rPr>
-              <w:t>Glucose</w:t>
+              <w:t>Alanine</w:t>
             </w:r>
           </w:p>
         </w:tc>
@@ -510,6 +510,7 @@
               <w:rPr>
                 <w:sz w:val="16"/>
               </w:rPr>
+              <w:t>(Kratzl, 2026)</w:t>
             </w:r>
           </w:p>
         </w:tc>
@@ -534,7 +535,7 @@
               <w:rPr>
                 <w:sz w:val="16"/>
               </w:rPr>
-              <w:t>0.647</w:t>
+              <w:t>0.585</w:t>
             </w:r>
           </w:p>
         </w:tc>
@@ -562,7 +563,7 @@
               <w:rPr>
                 <w:sz w:val="16"/>
               </w:rPr>
-              <w:t>L1</w:t>
+              <w:t>Kratzl Base Medium (with N-solution)</w:t>
             </w:r>
           </w:p>
         </w:tc>
@@ -575,7 +576,7 @@
               <w:rPr>
                 <w:sz w:val="16"/>
               </w:rPr>
-              <w:t>Nitrate</w:t>
+              <w:t>NH3, Nitrate</w:t>
             </w:r>
           </w:p>
         </w:tc>
@@ -588,7 +589,7 @@
               <w:rPr>
                 <w:sz w:val="16"/>
               </w:rPr>
-              <w:t>Glutamate</w:t>
+              <w:t>Alanine, Pyruvate</w:t>
             </w:r>
           </w:p>
         </w:tc>
@@ -614,6 +615,7 @@
               <w:rPr>
                 <w:sz w:val="16"/>
               </w:rPr>
+              <w:t>(Kratzl, 2026)</w:t>
             </w:r>
           </w:p>
         </w:tc>
@@ -638,7 +640,7 @@
               <w:rPr>
                 <w:sz w:val="16"/>
               </w:rPr>
-              <w:t>0.71</w:t>
+              <w:t>0.766</w:t>
             </w:r>
           </w:p>
         </w:tc>
@@ -666,7 +668,7 @@
               <w:rPr>
                 <w:sz w:val="16"/>
               </w:rPr>
-              <w:t>L1</w:t>
+              <w:t>Kratzl Base Medium (with N-solution)</w:t>
             </w:r>
           </w:p>
         </w:tc>
@@ -679,7 +681,7 @@
               <w:rPr>
                 <w:sz w:val="16"/>
               </w:rPr>
-              <w:t>Nitrate</w:t>
+              <w:t>NH3, Nitrate</w:t>
             </w:r>
           </w:p>
         </w:tc>
@@ -692,7 +694,7 @@
               <w:rPr>
                 <w:sz w:val="16"/>
               </w:rPr>
-              <w:t>Glycerol-3-phosphate</w:t>
+              <w:t>Arginine</w:t>
             </w:r>
           </w:p>
         </w:tc>
@@ -718,6 +720,7 @@
               <w:rPr>
                 <w:sz w:val="16"/>
               </w:rPr>
+              <w:t>(Kratzl, 2026)</w:t>
             </w:r>
           </w:p>
         </w:tc>
@@ -742,7 +745,7 @@
               <w:rPr>
                 <w:sz w:val="16"/>
               </w:rPr>
-              <w:t>0.804</w:t>
+              <w:t>0.613</w:t>
             </w:r>
           </w:p>
         </w:tc>
@@ -770,7 +773,7 @@
               <w:rPr>
                 <w:sz w:val="16"/>
               </w:rPr>
-              <w:t>L1</w:t>
+              <w:t>Kratzl Base Medium (with N-solution)</w:t>
             </w:r>
           </w:p>
         </w:tc>
@@ -783,7 +786,7 @@
               <w:rPr>
                 <w:sz w:val="16"/>
               </w:rPr>
-              <w:t>Nitrate</w:t>
+              <w:t>NH3, Nitrate</w:t>
             </w:r>
           </w:p>
         </w:tc>
@@ -796,7 +799,7 @@
               <w:rPr>
                 <w:sz w:val="16"/>
               </w:rPr>
-              <w:t>Proline</w:t>
+              <w:t>Arginine, Pyruvate</w:t>
             </w:r>
           </w:p>
         </w:tc>
@@ -822,6 +825,7 @@
               <w:rPr>
                 <w:sz w:val="16"/>
               </w:rPr>
+              <w:t>(Kratzl, 2026)</w:t>
             </w:r>
           </w:p>
         </w:tc>
@@ -846,7 +850,7 @@
               <w:rPr>
                 <w:sz w:val="16"/>
               </w:rPr>
-              <w:t>0.687</w:t>
+              <w:t>0.78</w:t>
             </w:r>
           </w:p>
         </w:tc>
@@ -874,7 +878,7 @@
               <w:rPr>
                 <w:sz w:val="16"/>
               </w:rPr>
-              <w:t>L1</w:t>
+              <w:t>Kratzl Base Medium (with N-solution)</w:t>
             </w:r>
           </w:p>
         </w:tc>
@@ -887,7 +891,7 @@
               <w:rPr>
                 <w:sz w:val="16"/>
               </w:rPr>
-              <w:t>Nitrate</w:t>
+              <w:t>NH3, Nitrate</w:t>
             </w:r>
           </w:p>
         </w:tc>
@@ -900,7 +904,7 @@
               <w:rPr>
                 <w:sz w:val="16"/>
               </w:rPr>
-              <w:t>Tyrosine</w:t>
+              <w:t>Cystine</w:t>
             </w:r>
           </w:p>
         </w:tc>
@@ -913,7 +917,7 @@
               <w:rPr>
                 <w:sz w:val="16"/>
               </w:rPr>
-              <w:t>Yes</w:t>
+              <w:t>No</w:t>
             </w:r>
           </w:p>
         </w:tc>
@@ -926,6 +930,7 @@
               <w:rPr>
                 <w:sz w:val="16"/>
               </w:rPr>
+              <w:t>(Kratzl, 2026)</w:t>
             </w:r>
           </w:p>
         </w:tc>
@@ -950,7 +955,7 @@
               <w:rPr>
                 <w:sz w:val="16"/>
               </w:rPr>
-              <w:t>0.327</w:t>
+              <w:t>0.0</w:t>
             </w:r>
           </w:p>
         </w:tc>
@@ -963,7 +968,7 @@
               <w:rPr>
                 <w:sz w:val="16"/>
               </w:rPr>
-              <w:t>True Positive</w:t>
+              <w:t>True Negative</w:t>
             </w:r>
           </w:p>
         </w:tc>
@@ -972,70 +977,77 @@
         <w:tc>
           <w:tcPr>
             <w:tcW w:type="dxa" w:w="2515"/>
-          </w:tcPr>
-          <w:p>
-            <w:r>
-              <w:rPr>
-                <w:sz w:val="16"/>
-              </w:rPr>
-              <w:t>L1</w:t>
+            <w:shd w:val="clear" w:color="auto" w:fill="F3C5BA"/>
+          </w:tcPr>
+          <w:p>
+            <w:r>
+              <w:rPr>
+                <w:sz w:val="16"/>
+              </w:rPr>
+              <w:t>Kratzl Base Medium (with N-solution)</w:t>
             </w:r>
           </w:p>
         </w:tc>
         <w:tc>
           <w:tcPr>
             <w:tcW w:type="dxa" w:w="1090"/>
-          </w:tcPr>
-          <w:p>
-            <w:r>
-              <w:rPr>
-                <w:sz w:val="16"/>
-              </w:rPr>
-              <w:t>Nitrate</w:t>
+            <w:shd w:val="clear" w:color="auto" w:fill="F3C5BA"/>
+          </w:tcPr>
+          <w:p>
+            <w:r>
+              <w:rPr>
+                <w:sz w:val="16"/>
+              </w:rPr>
+              <w:t>NH3, Nitrate</w:t>
             </w:r>
           </w:p>
         </w:tc>
         <w:tc>
           <w:tcPr>
             <w:tcW w:type="dxa" w:w="2515"/>
-          </w:tcPr>
-          <w:p>
-            <w:r>
-              <w:rPr>
-                <w:sz w:val="16"/>
-              </w:rPr>
-              <w:t>Valine</w:t>
+            <w:shd w:val="clear" w:color="auto" w:fill="F3C5BA"/>
+          </w:tcPr>
+          <w:p>
+            <w:r>
+              <w:rPr>
+                <w:sz w:val="16"/>
+              </w:rPr>
+              <w:t>Cystine, Pyruvate</w:t>
             </w:r>
           </w:p>
         </w:tc>
         <w:tc>
           <w:tcPr>
             <w:tcW w:type="dxa" w:w="1341"/>
-          </w:tcPr>
-          <w:p>
-            <w:r>
-              <w:rPr>
-                <w:sz w:val="16"/>
-              </w:rPr>
-              <w:t>Yes</w:t>
+            <w:shd w:val="clear" w:color="auto" w:fill="F3C5BA"/>
+          </w:tcPr>
+          <w:p>
+            <w:r>
+              <w:rPr>
+                <w:sz w:val="16"/>
+              </w:rPr>
+              <w:t>No</w:t>
             </w:r>
           </w:p>
         </w:tc>
         <w:tc>
           <w:tcPr>
             <w:tcW w:type="dxa" w:w="1341"/>
-          </w:tcPr>
-          <w:p>
-            <w:r>
-              <w:rPr>
-                <w:sz w:val="16"/>
-              </w:rPr>
+            <w:shd w:val="clear" w:color="auto" w:fill="F3C5BA"/>
+          </w:tcPr>
+          <w:p>
+            <w:r>
+              <w:rPr>
+                <w:sz w:val="16"/>
+              </w:rPr>
+              <w:t>(Kratzl, 2026)</w:t>
             </w:r>
           </w:p>
         </w:tc>
         <w:tc>
           <w:tcPr>
             <w:tcW w:type="dxa" w:w="1174"/>
+            <w:shd w:val="clear" w:color="auto" w:fill="F3C5BA"/>
           </w:tcPr>
           <w:p>
             <w:r>
@@ -1048,26 +1060,28 @@
         <w:tc>
           <w:tcPr>
             <w:tcW w:type="dxa" w:w="1090"/>
-          </w:tcPr>
-          <w:p>
-            <w:r>
-              <w:rPr>
-                <w:sz w:val="16"/>
-              </w:rPr>
-              <w:t>0.492</w:t>
+            <w:shd w:val="clear" w:color="auto" w:fill="F3C5BA"/>
+          </w:tcPr>
+          <w:p>
+            <w:r>
+              <w:rPr>
+                <w:sz w:val="16"/>
+              </w:rPr>
+              <w:t>0.565</w:t>
             </w:r>
           </w:p>
         </w:tc>
         <w:tc>
           <w:tcPr>
             <w:tcW w:type="dxa" w:w="1174"/>
-          </w:tcPr>
-          <w:p>
-            <w:r>
-              <w:rPr>
-                <w:sz w:val="16"/>
-              </w:rPr>
-              <w:t>True Positive</w:t>
+            <w:shd w:val="clear" w:color="auto" w:fill="F3C5BA"/>
+          </w:tcPr>
+          <w:p>
+            <w:r>
+              <w:rPr>
+                <w:sz w:val="16"/>
+              </w:rPr>
+              <w:t>False Positive</w:t>
             </w:r>
           </w:p>
         </w:tc>
@@ -1082,7 +1096,7 @@
               <w:rPr>
                 <w:sz w:val="16"/>
               </w:rPr>
-              <w:t>Marine Broth</w:t>
+              <w:t>Kratzl Base Medium (with N-solution)</w:t>
             </w:r>
           </w:p>
         </w:tc>
@@ -1108,7 +1122,7 @@
               <w:rPr>
                 <w:sz w:val="16"/>
               </w:rPr>
-              <w:t>Alanine</w:t>
+              <w:t>Glutamine</w:t>
             </w:r>
           </w:p>
         </w:tc>
@@ -1159,7 +1173,7 @@
               <w:rPr>
                 <w:sz w:val="16"/>
               </w:rPr>
-              <w:t>0.585</w:t>
+              <w:t>0.719</w:t>
             </w:r>
           </w:p>
         </w:tc>
@@ -1187,7 +1201,7 @@
               <w:rPr>
                 <w:sz w:val="16"/>
               </w:rPr>
-              <w:t>Marine Broth</w:t>
+              <w:t>Kratzl Base Medium (with N-solution)</w:t>
             </w:r>
           </w:p>
         </w:tc>
@@ -1213,7 +1227,7 @@
               <w:rPr>
                 <w:sz w:val="16"/>
               </w:rPr>
-              <w:t>Alanine, Pyruvate</w:t>
+              <w:t>Glutamine, Pyruvate</w:t>
             </w:r>
           </w:p>
         </w:tc>
@@ -1264,7 +1278,7 @@
               <w:rPr>
                 <w:sz w:val="16"/>
               </w:rPr>
-              <w:t>0.766</w:t>
+              <w:t>0.889</w:t>
             </w:r>
           </w:p>
         </w:tc>
@@ -1292,7 +1306,7 @@
               <w:rPr>
                 <w:sz w:val="16"/>
               </w:rPr>
-              <w:t>Marine Broth</w:t>
+              <w:t>Kratzl Base Medium (with N-solution)</w:t>
             </w:r>
           </w:p>
         </w:tc>
@@ -1318,7 +1332,7 @@
               <w:rPr>
                 <w:sz w:val="16"/>
               </w:rPr>
-              <w:t>Arginine</w:t>
+              <w:t>Lysine</w:t>
             </w:r>
           </w:p>
         </w:tc>
@@ -1369,7 +1383,7 @@
               <w:rPr>
                 <w:sz w:val="16"/>
               </w:rPr>
-              <w:t>0.613</w:t>
+              <w:t>0.504</w:t>
             </w:r>
           </w:p>
         </w:tc>
@@ -1397,7 +1411,7 @@
               <w:rPr>
                 <w:sz w:val="16"/>
               </w:rPr>
-              <w:t>Marine Broth</w:t>
+              <w:t>Kratzl Base Medium (with N-solution)</w:t>
             </w:r>
           </w:p>
         </w:tc>
@@ -1423,7 +1437,7 @@
               <w:rPr>
                 <w:sz w:val="16"/>
               </w:rPr>
-              <w:t>Arginine, Pyruvate</w:t>
+              <w:t>Lysine, Pyruvate</w:t>
             </w:r>
           </w:p>
         </w:tc>
@@ -1474,7 +1488,7 @@
               <w:rPr>
                 <w:sz w:val="16"/>
               </w:rPr>
-              <w:t>0.78</w:t>
+              <w:t>0.692</w:t>
             </w:r>
           </w:p>
         </w:tc>
@@ -1502,7 +1516,7 @@
               <w:rPr>
                 <w:sz w:val="16"/>
               </w:rPr>
-              <w:t>Marine Broth</w:t>
+              <w:t>Kratzl Base Medium (with N-solution)</w:t>
             </w:r>
           </w:p>
         </w:tc>
@@ -1528,7 +1542,7 @@
               <w:rPr>
                 <w:sz w:val="16"/>
               </w:rPr>
-              <w:t>Cystine</w:t>
+              <w:t>Methionine</w:t>
             </w:r>
           </w:p>
         </w:tc>
@@ -1601,6 +1615,111 @@
         <w:tc>
           <w:tcPr>
             <w:tcW w:type="dxa" w:w="2515"/>
+          </w:tcPr>
+          <w:p>
+            <w:r>
+              <w:rPr>
+                <w:sz w:val="16"/>
+              </w:rPr>
+              <w:t>Kratzl Base Medium (with N-solution)</w:t>
+            </w:r>
+          </w:p>
+        </w:tc>
+        <w:tc>
+          <w:tcPr>
+            <w:tcW w:type="dxa" w:w="1090"/>
+          </w:tcPr>
+          <w:p>
+            <w:r>
+              <w:rPr>
+                <w:sz w:val="16"/>
+              </w:rPr>
+              <w:t>NH3, Nitrate</w:t>
+            </w:r>
+          </w:p>
+        </w:tc>
+        <w:tc>
+          <w:tcPr>
+            <w:tcW w:type="dxa" w:w="2515"/>
+          </w:tcPr>
+          <w:p>
+            <w:r>
+              <w:rPr>
+                <w:sz w:val="16"/>
+              </w:rPr>
+              <w:t>Methionine, Pyruvate</w:t>
+            </w:r>
+          </w:p>
+        </w:tc>
+        <w:tc>
+          <w:tcPr>
+            <w:tcW w:type="dxa" w:w="1341"/>
+          </w:tcPr>
+          <w:p>
+            <w:r>
+              <w:rPr>
+                <w:sz w:val="16"/>
+              </w:rPr>
+              <w:t>Yes</w:t>
+            </w:r>
+          </w:p>
+        </w:tc>
+        <w:tc>
+          <w:tcPr>
+            <w:tcW w:type="dxa" w:w="1341"/>
+          </w:tcPr>
+          <w:p>
+            <w:r>
+              <w:rPr>
+                <w:sz w:val="16"/>
+              </w:rPr>
+              <w:t>(Kratzl, 2026)</w:t>
+            </w:r>
+          </w:p>
+        </w:tc>
+        <w:tc>
+          <w:tcPr>
+            <w:tcW w:type="dxa" w:w="1174"/>
+          </w:tcPr>
+          <w:p>
+            <w:r>
+              <w:rPr>
+                <w:sz w:val="16"/>
+              </w:rPr>
+            </w:r>
+          </w:p>
+        </w:tc>
+        <w:tc>
+          <w:tcPr>
+            <w:tcW w:type="dxa" w:w="1090"/>
+          </w:tcPr>
+          <w:p>
+            <w:r>
+              <w:rPr>
+                <w:sz w:val="16"/>
+              </w:rPr>
+              <w:t>0.565</w:t>
+            </w:r>
+          </w:p>
+        </w:tc>
+        <w:tc>
+          <w:tcPr>
+            <w:tcW w:type="dxa" w:w="1174"/>
+          </w:tcPr>
+          <w:p>
+            <w:r>
+              <w:rPr>
+                <w:sz w:val="16"/>
+              </w:rPr>
+              <w:t>True Positive</w:t>
+            </w:r>
+          </w:p>
+        </w:tc>
+      </w:tr>
+      <w:tr>
+        <w:tc>
+          <w:tcPr>
+            <w:tcW w:type="dxa" w:w="2515"/>
             <w:shd w:val="clear" w:color="auto" w:fill="F3C5BA"/>
           </w:tcPr>
           <w:p>
@@ -1608,7 +1727,7 @@
               <w:rPr>
                 <w:sz w:val="16"/>
               </w:rPr>
-              <w:t>Marine Broth</w:t>
+              <w:t>Kratzl Base Medium (with N-solution)</w:t>
             </w:r>
           </w:p>
         </w:tc>
@@ -1636,7 +1755,7 @@
               <w:rPr>
                 <w:sz w:val="16"/>
               </w:rPr>
-              <w:t>Cystine, Pyruvate</w:t>
+              <w:t>Proline</w:t>
             </w:r>
           </w:p>
         </w:tc>
@@ -1691,7 +1810,7 @@
               <w:rPr>
                 <w:sz w:val="16"/>
               </w:rPr>
-              <w:t>0.565</w:t>
+              <w:t>0.687</w:t>
             </w:r>
           </w:p>
         </w:tc>
@@ -1720,7 +1839,7 @@
               <w:rPr>
                 <w:sz w:val="16"/>
               </w:rPr>
-              <w:t>Marine Broth</w:t>
+              <w:t>Kratzl Base Medium (with N-solution)</w:t>
             </w:r>
           </w:p>
         </w:tc>
@@ -1746,7 +1865,7 @@
               <w:rPr>
                 <w:sz w:val="16"/>
               </w:rPr>
-              <w:t>Glutamine</w:t>
+              <w:t>Proline, Pyruvate</w:t>
             </w:r>
           </w:p>
         </w:tc>
@@ -1797,7 +1916,7 @@
               <w:rPr>
                 <w:sz w:val="16"/>
               </w:rPr>
-              <w:t>0.719</w:t>
+              <w:t>0.852</w:t>
             </w:r>
           </w:p>
         </w:tc>
@@ -1825,7 +1944,7 @@
               <w:rPr>
                 <w:sz w:val="16"/>
               </w:rPr>
-              <w:t>Marine Broth</w:t>
+              <w:t>L1</w:t>
             </w:r>
           </w:p>
         </w:tc>
@@ -1838,7 +1957,7 @@
               <w:rPr>
                 <w:sz w:val="16"/>
               </w:rPr>
-              <w:t>NH3, Nitrate</w:t>
+              <w:t>Nitrate</w:t>
             </w:r>
           </w:p>
         </w:tc>
@@ -1851,7 +1970,7 @@
               <w:rPr>
                 <w:sz w:val="16"/>
               </w:rPr>
-              <w:t>Glutamine, Pyruvate</w:t>
+              <w:t>Acetate</w:t>
             </w:r>
           </w:p>
         </w:tc>
@@ -1877,7 +1996,6 @@
               <w:rPr>
                 <w:sz w:val="16"/>
               </w:rPr>
-              <w:t>(Kratzl, 2026)</w:t>
             </w:r>
           </w:p>
         </w:tc>
@@ -1902,7 +2020,7 @@
               <w:rPr>
                 <w:sz w:val="16"/>
               </w:rPr>
-              <w:t>0.889</w:t>
+              <w:t>0.37</w:t>
             </w:r>
           </w:p>
         </w:tc>
@@ -1930,7 +2048,7 @@
               <w:rPr>
                 <w:sz w:val="16"/>
               </w:rPr>
-              <w:t>Marine Broth</w:t>
+              <w:t>L1</w:t>
             </w:r>
           </w:p>
         </w:tc>
@@ -1943,7 +2061,7 @@
               <w:rPr>
                 <w:sz w:val="16"/>
               </w:rPr>
-              <w:t>NH3, Nitrate</w:t>
+              <w:t>Nitrate</w:t>
             </w:r>
           </w:p>
         </w:tc>
@@ -1956,7 +2074,7 @@
               <w:rPr>
                 <w:sz w:val="16"/>
               </w:rPr>
-              <w:t>Lysine</w:t>
+              <w:t>Alanine</w:t>
             </w:r>
           </w:p>
         </w:tc>
@@ -1982,7 +2100,6 @@
               <w:rPr>
                 <w:sz w:val="16"/>
               </w:rPr>
-              <w:t>(Kratzl, 2026)</w:t>
             </w:r>
           </w:p>
         </w:tc>
@@ -2007,7 +2124,7 @@
               <w:rPr>
                 <w:sz w:val="16"/>
               </w:rPr>
-              <w:t>0.504</w:t>
+              <w:t>0.585</w:t>
             </w:r>
           </w:p>
         </w:tc>
@@ -2035,7 +2152,7 @@
               <w:rPr>
                 <w:sz w:val="16"/>
               </w:rPr>
-              <w:t>Marine Broth</w:t>
+              <w:t>L1</w:t>
             </w:r>
           </w:p>
         </w:tc>
@@ -2048,7 +2165,7 @@
               <w:rPr>
                 <w:sz w:val="16"/>
               </w:rPr>
-              <w:t>NH3, Nitrate</w:t>
+              <w:t>Nitrate</w:t>
             </w:r>
           </w:p>
         </w:tc>
@@ -2061,7 +2178,7 @@
               <w:rPr>
                 <w:sz w:val="16"/>
               </w:rPr>
-              <w:t>Lysine, Pyruvate</w:t>
+              <w:t>DHPS (dihydroxypropanesulfonate)</w:t>
             </w:r>
           </w:p>
         </w:tc>
@@ -2087,7 +2204,6 @@
               <w:rPr>
                 <w:sz w:val="16"/>
               </w:rPr>
-              <w:t>(Kratzl, 2026)</w:t>
             </w:r>
           </w:p>
         </w:tc>
@@ -2112,7 +2228,7 @@
               <w:rPr>
                 <w:sz w:val="16"/>
               </w:rPr>
-              <w:t>0.692</w:t>
+              <w:t>0.583</w:t>
             </w:r>
           </w:p>
         </w:tc>
@@ -2140,7 +2256,7 @@
               <w:rPr>
                 <w:sz w:val="16"/>
               </w:rPr>
-              <w:t>Marine Broth</w:t>
+              <w:t>L1</w:t>
             </w:r>
           </w:p>
         </w:tc>
@@ -2153,7 +2269,7 @@
               <w:rPr>
                 <w:sz w:val="16"/>
               </w:rPr>
-              <w:t>NH3, Nitrate</w:t>
+              <w:t>Nitrate</w:t>
             </w:r>
           </w:p>
         </w:tc>
@@ -2166,7 +2282,7 @@
               <w:rPr>
                 <w:sz w:val="16"/>
               </w:rPr>
-              <w:t>Methionine</w:t>
+              <w:t>Glucose</w:t>
             </w:r>
           </w:p>
         </w:tc>
@@ -2179,7 +2295,7 @@
               <w:rPr>
                 <w:sz w:val="16"/>
               </w:rPr>
-              <w:t>No</w:t>
+              <w:t>Yes</w:t>
             </w:r>
           </w:p>
         </w:tc>
@@ -2192,7 +2308,6 @@
               <w:rPr>
                 <w:sz w:val="16"/>
               </w:rPr>
-              <w:t>(Kratzl, 2026)</w:t>
             </w:r>
           </w:p>
         </w:tc>
@@ -2217,7 +2332,7 @@
               <w:rPr>
                 <w:sz w:val="16"/>
               </w:rPr>
-              <w:t>0.0</w:t>
+              <w:t>0.647</w:t>
             </w:r>
           </w:p>
         </w:tc>
@@ -2230,7 +2345,7 @@
               <w:rPr>
                 <w:sz w:val="16"/>
               </w:rPr>
-              <w:t>True Negative</w:t>
+              <w:t>True Positive</w:t>
             </w:r>
           </w:p>
         </w:tc>
@@ -2245,7 +2360,7 @@
               <w:rPr>
                 <w:sz w:val="16"/>
               </w:rPr>
-              <w:t>Marine Broth</w:t>
+              <w:t>L1</w:t>
             </w:r>
           </w:p>
         </w:tc>
@@ -2258,7 +2373,7 @@
               <w:rPr>
                 <w:sz w:val="16"/>
               </w:rPr>
-              <w:t>NH3, Nitrate</w:t>
+              <w:t>Nitrate</w:t>
             </w:r>
           </w:p>
         </w:tc>
@@ -2271,7 +2386,7 @@
               <w:rPr>
                 <w:sz w:val="16"/>
               </w:rPr>
-              <w:t>Methionine, Pyruvate</w:t>
+              <w:t>Glutamate</w:t>
             </w:r>
           </w:p>
         </w:tc>
@@ -2297,7 +2412,6 @@
               <w:rPr>
                 <w:sz w:val="16"/>
               </w:rPr>
-              <w:t>(Kratzl, 2026)</w:t>
             </w:r>
           </w:p>
         </w:tc>
@@ -2322,7 +2436,7 @@
               <w:rPr>
                 <w:sz w:val="16"/>
               </w:rPr>
-              <w:t>0.565</w:t>
+              <w:t>0.71</w:t>
             </w:r>
           </w:p>
         </w:tc>
@@ -2344,6 +2458,3032 @@
         <w:tc>
           <w:tcPr>
             <w:tcW w:type="dxa" w:w="2515"/>
+          </w:tcPr>
+          <w:p>
+            <w:r>
+              <w:rPr>
+                <w:sz w:val="16"/>
+              </w:rPr>
+              <w:t>L1</w:t>
+            </w:r>
+          </w:p>
+        </w:tc>
+        <w:tc>
+          <w:tcPr>
+            <w:tcW w:type="dxa" w:w="1090"/>
+          </w:tcPr>
+          <w:p>
+            <w:r>
+              <w:rPr>
+                <w:sz w:val="16"/>
+              </w:rPr>
+              <w:t>Nitrate</w:t>
+            </w:r>
+          </w:p>
+        </w:tc>
+        <w:tc>
+          <w:tcPr>
+            <w:tcW w:type="dxa" w:w="2515"/>
+          </w:tcPr>
+          <w:p>
+            <w:r>
+              <w:rPr>
+                <w:sz w:val="16"/>
+              </w:rPr>
+              <w:t>Glycerol-3-phosphate</w:t>
+            </w:r>
+          </w:p>
+        </w:tc>
+        <w:tc>
+          <w:tcPr>
+            <w:tcW w:type="dxa" w:w="1341"/>
+          </w:tcPr>
+          <w:p>
+            <w:r>
+              <w:rPr>
+                <w:sz w:val="16"/>
+              </w:rPr>
+              <w:t>Yes</w:t>
+            </w:r>
+          </w:p>
+        </w:tc>
+        <w:tc>
+          <w:tcPr>
+            <w:tcW w:type="dxa" w:w="1341"/>
+          </w:tcPr>
+          <w:p>
+            <w:r>
+              <w:rPr>
+                <w:sz w:val="16"/>
+              </w:rPr>
+            </w:r>
+          </w:p>
+        </w:tc>
+        <w:tc>
+          <w:tcPr>
+            <w:tcW w:type="dxa" w:w="1174"/>
+          </w:tcPr>
+          <w:p>
+            <w:r>
+              <w:rPr>
+                <w:sz w:val="16"/>
+              </w:rPr>
+            </w:r>
+          </w:p>
+        </w:tc>
+        <w:tc>
+          <w:tcPr>
+            <w:tcW w:type="dxa" w:w="1090"/>
+          </w:tcPr>
+          <w:p>
+            <w:r>
+              <w:rPr>
+                <w:sz w:val="16"/>
+              </w:rPr>
+              <w:t>0.804</w:t>
+            </w:r>
+          </w:p>
+        </w:tc>
+        <w:tc>
+          <w:tcPr>
+            <w:tcW w:type="dxa" w:w="1174"/>
+          </w:tcPr>
+          <w:p>
+            <w:r>
+              <w:rPr>
+                <w:sz w:val="16"/>
+              </w:rPr>
+              <w:t>True Positive</w:t>
+            </w:r>
+          </w:p>
+        </w:tc>
+      </w:tr>
+      <w:tr>
+        <w:tc>
+          <w:tcPr>
+            <w:tcW w:type="dxa" w:w="2515"/>
+          </w:tcPr>
+          <w:p>
+            <w:r>
+              <w:rPr>
+                <w:sz w:val="16"/>
+              </w:rPr>
+              <w:t>L1</w:t>
+            </w:r>
+          </w:p>
+        </w:tc>
+        <w:tc>
+          <w:tcPr>
+            <w:tcW w:type="dxa" w:w="1090"/>
+          </w:tcPr>
+          <w:p>
+            <w:r>
+              <w:rPr>
+                <w:sz w:val="16"/>
+              </w:rPr>
+              <w:t>Nitrate</w:t>
+            </w:r>
+          </w:p>
+        </w:tc>
+        <w:tc>
+          <w:tcPr>
+            <w:tcW w:type="dxa" w:w="2515"/>
+          </w:tcPr>
+          <w:p>
+            <w:r>
+              <w:rPr>
+                <w:sz w:val="16"/>
+              </w:rPr>
+              <w:t>Proline</w:t>
+            </w:r>
+          </w:p>
+        </w:tc>
+        <w:tc>
+          <w:tcPr>
+            <w:tcW w:type="dxa" w:w="1341"/>
+          </w:tcPr>
+          <w:p>
+            <w:r>
+              <w:rPr>
+                <w:sz w:val="16"/>
+              </w:rPr>
+              <w:t>Yes</w:t>
+            </w:r>
+          </w:p>
+        </w:tc>
+        <w:tc>
+          <w:tcPr>
+            <w:tcW w:type="dxa" w:w="1341"/>
+          </w:tcPr>
+          <w:p>
+            <w:r>
+              <w:rPr>
+                <w:sz w:val="16"/>
+              </w:rPr>
+            </w:r>
+          </w:p>
+        </w:tc>
+        <w:tc>
+          <w:tcPr>
+            <w:tcW w:type="dxa" w:w="1174"/>
+          </w:tcPr>
+          <w:p>
+            <w:r>
+              <w:rPr>
+                <w:sz w:val="16"/>
+              </w:rPr>
+            </w:r>
+          </w:p>
+        </w:tc>
+        <w:tc>
+          <w:tcPr>
+            <w:tcW w:type="dxa" w:w="1090"/>
+          </w:tcPr>
+          <w:p>
+            <w:r>
+              <w:rPr>
+                <w:sz w:val="16"/>
+              </w:rPr>
+              <w:t>0.687</w:t>
+            </w:r>
+          </w:p>
+        </w:tc>
+        <w:tc>
+          <w:tcPr>
+            <w:tcW w:type="dxa" w:w="1174"/>
+          </w:tcPr>
+          <w:p>
+            <w:r>
+              <w:rPr>
+                <w:sz w:val="16"/>
+              </w:rPr>
+              <w:t>True Positive</w:t>
+            </w:r>
+          </w:p>
+        </w:tc>
+      </w:tr>
+      <w:tr>
+        <w:tc>
+          <w:tcPr>
+            <w:tcW w:type="dxa" w:w="2515"/>
+          </w:tcPr>
+          <w:p>
+            <w:r>
+              <w:rPr>
+                <w:sz w:val="16"/>
+              </w:rPr>
+              <w:t>L1</w:t>
+            </w:r>
+          </w:p>
+        </w:tc>
+        <w:tc>
+          <w:tcPr>
+            <w:tcW w:type="dxa" w:w="1090"/>
+          </w:tcPr>
+          <w:p>
+            <w:r>
+              <w:rPr>
+                <w:sz w:val="16"/>
+              </w:rPr>
+              <w:t>Nitrate</w:t>
+            </w:r>
+          </w:p>
+        </w:tc>
+        <w:tc>
+          <w:tcPr>
+            <w:tcW w:type="dxa" w:w="2515"/>
+          </w:tcPr>
+          <w:p>
+            <w:r>
+              <w:rPr>
+                <w:sz w:val="16"/>
+              </w:rPr>
+              <w:t>Tyrosine</w:t>
+            </w:r>
+          </w:p>
+        </w:tc>
+        <w:tc>
+          <w:tcPr>
+            <w:tcW w:type="dxa" w:w="1341"/>
+          </w:tcPr>
+          <w:p>
+            <w:r>
+              <w:rPr>
+                <w:sz w:val="16"/>
+              </w:rPr>
+              <w:t>Yes</w:t>
+            </w:r>
+          </w:p>
+        </w:tc>
+        <w:tc>
+          <w:tcPr>
+            <w:tcW w:type="dxa" w:w="1341"/>
+          </w:tcPr>
+          <w:p>
+            <w:r>
+              <w:rPr>
+                <w:sz w:val="16"/>
+              </w:rPr>
+            </w:r>
+          </w:p>
+        </w:tc>
+        <w:tc>
+          <w:tcPr>
+            <w:tcW w:type="dxa" w:w="1174"/>
+          </w:tcPr>
+          <w:p>
+            <w:r>
+              <w:rPr>
+                <w:sz w:val="16"/>
+              </w:rPr>
+            </w:r>
+          </w:p>
+        </w:tc>
+        <w:tc>
+          <w:tcPr>
+            <w:tcW w:type="dxa" w:w="1090"/>
+          </w:tcPr>
+          <w:p>
+            <w:r>
+              <w:rPr>
+                <w:sz w:val="16"/>
+              </w:rPr>
+              <w:t>0.327</w:t>
+            </w:r>
+          </w:p>
+        </w:tc>
+        <w:tc>
+          <w:tcPr>
+            <w:tcW w:type="dxa" w:w="1174"/>
+          </w:tcPr>
+          <w:p>
+            <w:r>
+              <w:rPr>
+                <w:sz w:val="16"/>
+              </w:rPr>
+              <w:t>True Positive</w:t>
+            </w:r>
+          </w:p>
+        </w:tc>
+      </w:tr>
+      <w:tr>
+        <w:tc>
+          <w:tcPr>
+            <w:tcW w:type="dxa" w:w="2515"/>
+          </w:tcPr>
+          <w:p>
+            <w:r>
+              <w:rPr>
+                <w:sz w:val="16"/>
+              </w:rPr>
+              <w:t>L1</w:t>
+            </w:r>
+          </w:p>
+        </w:tc>
+        <w:tc>
+          <w:tcPr>
+            <w:tcW w:type="dxa" w:w="1090"/>
+          </w:tcPr>
+          <w:p>
+            <w:r>
+              <w:rPr>
+                <w:sz w:val="16"/>
+              </w:rPr>
+              <w:t>Nitrate</w:t>
+            </w:r>
+          </w:p>
+        </w:tc>
+        <w:tc>
+          <w:tcPr>
+            <w:tcW w:type="dxa" w:w="2515"/>
+          </w:tcPr>
+          <w:p>
+            <w:r>
+              <w:rPr>
+                <w:sz w:val="16"/>
+              </w:rPr>
+              <w:t>Valine</w:t>
+            </w:r>
+          </w:p>
+        </w:tc>
+        <w:tc>
+          <w:tcPr>
+            <w:tcW w:type="dxa" w:w="1341"/>
+          </w:tcPr>
+          <w:p>
+            <w:r>
+              <w:rPr>
+                <w:sz w:val="16"/>
+              </w:rPr>
+              <w:t>Yes</w:t>
+            </w:r>
+          </w:p>
+        </w:tc>
+        <w:tc>
+          <w:tcPr>
+            <w:tcW w:type="dxa" w:w="1341"/>
+          </w:tcPr>
+          <w:p>
+            <w:r>
+              <w:rPr>
+                <w:sz w:val="16"/>
+              </w:rPr>
+            </w:r>
+          </w:p>
+        </w:tc>
+        <w:tc>
+          <w:tcPr>
+            <w:tcW w:type="dxa" w:w="1174"/>
+          </w:tcPr>
+          <w:p>
+            <w:r>
+              <w:rPr>
+                <w:sz w:val="16"/>
+              </w:rPr>
+            </w:r>
+          </w:p>
+        </w:tc>
+        <w:tc>
+          <w:tcPr>
+            <w:tcW w:type="dxa" w:w="1090"/>
+          </w:tcPr>
+          <w:p>
+            <w:r>
+              <w:rPr>
+                <w:sz w:val="16"/>
+              </w:rPr>
+              <w:t>0.492</w:t>
+            </w:r>
+          </w:p>
+        </w:tc>
+        <w:tc>
+          <w:tcPr>
+            <w:tcW w:type="dxa" w:w="1174"/>
+          </w:tcPr>
+          <w:p>
+            <w:r>
+              <w:rPr>
+                <w:sz w:val="16"/>
+              </w:rPr>
+              <w:t>True Positive</w:t>
+            </w:r>
+          </w:p>
+        </w:tc>
+      </w:tr>
+      <w:tr>
+        <w:tc>
+          <w:tcPr>
+            <w:tcW w:type="dxa" w:w="2515"/>
+          </w:tcPr>
+          <w:p>
+            <w:r>
+              <w:rPr>
+                <w:sz w:val="16"/>
+              </w:rPr>
+              <w:t>Minimal Basal Medium (Moran Lab)</w:t>
+            </w:r>
+          </w:p>
+        </w:tc>
+        <w:tc>
+          <w:tcPr>
+            <w:tcW w:type="dxa" w:w="1090"/>
+          </w:tcPr>
+          <w:p>
+            <w:r>
+              <w:rPr>
+                <w:sz w:val="16"/>
+              </w:rPr>
+              <w:t>NH3</w:t>
+            </w:r>
+          </w:p>
+        </w:tc>
+        <w:tc>
+          <w:tcPr>
+            <w:tcW w:type="dxa" w:w="2515"/>
+          </w:tcPr>
+          <w:p>
+            <w:r>
+              <w:rPr>
+                <w:sz w:val="16"/>
+              </w:rPr>
+              <w:t>3-hydroxybutyrate</w:t>
+            </w:r>
+          </w:p>
+        </w:tc>
+        <w:tc>
+          <w:tcPr>
+            <w:tcW w:type="dxa" w:w="1341"/>
+          </w:tcPr>
+          <w:p>
+            <w:r>
+              <w:rPr>
+                <w:sz w:val="16"/>
+              </w:rPr>
+              <w:t>Yes</w:t>
+            </w:r>
+          </w:p>
+        </w:tc>
+        <w:tc>
+          <w:tcPr>
+            <w:tcW w:type="dxa" w:w="1341"/>
+          </w:tcPr>
+          <w:p>
+            <w:r>
+              <w:rPr>
+                <w:sz w:val="16"/>
+              </w:rPr>
+            </w:r>
+          </w:p>
+        </w:tc>
+        <w:tc>
+          <w:tcPr>
+            <w:tcW w:type="dxa" w:w="1174"/>
+          </w:tcPr>
+          <w:p>
+            <w:r>
+              <w:rPr>
+                <w:sz w:val="16"/>
+              </w:rPr>
+            </w:r>
+          </w:p>
+        </w:tc>
+        <w:tc>
+          <w:tcPr>
+            <w:tcW w:type="dxa" w:w="1090"/>
+          </w:tcPr>
+          <w:p>
+            <w:r>
+              <w:rPr>
+                <w:sz w:val="16"/>
+              </w:rPr>
+              <w:t>0.55</w:t>
+            </w:r>
+          </w:p>
+        </w:tc>
+        <w:tc>
+          <w:tcPr>
+            <w:tcW w:type="dxa" w:w="1174"/>
+          </w:tcPr>
+          <w:p>
+            <w:r>
+              <w:rPr>
+                <w:sz w:val="16"/>
+              </w:rPr>
+              <w:t>True Positive</w:t>
+            </w:r>
+          </w:p>
+        </w:tc>
+      </w:tr>
+      <w:tr>
+        <w:tc>
+          <w:tcPr>
+            <w:tcW w:type="dxa" w:w="2515"/>
+          </w:tcPr>
+          <w:p>
+            <w:r>
+              <w:rPr>
+                <w:sz w:val="16"/>
+              </w:rPr>
+              <w:t>Minimal Basal Medium (Moran Lab)</w:t>
+            </w:r>
+          </w:p>
+        </w:tc>
+        <w:tc>
+          <w:tcPr>
+            <w:tcW w:type="dxa" w:w="1090"/>
+          </w:tcPr>
+          <w:p>
+            <w:r>
+              <w:rPr>
+                <w:sz w:val="16"/>
+              </w:rPr>
+              <w:t>NH3</w:t>
+            </w:r>
+          </w:p>
+        </w:tc>
+        <w:tc>
+          <w:tcPr>
+            <w:tcW w:type="dxa" w:w="2515"/>
+          </w:tcPr>
+          <w:p>
+            <w:r>
+              <w:rPr>
+                <w:sz w:val="16"/>
+              </w:rPr>
+              <w:t>6-Phosphogluconate</w:t>
+            </w:r>
+          </w:p>
+        </w:tc>
+        <w:tc>
+          <w:tcPr>
+            <w:tcW w:type="dxa" w:w="1341"/>
+          </w:tcPr>
+          <w:p>
+            <w:r>
+              <w:rPr>
+                <w:sz w:val="16"/>
+              </w:rPr>
+              <w:t>Yes</w:t>
+            </w:r>
+          </w:p>
+        </w:tc>
+        <w:tc>
+          <w:tcPr>
+            <w:tcW w:type="dxa" w:w="1341"/>
+          </w:tcPr>
+          <w:p>
+            <w:r>
+              <w:rPr>
+                <w:sz w:val="16"/>
+              </w:rPr>
+            </w:r>
+          </w:p>
+        </w:tc>
+        <w:tc>
+          <w:tcPr>
+            <w:tcW w:type="dxa" w:w="1174"/>
+          </w:tcPr>
+          <w:p>
+            <w:r>
+              <w:rPr>
+                <w:sz w:val="16"/>
+              </w:rPr>
+            </w:r>
+          </w:p>
+        </w:tc>
+        <w:tc>
+          <w:tcPr>
+            <w:tcW w:type="dxa" w:w="1090"/>
+          </w:tcPr>
+          <w:p>
+            <w:r>
+              <w:rPr>
+                <w:sz w:val="16"/>
+              </w:rPr>
+              <w:t>0.778</w:t>
+            </w:r>
+          </w:p>
+        </w:tc>
+        <w:tc>
+          <w:tcPr>
+            <w:tcW w:type="dxa" w:w="1174"/>
+          </w:tcPr>
+          <w:p>
+            <w:r>
+              <w:rPr>
+                <w:sz w:val="16"/>
+              </w:rPr>
+              <w:t>True Positive</w:t>
+            </w:r>
+          </w:p>
+        </w:tc>
+      </w:tr>
+      <w:tr>
+        <w:tc>
+          <w:tcPr>
+            <w:tcW w:type="dxa" w:w="2515"/>
+          </w:tcPr>
+          <w:p>
+            <w:r>
+              <w:rPr>
+                <w:sz w:val="16"/>
+              </w:rPr>
+              <w:t>Minimal Basal Medium (Moran Lab)</w:t>
+            </w:r>
+          </w:p>
+        </w:tc>
+        <w:tc>
+          <w:tcPr>
+            <w:tcW w:type="dxa" w:w="1090"/>
+          </w:tcPr>
+          <w:p>
+            <w:r>
+              <w:rPr>
+                <w:sz w:val="16"/>
+              </w:rPr>
+              <w:t>NH3</w:t>
+            </w:r>
+          </w:p>
+        </w:tc>
+        <w:tc>
+          <w:tcPr>
+            <w:tcW w:type="dxa" w:w="2515"/>
+          </w:tcPr>
+          <w:p>
+            <w:r>
+              <w:rPr>
+                <w:sz w:val="16"/>
+              </w:rPr>
+              <w:t>Acetate</w:t>
+            </w:r>
+          </w:p>
+        </w:tc>
+        <w:tc>
+          <w:tcPr>
+            <w:tcW w:type="dxa" w:w="1341"/>
+          </w:tcPr>
+          <w:p>
+            <w:r>
+              <w:rPr>
+                <w:sz w:val="16"/>
+              </w:rPr>
+              <w:t>Yes</w:t>
+            </w:r>
+          </w:p>
+        </w:tc>
+        <w:tc>
+          <w:tcPr>
+            <w:tcW w:type="dxa" w:w="1341"/>
+          </w:tcPr>
+          <w:p>
+            <w:r>
+              <w:rPr>
+                <w:sz w:val="16"/>
+              </w:rPr>
+            </w:r>
+          </w:p>
+        </w:tc>
+        <w:tc>
+          <w:tcPr>
+            <w:tcW w:type="dxa" w:w="1174"/>
+          </w:tcPr>
+          <w:p>
+            <w:r>
+              <w:rPr>
+                <w:sz w:val="16"/>
+              </w:rPr>
+            </w:r>
+          </w:p>
+        </w:tc>
+        <w:tc>
+          <w:tcPr>
+            <w:tcW w:type="dxa" w:w="1090"/>
+          </w:tcPr>
+          <w:p>
+            <w:r>
+              <w:rPr>
+                <w:sz w:val="16"/>
+              </w:rPr>
+              <w:t>0.385</w:t>
+            </w:r>
+          </w:p>
+        </w:tc>
+        <w:tc>
+          <w:tcPr>
+            <w:tcW w:type="dxa" w:w="1174"/>
+          </w:tcPr>
+          <w:p>
+            <w:r>
+              <w:rPr>
+                <w:sz w:val="16"/>
+              </w:rPr>
+              <w:t>True Positive</w:t>
+            </w:r>
+          </w:p>
+        </w:tc>
+      </w:tr>
+      <w:tr>
+        <w:tc>
+          <w:tcPr>
+            <w:tcW w:type="dxa" w:w="2515"/>
+          </w:tcPr>
+          <w:p>
+            <w:r>
+              <w:rPr>
+                <w:sz w:val="16"/>
+              </w:rPr>
+              <w:t>Minimal Basal Medium (Moran Lab)</w:t>
+            </w:r>
+          </w:p>
+        </w:tc>
+        <w:tc>
+          <w:tcPr>
+            <w:tcW w:type="dxa" w:w="1090"/>
+          </w:tcPr>
+          <w:p>
+            <w:r>
+              <w:rPr>
+                <w:sz w:val="16"/>
+              </w:rPr>
+              <w:t>NH3</w:t>
+            </w:r>
+          </w:p>
+        </w:tc>
+        <w:tc>
+          <w:tcPr>
+            <w:tcW w:type="dxa" w:w="2515"/>
+          </w:tcPr>
+          <w:p>
+            <w:r>
+              <w:rPr>
+                <w:sz w:val="16"/>
+              </w:rPr>
+              <w:t>Alginate</w:t>
+            </w:r>
+          </w:p>
+        </w:tc>
+        <w:tc>
+          <w:tcPr>
+            <w:tcW w:type="dxa" w:w="1341"/>
+          </w:tcPr>
+          <w:p>
+            <w:r>
+              <w:rPr>
+                <w:sz w:val="16"/>
+              </w:rPr>
+              <w:t>No</w:t>
+            </w:r>
+          </w:p>
+        </w:tc>
+        <w:tc>
+          <w:tcPr>
+            <w:tcW w:type="dxa" w:w="1341"/>
+          </w:tcPr>
+          <w:p>
+            <w:r>
+              <w:rPr>
+                <w:sz w:val="16"/>
+              </w:rPr>
+            </w:r>
+          </w:p>
+        </w:tc>
+        <w:tc>
+          <w:tcPr>
+            <w:tcW w:type="dxa" w:w="1174"/>
+          </w:tcPr>
+          <w:p>
+            <w:r>
+              <w:rPr>
+                <w:sz w:val="16"/>
+              </w:rPr>
+            </w:r>
+          </w:p>
+        </w:tc>
+        <w:tc>
+          <w:tcPr>
+            <w:tcW w:type="dxa" w:w="1090"/>
+          </w:tcPr>
+          <w:p>
+            <w:r>
+              <w:rPr>
+                <w:sz w:val="16"/>
+              </w:rPr>
+              <w:t>0.0</w:t>
+            </w:r>
+          </w:p>
+        </w:tc>
+        <w:tc>
+          <w:tcPr>
+            <w:tcW w:type="dxa" w:w="1174"/>
+          </w:tcPr>
+          <w:p>
+            <w:r>
+              <w:rPr>
+                <w:sz w:val="16"/>
+              </w:rPr>
+              <w:t>True Negative</w:t>
+            </w:r>
+          </w:p>
+        </w:tc>
+      </w:tr>
+      <w:tr>
+        <w:tc>
+          <w:tcPr>
+            <w:tcW w:type="dxa" w:w="2515"/>
+          </w:tcPr>
+          <w:p>
+            <w:r>
+              <w:rPr>
+                <w:sz w:val="16"/>
+              </w:rPr>
+              <w:t>Minimal Basal Medium (Moran Lab)</w:t>
+            </w:r>
+          </w:p>
+        </w:tc>
+        <w:tc>
+          <w:tcPr>
+            <w:tcW w:type="dxa" w:w="1090"/>
+          </w:tcPr>
+          <w:p>
+            <w:r>
+              <w:rPr>
+                <w:sz w:val="16"/>
+              </w:rPr>
+              <w:t>NH3</w:t>
+            </w:r>
+          </w:p>
+        </w:tc>
+        <w:tc>
+          <w:tcPr>
+            <w:tcW w:type="dxa" w:w="2515"/>
+          </w:tcPr>
+          <w:p>
+            <w:r>
+              <w:rPr>
+                <w:sz w:val="16"/>
+              </w:rPr>
+              <w:t>Choline</w:t>
+            </w:r>
+          </w:p>
+        </w:tc>
+        <w:tc>
+          <w:tcPr>
+            <w:tcW w:type="dxa" w:w="1341"/>
+          </w:tcPr>
+          <w:p>
+            <w:r>
+              <w:rPr>
+                <w:sz w:val="16"/>
+              </w:rPr>
+              <w:t>No</w:t>
+            </w:r>
+          </w:p>
+        </w:tc>
+        <w:tc>
+          <w:tcPr>
+            <w:tcW w:type="dxa" w:w="1341"/>
+          </w:tcPr>
+          <w:p>
+            <w:r>
+              <w:rPr>
+                <w:sz w:val="16"/>
+              </w:rPr>
+            </w:r>
+          </w:p>
+        </w:tc>
+        <w:tc>
+          <w:tcPr>
+            <w:tcW w:type="dxa" w:w="1174"/>
+          </w:tcPr>
+          <w:p>
+            <w:r>
+              <w:rPr>
+                <w:sz w:val="16"/>
+              </w:rPr>
+            </w:r>
+          </w:p>
+        </w:tc>
+        <w:tc>
+          <w:tcPr>
+            <w:tcW w:type="dxa" w:w="1090"/>
+          </w:tcPr>
+          <w:p>
+            <w:r>
+              <w:rPr>
+                <w:sz w:val="16"/>
+              </w:rPr>
+              <w:t>0.0</w:t>
+            </w:r>
+          </w:p>
+        </w:tc>
+        <w:tc>
+          <w:tcPr>
+            <w:tcW w:type="dxa" w:w="1174"/>
+          </w:tcPr>
+          <w:p>
+            <w:r>
+              <w:rPr>
+                <w:sz w:val="16"/>
+              </w:rPr>
+              <w:t>True Negative</w:t>
+            </w:r>
+          </w:p>
+        </w:tc>
+      </w:tr>
+      <w:tr>
+        <w:tc>
+          <w:tcPr>
+            <w:tcW w:type="dxa" w:w="2515"/>
+          </w:tcPr>
+          <w:p>
+            <w:r>
+              <w:rPr>
+                <w:sz w:val="16"/>
+              </w:rPr>
+              <w:t>Minimal Basal Medium (Moran Lab)</w:t>
+            </w:r>
+          </w:p>
+        </w:tc>
+        <w:tc>
+          <w:tcPr>
+            <w:tcW w:type="dxa" w:w="1090"/>
+          </w:tcPr>
+          <w:p>
+            <w:r>
+              <w:rPr>
+                <w:sz w:val="16"/>
+              </w:rPr>
+              <w:t>NH3</w:t>
+            </w:r>
+          </w:p>
+        </w:tc>
+        <w:tc>
+          <w:tcPr>
+            <w:tcW w:type="dxa" w:w="2515"/>
+          </w:tcPr>
+          <w:p>
+            <w:r>
+              <w:rPr>
+                <w:sz w:val="16"/>
+              </w:rPr>
+              <w:t>Ectoine</w:t>
+            </w:r>
+          </w:p>
+        </w:tc>
+        <w:tc>
+          <w:tcPr>
+            <w:tcW w:type="dxa" w:w="1341"/>
+          </w:tcPr>
+          <w:p>
+            <w:r>
+              <w:rPr>
+                <w:sz w:val="16"/>
+              </w:rPr>
+              <w:t>No</w:t>
+            </w:r>
+          </w:p>
+        </w:tc>
+        <w:tc>
+          <w:tcPr>
+            <w:tcW w:type="dxa" w:w="1341"/>
+          </w:tcPr>
+          <w:p>
+            <w:r>
+              <w:rPr>
+                <w:sz w:val="16"/>
+              </w:rPr>
+            </w:r>
+          </w:p>
+        </w:tc>
+        <w:tc>
+          <w:tcPr>
+            <w:tcW w:type="dxa" w:w="1174"/>
+          </w:tcPr>
+          <w:p>
+            <w:r>
+              <w:rPr>
+                <w:sz w:val="16"/>
+              </w:rPr>
+            </w:r>
+          </w:p>
+        </w:tc>
+        <w:tc>
+          <w:tcPr>
+            <w:tcW w:type="dxa" w:w="1090"/>
+          </w:tcPr>
+          <w:p>
+            <w:r>
+              <w:rPr>
+                <w:sz w:val="16"/>
+              </w:rPr>
+              <w:t>0.0</w:t>
+            </w:r>
+          </w:p>
+        </w:tc>
+        <w:tc>
+          <w:tcPr>
+            <w:tcW w:type="dxa" w:w="1174"/>
+          </w:tcPr>
+          <w:p>
+            <w:r>
+              <w:rPr>
+                <w:sz w:val="16"/>
+              </w:rPr>
+              <w:t>True Negative</w:t>
+            </w:r>
+          </w:p>
+        </w:tc>
+      </w:tr>
+      <w:tr>
+        <w:tc>
+          <w:tcPr>
+            <w:tcW w:type="dxa" w:w="2515"/>
+          </w:tcPr>
+          <w:p>
+            <w:r>
+              <w:rPr>
+                <w:sz w:val="16"/>
+              </w:rPr>
+              <w:t>Minimal Basal Medium (Moran Lab)</w:t>
+            </w:r>
+          </w:p>
+        </w:tc>
+        <w:tc>
+          <w:tcPr>
+            <w:tcW w:type="dxa" w:w="1090"/>
+          </w:tcPr>
+          <w:p>
+            <w:r>
+              <w:rPr>
+                <w:sz w:val="16"/>
+              </w:rPr>
+              <w:t>NH3</w:t>
+            </w:r>
+          </w:p>
+        </w:tc>
+        <w:tc>
+          <w:tcPr>
+            <w:tcW w:type="dxa" w:w="2515"/>
+          </w:tcPr>
+          <w:p>
+            <w:r>
+              <w:rPr>
+                <w:sz w:val="16"/>
+              </w:rPr>
+              <w:t>Fructose</w:t>
+            </w:r>
+          </w:p>
+        </w:tc>
+        <w:tc>
+          <w:tcPr>
+            <w:tcW w:type="dxa" w:w="1341"/>
+          </w:tcPr>
+          <w:p>
+            <w:r>
+              <w:rPr>
+                <w:sz w:val="16"/>
+              </w:rPr>
+              <w:t>No</w:t>
+            </w:r>
+          </w:p>
+        </w:tc>
+        <w:tc>
+          <w:tcPr>
+            <w:tcW w:type="dxa" w:w="1341"/>
+          </w:tcPr>
+          <w:p>
+            <w:r>
+              <w:rPr>
+                <w:sz w:val="16"/>
+              </w:rPr>
+            </w:r>
+          </w:p>
+        </w:tc>
+        <w:tc>
+          <w:tcPr>
+            <w:tcW w:type="dxa" w:w="1174"/>
+          </w:tcPr>
+          <w:p>
+            <w:r>
+              <w:rPr>
+                <w:sz w:val="16"/>
+              </w:rPr>
+            </w:r>
+          </w:p>
+        </w:tc>
+        <w:tc>
+          <w:tcPr>
+            <w:tcW w:type="dxa" w:w="1090"/>
+          </w:tcPr>
+          <w:p>
+            <w:r>
+              <w:rPr>
+                <w:sz w:val="16"/>
+              </w:rPr>
+              <w:t>0.0</w:t>
+            </w:r>
+          </w:p>
+        </w:tc>
+        <w:tc>
+          <w:tcPr>
+            <w:tcW w:type="dxa" w:w="1174"/>
+          </w:tcPr>
+          <w:p>
+            <w:r>
+              <w:rPr>
+                <w:sz w:val="16"/>
+              </w:rPr>
+              <w:t>True Negative</w:t>
+            </w:r>
+          </w:p>
+        </w:tc>
+      </w:tr>
+      <w:tr>
+        <w:tc>
+          <w:tcPr>
+            <w:tcW w:type="dxa" w:w="2515"/>
+          </w:tcPr>
+          <w:p>
+            <w:r>
+              <w:rPr>
+                <w:sz w:val="16"/>
+              </w:rPr>
+              <w:t>Minimal Basal Medium (Moran Lab)</w:t>
+            </w:r>
+          </w:p>
+        </w:tc>
+        <w:tc>
+          <w:tcPr>
+            <w:tcW w:type="dxa" w:w="1090"/>
+          </w:tcPr>
+          <w:p>
+            <w:r>
+              <w:rPr>
+                <w:sz w:val="16"/>
+              </w:rPr>
+              <w:t>NH3</w:t>
+            </w:r>
+          </w:p>
+        </w:tc>
+        <w:tc>
+          <w:tcPr>
+            <w:tcW w:type="dxa" w:w="2515"/>
+          </w:tcPr>
+          <w:p>
+            <w:r>
+              <w:rPr>
+                <w:sz w:val="16"/>
+              </w:rPr>
+              <w:t>Galactose</w:t>
+            </w:r>
+          </w:p>
+        </w:tc>
+        <w:tc>
+          <w:tcPr>
+            <w:tcW w:type="dxa" w:w="1341"/>
+          </w:tcPr>
+          <w:p>
+            <w:r>
+              <w:rPr>
+                <w:sz w:val="16"/>
+              </w:rPr>
+              <w:t>Yes</w:t>
+            </w:r>
+          </w:p>
+        </w:tc>
+        <w:tc>
+          <w:tcPr>
+            <w:tcW w:type="dxa" w:w="1341"/>
+          </w:tcPr>
+          <w:p>
+            <w:r>
+              <w:rPr>
+                <w:sz w:val="16"/>
+              </w:rPr>
+            </w:r>
+          </w:p>
+        </w:tc>
+        <w:tc>
+          <w:tcPr>
+            <w:tcW w:type="dxa" w:w="1174"/>
+          </w:tcPr>
+          <w:p>
+            <w:r>
+              <w:rPr>
+                <w:sz w:val="16"/>
+              </w:rPr>
+            </w:r>
+          </w:p>
+        </w:tc>
+        <w:tc>
+          <w:tcPr>
+            <w:tcW w:type="dxa" w:w="1090"/>
+          </w:tcPr>
+          <w:p>
+            <w:r>
+              <w:rPr>
+                <w:sz w:val="16"/>
+              </w:rPr>
+              <w:t>0.73</w:t>
+            </w:r>
+          </w:p>
+        </w:tc>
+        <w:tc>
+          <w:tcPr>
+            <w:tcW w:type="dxa" w:w="1174"/>
+          </w:tcPr>
+          <w:p>
+            <w:r>
+              <w:rPr>
+                <w:sz w:val="16"/>
+              </w:rPr>
+              <w:t>True Positive</w:t>
+            </w:r>
+          </w:p>
+        </w:tc>
+      </w:tr>
+      <w:tr>
+        <w:tc>
+          <w:tcPr>
+            <w:tcW w:type="dxa" w:w="2515"/>
+          </w:tcPr>
+          <w:p>
+            <w:r>
+              <w:rPr>
+                <w:sz w:val="16"/>
+              </w:rPr>
+              <w:t>Minimal Basal Medium (Moran Lab)</w:t>
+            </w:r>
+          </w:p>
+        </w:tc>
+        <w:tc>
+          <w:tcPr>
+            <w:tcW w:type="dxa" w:w="1090"/>
+          </w:tcPr>
+          <w:p>
+            <w:r>
+              <w:rPr>
+                <w:sz w:val="16"/>
+              </w:rPr>
+              <w:t>NH3</w:t>
+            </w:r>
+          </w:p>
+        </w:tc>
+        <w:tc>
+          <w:tcPr>
+            <w:tcW w:type="dxa" w:w="2515"/>
+          </w:tcPr>
+          <w:p>
+            <w:r>
+              <w:rPr>
+                <w:sz w:val="16"/>
+              </w:rPr>
+              <w:t>Galacturonic Acid</w:t>
+            </w:r>
+          </w:p>
+        </w:tc>
+        <w:tc>
+          <w:tcPr>
+            <w:tcW w:type="dxa" w:w="1341"/>
+          </w:tcPr>
+          <w:p>
+            <w:r>
+              <w:rPr>
+                <w:sz w:val="16"/>
+              </w:rPr>
+              <w:t>Yes</w:t>
+            </w:r>
+          </w:p>
+        </w:tc>
+        <w:tc>
+          <w:tcPr>
+            <w:tcW w:type="dxa" w:w="1341"/>
+          </w:tcPr>
+          <w:p>
+            <w:r>
+              <w:rPr>
+                <w:sz w:val="16"/>
+              </w:rPr>
+            </w:r>
+          </w:p>
+        </w:tc>
+        <w:tc>
+          <w:tcPr>
+            <w:tcW w:type="dxa" w:w="1174"/>
+          </w:tcPr>
+          <w:p>
+            <w:r>
+              <w:rPr>
+                <w:sz w:val="16"/>
+              </w:rPr>
+            </w:r>
+          </w:p>
+        </w:tc>
+        <w:tc>
+          <w:tcPr>
+            <w:tcW w:type="dxa" w:w="1090"/>
+          </w:tcPr>
+          <w:p>
+            <w:r>
+              <w:rPr>
+                <w:sz w:val="16"/>
+              </w:rPr>
+              <w:t>0.645</w:t>
+            </w:r>
+          </w:p>
+        </w:tc>
+        <w:tc>
+          <w:tcPr>
+            <w:tcW w:type="dxa" w:w="1174"/>
+          </w:tcPr>
+          <w:p>
+            <w:r>
+              <w:rPr>
+                <w:sz w:val="16"/>
+              </w:rPr>
+              <w:t>True Positive</w:t>
+            </w:r>
+          </w:p>
+        </w:tc>
+      </w:tr>
+      <w:tr>
+        <w:tc>
+          <w:tcPr>
+            <w:tcW w:type="dxa" w:w="2515"/>
+          </w:tcPr>
+          <w:p>
+            <w:r>
+              <w:rPr>
+                <w:sz w:val="16"/>
+              </w:rPr>
+              <w:t>Minimal Basal Medium (Moran Lab)</w:t>
+            </w:r>
+          </w:p>
+        </w:tc>
+        <w:tc>
+          <w:tcPr>
+            <w:tcW w:type="dxa" w:w="1090"/>
+          </w:tcPr>
+          <w:p>
+            <w:r>
+              <w:rPr>
+                <w:sz w:val="16"/>
+              </w:rPr>
+              <w:t>NH3</w:t>
+            </w:r>
+          </w:p>
+        </w:tc>
+        <w:tc>
+          <w:tcPr>
+            <w:tcW w:type="dxa" w:w="2515"/>
+          </w:tcPr>
+          <w:p>
+            <w:r>
+              <w:rPr>
+                <w:sz w:val="16"/>
+              </w:rPr>
+              <w:t>Glucose</w:t>
+            </w:r>
+          </w:p>
+        </w:tc>
+        <w:tc>
+          <w:tcPr>
+            <w:tcW w:type="dxa" w:w="1341"/>
+          </w:tcPr>
+          <w:p>
+            <w:r>
+              <w:rPr>
+                <w:sz w:val="16"/>
+              </w:rPr>
+              <w:t>Yes</w:t>
+            </w:r>
+          </w:p>
+        </w:tc>
+        <w:tc>
+          <w:tcPr>
+            <w:tcW w:type="dxa" w:w="1341"/>
+          </w:tcPr>
+          <w:p>
+            <w:r>
+              <w:rPr>
+                <w:sz w:val="16"/>
+              </w:rPr>
+            </w:r>
+          </w:p>
+        </w:tc>
+        <w:tc>
+          <w:tcPr>
+            <w:tcW w:type="dxa" w:w="1174"/>
+          </w:tcPr>
+          <w:p>
+            <w:r>
+              <w:rPr>
+                <w:sz w:val="16"/>
+              </w:rPr>
+            </w:r>
+          </w:p>
+        </w:tc>
+        <w:tc>
+          <w:tcPr>
+            <w:tcW w:type="dxa" w:w="1090"/>
+          </w:tcPr>
+          <w:p>
+            <w:r>
+              <w:rPr>
+                <w:sz w:val="16"/>
+              </w:rPr>
+              <w:t>0.75</w:t>
+            </w:r>
+          </w:p>
+        </w:tc>
+        <w:tc>
+          <w:tcPr>
+            <w:tcW w:type="dxa" w:w="1174"/>
+          </w:tcPr>
+          <w:p>
+            <w:r>
+              <w:rPr>
+                <w:sz w:val="16"/>
+              </w:rPr>
+              <w:t>True Positive</w:t>
+            </w:r>
+          </w:p>
+        </w:tc>
+      </w:tr>
+      <w:tr>
+        <w:tc>
+          <w:tcPr>
+            <w:tcW w:type="dxa" w:w="2515"/>
+          </w:tcPr>
+          <w:p>
+            <w:r>
+              <w:rPr>
+                <w:sz w:val="16"/>
+              </w:rPr>
+              <w:t>Minimal Basal Medium (Moran Lab)</w:t>
+            </w:r>
+          </w:p>
+        </w:tc>
+        <w:tc>
+          <w:tcPr>
+            <w:tcW w:type="dxa" w:w="1090"/>
+          </w:tcPr>
+          <w:p>
+            <w:r>
+              <w:rPr>
+                <w:sz w:val="16"/>
+              </w:rPr>
+              <w:t>NH3</w:t>
+            </w:r>
+          </w:p>
+        </w:tc>
+        <w:tc>
+          <w:tcPr>
+            <w:tcW w:type="dxa" w:w="2515"/>
+          </w:tcPr>
+          <w:p>
+            <w:r>
+              <w:rPr>
+                <w:sz w:val="16"/>
+              </w:rPr>
+              <w:t>Glucuronic Acid</w:t>
+            </w:r>
+          </w:p>
+        </w:tc>
+        <w:tc>
+          <w:tcPr>
+            <w:tcW w:type="dxa" w:w="1341"/>
+          </w:tcPr>
+          <w:p>
+            <w:r>
+              <w:rPr>
+                <w:sz w:val="16"/>
+              </w:rPr>
+              <w:t>No</w:t>
+            </w:r>
+          </w:p>
+        </w:tc>
+        <w:tc>
+          <w:tcPr>
+            <w:tcW w:type="dxa" w:w="1341"/>
+          </w:tcPr>
+          <w:p>
+            <w:r>
+              <w:rPr>
+                <w:sz w:val="16"/>
+              </w:rPr>
+            </w:r>
+          </w:p>
+        </w:tc>
+        <w:tc>
+          <w:tcPr>
+            <w:tcW w:type="dxa" w:w="1174"/>
+          </w:tcPr>
+          <w:p>
+            <w:r>
+              <w:rPr>
+                <w:sz w:val="16"/>
+              </w:rPr>
+            </w:r>
+          </w:p>
+        </w:tc>
+        <w:tc>
+          <w:tcPr>
+            <w:tcW w:type="dxa" w:w="1090"/>
+          </w:tcPr>
+          <w:p>
+            <w:r>
+              <w:rPr>
+                <w:sz w:val="16"/>
+              </w:rPr>
+              <w:t>0.0</w:t>
+            </w:r>
+          </w:p>
+        </w:tc>
+        <w:tc>
+          <w:tcPr>
+            <w:tcW w:type="dxa" w:w="1174"/>
+          </w:tcPr>
+          <w:p>
+            <w:r>
+              <w:rPr>
+                <w:sz w:val="16"/>
+              </w:rPr>
+              <w:t>True Negative</w:t>
+            </w:r>
+          </w:p>
+        </w:tc>
+      </w:tr>
+      <w:tr>
+        <w:tc>
+          <w:tcPr>
+            <w:tcW w:type="dxa" w:w="2515"/>
+          </w:tcPr>
+          <w:p>
+            <w:r>
+              <w:rPr>
+                <w:sz w:val="16"/>
+              </w:rPr>
+              <w:t>Minimal Basal Medium (Moran Lab)</w:t>
+            </w:r>
+          </w:p>
+        </w:tc>
+        <w:tc>
+          <w:tcPr>
+            <w:tcW w:type="dxa" w:w="1090"/>
+          </w:tcPr>
+          <w:p>
+            <w:r>
+              <w:rPr>
+                <w:sz w:val="16"/>
+              </w:rPr>
+              <w:t>NH3</w:t>
+            </w:r>
+          </w:p>
+        </w:tc>
+        <w:tc>
+          <w:tcPr>
+            <w:tcW w:type="dxa" w:w="2515"/>
+          </w:tcPr>
+          <w:p>
+            <w:r>
+              <w:rPr>
+                <w:sz w:val="16"/>
+              </w:rPr>
+              <w:t>Glycolate</w:t>
+            </w:r>
+          </w:p>
+        </w:tc>
+        <w:tc>
+          <w:tcPr>
+            <w:tcW w:type="dxa" w:w="1341"/>
+          </w:tcPr>
+          <w:p>
+            <w:r>
+              <w:rPr>
+                <w:sz w:val="16"/>
+              </w:rPr>
+              <w:t>No</w:t>
+            </w:r>
+          </w:p>
+        </w:tc>
+        <w:tc>
+          <w:tcPr>
+            <w:tcW w:type="dxa" w:w="1341"/>
+          </w:tcPr>
+          <w:p>
+            <w:r>
+              <w:rPr>
+                <w:sz w:val="16"/>
+              </w:rPr>
+            </w:r>
+          </w:p>
+        </w:tc>
+        <w:tc>
+          <w:tcPr>
+            <w:tcW w:type="dxa" w:w="1174"/>
+          </w:tcPr>
+          <w:p>
+            <w:r>
+              <w:rPr>
+                <w:sz w:val="16"/>
+              </w:rPr>
+            </w:r>
+          </w:p>
+        </w:tc>
+        <w:tc>
+          <w:tcPr>
+            <w:tcW w:type="dxa" w:w="1090"/>
+          </w:tcPr>
+          <w:p>
+            <w:r>
+              <w:rPr>
+                <w:sz w:val="16"/>
+              </w:rPr>
+              <w:t>0.0</w:t>
+            </w:r>
+          </w:p>
+        </w:tc>
+        <w:tc>
+          <w:tcPr>
+            <w:tcW w:type="dxa" w:w="1174"/>
+          </w:tcPr>
+          <w:p>
+            <w:r>
+              <w:rPr>
+                <w:sz w:val="16"/>
+              </w:rPr>
+              <w:t>True Negative</w:t>
+            </w:r>
+          </w:p>
+        </w:tc>
+      </w:tr>
+      <w:tr>
+        <w:tc>
+          <w:tcPr>
+            <w:tcW w:type="dxa" w:w="2515"/>
+          </w:tcPr>
+          <w:p>
+            <w:r>
+              <w:rPr>
+                <w:sz w:val="16"/>
+              </w:rPr>
+              <w:t>Minimal Basal Medium (Moran Lab)</w:t>
+            </w:r>
+          </w:p>
+        </w:tc>
+        <w:tc>
+          <w:tcPr>
+            <w:tcW w:type="dxa" w:w="1090"/>
+          </w:tcPr>
+          <w:p>
+            <w:r>
+              <w:rPr>
+                <w:sz w:val="16"/>
+              </w:rPr>
+              <w:t>NH3</w:t>
+            </w:r>
+          </w:p>
+        </w:tc>
+        <w:tc>
+          <w:tcPr>
+            <w:tcW w:type="dxa" w:w="2515"/>
+          </w:tcPr>
+          <w:p>
+            <w:r>
+              <w:rPr>
+                <w:sz w:val="16"/>
+              </w:rPr>
+              <w:t>Mannuronic Acid</w:t>
+            </w:r>
+          </w:p>
+        </w:tc>
+        <w:tc>
+          <w:tcPr>
+            <w:tcW w:type="dxa" w:w="1341"/>
+          </w:tcPr>
+          <w:p>
+            <w:r>
+              <w:rPr>
+                <w:sz w:val="16"/>
+              </w:rPr>
+              <w:t>Yes</w:t>
+            </w:r>
+          </w:p>
+        </w:tc>
+        <w:tc>
+          <w:tcPr>
+            <w:tcW w:type="dxa" w:w="1341"/>
+          </w:tcPr>
+          <w:p>
+            <w:r>
+              <w:rPr>
+                <w:sz w:val="16"/>
+              </w:rPr>
+            </w:r>
+          </w:p>
+        </w:tc>
+        <w:tc>
+          <w:tcPr>
+            <w:tcW w:type="dxa" w:w="1174"/>
+          </w:tcPr>
+          <w:p>
+            <w:r>
+              <w:rPr>
+                <w:sz w:val="16"/>
+              </w:rPr>
+            </w:r>
+          </w:p>
+        </w:tc>
+        <w:tc>
+          <w:tcPr>
+            <w:tcW w:type="dxa" w:w="1090"/>
+          </w:tcPr>
+          <w:p>
+            <w:r>
+              <w:rPr>
+                <w:sz w:val="16"/>
+              </w:rPr>
+              <w:t>0.645</w:t>
+            </w:r>
+          </w:p>
+        </w:tc>
+        <w:tc>
+          <w:tcPr>
+            <w:tcW w:type="dxa" w:w="1174"/>
+          </w:tcPr>
+          <w:p>
+            <w:r>
+              <w:rPr>
+                <w:sz w:val="16"/>
+              </w:rPr>
+              <w:t>True Positive</w:t>
+            </w:r>
+          </w:p>
+        </w:tc>
+      </w:tr>
+      <w:tr>
+        <w:tc>
+          <w:tcPr>
+            <w:tcW w:type="dxa" w:w="2515"/>
+          </w:tcPr>
+          <w:p>
+            <w:r>
+              <w:rPr>
+                <w:sz w:val="16"/>
+              </w:rPr>
+              <w:t>Minimal Basal Medium (Moran Lab)</w:t>
+            </w:r>
+          </w:p>
+        </w:tc>
+        <w:tc>
+          <w:tcPr>
+            <w:tcW w:type="dxa" w:w="1090"/>
+          </w:tcPr>
+          <w:p>
+            <w:r>
+              <w:rPr>
+                <w:sz w:val="16"/>
+              </w:rPr>
+              <w:t>NH3</w:t>
+            </w:r>
+          </w:p>
+        </w:tc>
+        <w:tc>
+          <w:tcPr>
+            <w:tcW w:type="dxa" w:w="2515"/>
+          </w:tcPr>
+          <w:p>
+            <w:r>
+              <w:rPr>
+                <w:sz w:val="16"/>
+              </w:rPr>
+              <w:t>Phosphoenolpyruvate</w:t>
+            </w:r>
+          </w:p>
+        </w:tc>
+        <w:tc>
+          <w:tcPr>
+            <w:tcW w:type="dxa" w:w="1341"/>
+          </w:tcPr>
+          <w:p>
+            <w:r>
+              <w:rPr>
+                <w:sz w:val="16"/>
+              </w:rPr>
+              <w:t>Yes</w:t>
+            </w:r>
+          </w:p>
+        </w:tc>
+        <w:tc>
+          <w:tcPr>
+            <w:tcW w:type="dxa" w:w="1341"/>
+          </w:tcPr>
+          <w:p>
+            <w:r>
+              <w:rPr>
+                <w:sz w:val="16"/>
+              </w:rPr>
+            </w:r>
+          </w:p>
+        </w:tc>
+        <w:tc>
+          <w:tcPr>
+            <w:tcW w:type="dxa" w:w="1174"/>
+          </w:tcPr>
+          <w:p>
+            <w:r>
+              <w:rPr>
+                <w:sz w:val="16"/>
+              </w:rPr>
+            </w:r>
+          </w:p>
+        </w:tc>
+        <w:tc>
+          <w:tcPr>
+            <w:tcW w:type="dxa" w:w="1090"/>
+          </w:tcPr>
+          <w:p>
+            <w:r>
+              <w:rPr>
+                <w:sz w:val="16"/>
+              </w:rPr>
+              <w:t>0.705</w:t>
+            </w:r>
+          </w:p>
+        </w:tc>
+        <w:tc>
+          <w:tcPr>
+            <w:tcW w:type="dxa" w:w="1174"/>
+          </w:tcPr>
+          <w:p>
+            <w:r>
+              <w:rPr>
+                <w:sz w:val="16"/>
+              </w:rPr>
+              <w:t>True Positive</w:t>
+            </w:r>
+          </w:p>
+        </w:tc>
+      </w:tr>
+      <w:tr>
+        <w:tc>
+          <w:tcPr>
+            <w:tcW w:type="dxa" w:w="2515"/>
+          </w:tcPr>
+          <w:p>
+            <w:r>
+              <w:rPr>
+                <w:sz w:val="16"/>
+              </w:rPr>
+              <w:t>Minimal Basal Medium (Moran Lab)</w:t>
+            </w:r>
+          </w:p>
+        </w:tc>
+        <w:tc>
+          <w:tcPr>
+            <w:tcW w:type="dxa" w:w="1090"/>
+          </w:tcPr>
+          <w:p>
+            <w:r>
+              <w:rPr>
+                <w:sz w:val="16"/>
+              </w:rPr>
+              <w:t>NH3</w:t>
+            </w:r>
+          </w:p>
+        </w:tc>
+        <w:tc>
+          <w:tcPr>
+            <w:tcW w:type="dxa" w:w="2515"/>
+          </w:tcPr>
+          <w:p>
+            <w:r>
+              <w:rPr>
+                <w:sz w:val="16"/>
+              </w:rPr>
+              <w:t>Sucrose</w:t>
+            </w:r>
+          </w:p>
+        </w:tc>
+        <w:tc>
+          <w:tcPr>
+            <w:tcW w:type="dxa" w:w="1341"/>
+          </w:tcPr>
+          <w:p>
+            <w:r>
+              <w:rPr>
+                <w:sz w:val="16"/>
+              </w:rPr>
+              <w:t>No</w:t>
+            </w:r>
+          </w:p>
+        </w:tc>
+        <w:tc>
+          <w:tcPr>
+            <w:tcW w:type="dxa" w:w="1341"/>
+          </w:tcPr>
+          <w:p>
+            <w:r>
+              <w:rPr>
+                <w:sz w:val="16"/>
+              </w:rPr>
+            </w:r>
+          </w:p>
+        </w:tc>
+        <w:tc>
+          <w:tcPr>
+            <w:tcW w:type="dxa" w:w="1174"/>
+          </w:tcPr>
+          <w:p>
+            <w:r>
+              <w:rPr>
+                <w:sz w:val="16"/>
+              </w:rPr>
+            </w:r>
+          </w:p>
+        </w:tc>
+        <w:tc>
+          <w:tcPr>
+            <w:tcW w:type="dxa" w:w="1090"/>
+          </w:tcPr>
+          <w:p>
+            <w:r>
+              <w:rPr>
+                <w:sz w:val="16"/>
+              </w:rPr>
+              <w:t>0.0</w:t>
+            </w:r>
+          </w:p>
+        </w:tc>
+        <w:tc>
+          <w:tcPr>
+            <w:tcW w:type="dxa" w:w="1174"/>
+          </w:tcPr>
+          <w:p>
+            <w:r>
+              <w:rPr>
+                <w:sz w:val="16"/>
+              </w:rPr>
+              <w:t>True Negative</w:t>
+            </w:r>
+          </w:p>
+        </w:tc>
+      </w:tr>
+      <w:tr>
+        <w:tc>
+          <w:tcPr>
+            <w:tcW w:type="dxa" w:w="2515"/>
+          </w:tcPr>
+          <w:p>
+            <w:r>
+              <w:rPr>
+                <w:sz w:val="16"/>
+              </w:rPr>
+              <w:t>ProMM</w:t>
+            </w:r>
+          </w:p>
+        </w:tc>
+        <w:tc>
+          <w:tcPr>
+            <w:tcW w:type="dxa" w:w="1090"/>
+          </w:tcPr>
+          <w:p>
+            <w:r>
+              <w:rPr>
+                <w:sz w:val="16"/>
+              </w:rPr>
+              <w:t>NH3</w:t>
+            </w:r>
+          </w:p>
+        </w:tc>
+        <w:tc>
+          <w:tcPr>
+            <w:tcW w:type="dxa" w:w="2515"/>
+          </w:tcPr>
+          <w:p>
+            <w:r>
+              <w:rPr>
+                <w:sz w:val="16"/>
+              </w:rPr>
+              <w:t>3-methyl-2-oxobutanoic acid</w:t>
+            </w:r>
+          </w:p>
+        </w:tc>
+        <w:tc>
+          <w:tcPr>
+            <w:tcW w:type="dxa" w:w="1341"/>
+          </w:tcPr>
+          <w:p>
+            <w:r>
+              <w:rPr>
+                <w:sz w:val="16"/>
+              </w:rPr>
+              <w:t>Yes</w:t>
+            </w:r>
+          </w:p>
+        </w:tc>
+        <w:tc>
+          <w:tcPr>
+            <w:tcW w:type="dxa" w:w="1341"/>
+          </w:tcPr>
+          <w:p>
+            <w:r>
+              <w:rPr>
+                <w:sz w:val="16"/>
+              </w:rPr>
+              <w:t>(Halloran, 2026)</w:t>
+            </w:r>
+          </w:p>
+        </w:tc>
+        <w:tc>
+          <w:tcPr>
+            <w:tcW w:type="dxa" w:w="1174"/>
+          </w:tcPr>
+          <w:p>
+            <w:r>
+              <w:rPr>
+                <w:sz w:val="16"/>
+              </w:rPr>
+            </w:r>
+          </w:p>
+        </w:tc>
+        <w:tc>
+          <w:tcPr>
+            <w:tcW w:type="dxa" w:w="1090"/>
+          </w:tcPr>
+          <w:p>
+            <w:r>
+              <w:rPr>
+                <w:sz w:val="16"/>
+              </w:rPr>
+              <w:t>0.491</w:t>
+            </w:r>
+          </w:p>
+        </w:tc>
+        <w:tc>
+          <w:tcPr>
+            <w:tcW w:type="dxa" w:w="1174"/>
+          </w:tcPr>
+          <w:p>
+            <w:r>
+              <w:rPr>
+                <w:sz w:val="16"/>
+              </w:rPr>
+              <w:t>True Positive</w:t>
+            </w:r>
+          </w:p>
+        </w:tc>
+      </w:tr>
+      <w:tr>
+        <w:tc>
+          <w:tcPr>
+            <w:tcW w:type="dxa" w:w="2515"/>
+          </w:tcPr>
+          <w:p>
+            <w:r>
+              <w:rPr>
+                <w:sz w:val="16"/>
+              </w:rPr>
+              <w:t>ProMM</w:t>
+            </w:r>
+          </w:p>
+        </w:tc>
+        <w:tc>
+          <w:tcPr>
+            <w:tcW w:type="dxa" w:w="1090"/>
+          </w:tcPr>
+          <w:p>
+            <w:r>
+              <w:rPr>
+                <w:sz w:val="16"/>
+              </w:rPr>
+              <w:t>NH3</w:t>
+            </w:r>
+          </w:p>
+        </w:tc>
+        <w:tc>
+          <w:tcPr>
+            <w:tcW w:type="dxa" w:w="2515"/>
+          </w:tcPr>
+          <w:p>
+            <w:r>
+              <w:rPr>
+                <w:sz w:val="16"/>
+              </w:rPr>
+              <w:t>3-methyl-2-oxopentanoic acid</w:t>
+            </w:r>
+          </w:p>
+        </w:tc>
+        <w:tc>
+          <w:tcPr>
+            <w:tcW w:type="dxa" w:w="1341"/>
+          </w:tcPr>
+          <w:p>
+            <w:r>
+              <w:rPr>
+                <w:sz w:val="16"/>
+              </w:rPr>
+              <w:t>No</w:t>
+            </w:r>
+          </w:p>
+        </w:tc>
+        <w:tc>
+          <w:tcPr>
+            <w:tcW w:type="dxa" w:w="1341"/>
+          </w:tcPr>
+          <w:p>
+            <w:r>
+              <w:rPr>
+                <w:sz w:val="16"/>
+              </w:rPr>
+              <w:t>(Halloran, 2026)</w:t>
+            </w:r>
+          </w:p>
+        </w:tc>
+        <w:tc>
+          <w:tcPr>
+            <w:tcW w:type="dxa" w:w="1174"/>
+          </w:tcPr>
+          <w:p>
+            <w:r>
+              <w:rPr>
+                <w:sz w:val="16"/>
+              </w:rPr>
+            </w:r>
+          </w:p>
+        </w:tc>
+        <w:tc>
+          <w:tcPr>
+            <w:tcW w:type="dxa" w:w="1090"/>
+          </w:tcPr>
+          <w:p>
+            <w:r>
+              <w:rPr>
+                <w:sz w:val="16"/>
+              </w:rPr>
+              <w:t>0.0</w:t>
+            </w:r>
+          </w:p>
+        </w:tc>
+        <w:tc>
+          <w:tcPr>
+            <w:tcW w:type="dxa" w:w="1174"/>
+          </w:tcPr>
+          <w:p>
+            <w:r>
+              <w:rPr>
+                <w:sz w:val="16"/>
+              </w:rPr>
+              <w:t>True Negative</w:t>
+            </w:r>
+          </w:p>
+        </w:tc>
+      </w:tr>
+      <w:tr>
+        <w:tc>
+          <w:tcPr>
+            <w:tcW w:type="dxa" w:w="2515"/>
+          </w:tcPr>
+          <w:p>
+            <w:r>
+              <w:rPr>
+                <w:sz w:val="16"/>
+              </w:rPr>
+              <w:t>ProMM</w:t>
+            </w:r>
+          </w:p>
+        </w:tc>
+        <w:tc>
+          <w:tcPr>
+            <w:tcW w:type="dxa" w:w="1090"/>
+          </w:tcPr>
+          <w:p>
+            <w:r>
+              <w:rPr>
+                <w:sz w:val="16"/>
+              </w:rPr>
+              <w:t>NH3</w:t>
+            </w:r>
+          </w:p>
+        </w:tc>
+        <w:tc>
+          <w:tcPr>
+            <w:tcW w:type="dxa" w:w="2515"/>
+          </w:tcPr>
+          <w:p>
+            <w:r>
+              <w:rPr>
+                <w:sz w:val="16"/>
+              </w:rPr>
+              <w:t>4-hydroxybenzoic acid</w:t>
+            </w:r>
+          </w:p>
+        </w:tc>
+        <w:tc>
+          <w:tcPr>
+            <w:tcW w:type="dxa" w:w="1341"/>
+          </w:tcPr>
+          <w:p>
+            <w:r>
+              <w:rPr>
+                <w:sz w:val="16"/>
+              </w:rPr>
+              <w:t>No</w:t>
+            </w:r>
+          </w:p>
+        </w:tc>
+        <w:tc>
+          <w:tcPr>
+            <w:tcW w:type="dxa" w:w="1341"/>
+          </w:tcPr>
+          <w:p>
+            <w:r>
+              <w:rPr>
+                <w:sz w:val="16"/>
+              </w:rPr>
+              <w:t>(Halloran, 2026)</w:t>
+            </w:r>
+          </w:p>
+        </w:tc>
+        <w:tc>
+          <w:tcPr>
+            <w:tcW w:type="dxa" w:w="1174"/>
+          </w:tcPr>
+          <w:p>
+            <w:r>
+              <w:rPr>
+                <w:sz w:val="16"/>
+              </w:rPr>
+            </w:r>
+          </w:p>
+        </w:tc>
+        <w:tc>
+          <w:tcPr>
+            <w:tcW w:type="dxa" w:w="1090"/>
+          </w:tcPr>
+          <w:p>
+            <w:r>
+              <w:rPr>
+                <w:sz w:val="16"/>
+              </w:rPr>
+              <w:t>0.0</w:t>
+            </w:r>
+          </w:p>
+        </w:tc>
+        <w:tc>
+          <w:tcPr>
+            <w:tcW w:type="dxa" w:w="1174"/>
+          </w:tcPr>
+          <w:p>
+            <w:r>
+              <w:rPr>
+                <w:sz w:val="16"/>
+              </w:rPr>
+              <w:t>True Negative</w:t>
+            </w:r>
+          </w:p>
+        </w:tc>
+      </w:tr>
+      <w:tr>
+        <w:tc>
+          <w:tcPr>
+            <w:tcW w:type="dxa" w:w="2515"/>
+          </w:tcPr>
+          <w:p>
+            <w:r>
+              <w:rPr>
+                <w:sz w:val="16"/>
+              </w:rPr>
+              <w:t>ProMM</w:t>
+            </w:r>
+          </w:p>
+        </w:tc>
+        <w:tc>
+          <w:tcPr>
+            <w:tcW w:type="dxa" w:w="1090"/>
+          </w:tcPr>
+          <w:p>
+            <w:r>
+              <w:rPr>
+                <w:sz w:val="16"/>
+              </w:rPr>
+              <w:t>NH3</w:t>
+            </w:r>
+          </w:p>
+        </w:tc>
+        <w:tc>
+          <w:tcPr>
+            <w:tcW w:type="dxa" w:w="2515"/>
+          </w:tcPr>
+          <w:p>
+            <w:r>
+              <w:rPr>
+                <w:sz w:val="16"/>
+              </w:rPr>
+              <w:t>4-methyl-2-oxopentanoic acid</w:t>
+            </w:r>
+          </w:p>
+        </w:tc>
+        <w:tc>
+          <w:tcPr>
+            <w:tcW w:type="dxa" w:w="1341"/>
+          </w:tcPr>
+          <w:p>
+            <w:r>
+              <w:rPr>
+                <w:sz w:val="16"/>
+              </w:rPr>
+              <w:t>No</w:t>
+            </w:r>
+          </w:p>
+        </w:tc>
+        <w:tc>
+          <w:tcPr>
+            <w:tcW w:type="dxa" w:w="1341"/>
+          </w:tcPr>
+          <w:p>
+            <w:r>
+              <w:rPr>
+                <w:sz w:val="16"/>
+              </w:rPr>
+              <w:t>(Halloran, 2026)</w:t>
+            </w:r>
+          </w:p>
+        </w:tc>
+        <w:tc>
+          <w:tcPr>
+            <w:tcW w:type="dxa" w:w="1174"/>
+          </w:tcPr>
+          <w:p>
+            <w:r>
+              <w:rPr>
+                <w:sz w:val="16"/>
+              </w:rPr>
+            </w:r>
+          </w:p>
+        </w:tc>
+        <w:tc>
+          <w:tcPr>
+            <w:tcW w:type="dxa" w:w="1090"/>
+          </w:tcPr>
+          <w:p>
+            <w:r>
+              <w:rPr>
+                <w:sz w:val="16"/>
+              </w:rPr>
+              <w:t>0.0</w:t>
+            </w:r>
+          </w:p>
+        </w:tc>
+        <w:tc>
+          <w:tcPr>
+            <w:tcW w:type="dxa" w:w="1174"/>
+          </w:tcPr>
+          <w:p>
+            <w:r>
+              <w:rPr>
+                <w:sz w:val="16"/>
+              </w:rPr>
+              <w:t>True Negative</w:t>
+            </w:r>
+          </w:p>
+        </w:tc>
+      </w:tr>
+      <w:tr>
+        <w:tc>
+          <w:tcPr>
+            <w:tcW w:type="dxa" w:w="2515"/>
+          </w:tcPr>
+          <w:p>
+            <w:r>
+              <w:rPr>
+                <w:sz w:val="16"/>
+              </w:rPr>
+              <w:t>ProMM</w:t>
+            </w:r>
+          </w:p>
+        </w:tc>
+        <w:tc>
+          <w:tcPr>
+            <w:tcW w:type="dxa" w:w="1090"/>
+          </w:tcPr>
+          <w:p>
+            <w:r>
+              <w:rPr>
+                <w:sz w:val="16"/>
+              </w:rPr>
+              <w:t>NH3</w:t>
+            </w:r>
+          </w:p>
+        </w:tc>
+        <w:tc>
+          <w:tcPr>
+            <w:tcW w:type="dxa" w:w="2515"/>
+          </w:tcPr>
+          <w:p>
+            <w:r>
+              <w:rPr>
+                <w:sz w:val="16"/>
+              </w:rPr>
+              <w:t>Isoleucine</w:t>
+            </w:r>
+          </w:p>
+        </w:tc>
+        <w:tc>
+          <w:tcPr>
+            <w:tcW w:type="dxa" w:w="1341"/>
+          </w:tcPr>
+          <w:p>
+            <w:r>
+              <w:rPr>
+                <w:sz w:val="16"/>
+              </w:rPr>
+              <w:t>Yes</w:t>
+            </w:r>
+          </w:p>
+        </w:tc>
+        <w:tc>
+          <w:tcPr>
+            <w:tcW w:type="dxa" w:w="1341"/>
+          </w:tcPr>
+          <w:p>
+            <w:r>
+              <w:rPr>
+                <w:sz w:val="16"/>
+              </w:rPr>
+              <w:t>(Halloran, 2026)</w:t>
+            </w:r>
+          </w:p>
+        </w:tc>
+        <w:tc>
+          <w:tcPr>
+            <w:tcW w:type="dxa" w:w="1174"/>
+          </w:tcPr>
+          <w:p>
+            <w:r>
+              <w:rPr>
+                <w:sz w:val="16"/>
+              </w:rPr>
+            </w:r>
+          </w:p>
+        </w:tc>
+        <w:tc>
+          <w:tcPr>
+            <w:tcW w:type="dxa" w:w="1090"/>
+          </w:tcPr>
+          <w:p>
+            <w:r>
+              <w:rPr>
+                <w:sz w:val="16"/>
+              </w:rPr>
+              <w:t>0.537</w:t>
+            </w:r>
+          </w:p>
+        </w:tc>
+        <w:tc>
+          <w:tcPr>
+            <w:tcW w:type="dxa" w:w="1174"/>
+          </w:tcPr>
+          <w:p>
+            <w:r>
+              <w:rPr>
+                <w:sz w:val="16"/>
+              </w:rPr>
+              <w:t>True Positive</w:t>
+            </w:r>
+          </w:p>
+        </w:tc>
+      </w:tr>
+      <w:tr>
+        <w:tc>
+          <w:tcPr>
+            <w:tcW w:type="dxa" w:w="2515"/>
+          </w:tcPr>
+          <w:p>
+            <w:r>
+              <w:rPr>
+                <w:sz w:val="16"/>
+              </w:rPr>
+              <w:t>ProMM</w:t>
+            </w:r>
+          </w:p>
+        </w:tc>
+        <w:tc>
+          <w:tcPr>
+            <w:tcW w:type="dxa" w:w="1090"/>
+          </w:tcPr>
+          <w:p>
+            <w:r>
+              <w:rPr>
+                <w:sz w:val="16"/>
+              </w:rPr>
+              <w:t>NH3</w:t>
+            </w:r>
+          </w:p>
+        </w:tc>
+        <w:tc>
+          <w:tcPr>
+            <w:tcW w:type="dxa" w:w="2515"/>
+          </w:tcPr>
+          <w:p>
+            <w:r>
+              <w:rPr>
+                <w:sz w:val="16"/>
+              </w:rPr>
+              <w:t>Kynurenine</w:t>
+            </w:r>
+          </w:p>
+        </w:tc>
+        <w:tc>
+          <w:tcPr>
+            <w:tcW w:type="dxa" w:w="1341"/>
+          </w:tcPr>
+          <w:p>
+            <w:r>
+              <w:rPr>
+                <w:sz w:val="16"/>
+              </w:rPr>
+              <w:t>No</w:t>
+            </w:r>
+          </w:p>
+        </w:tc>
+        <w:tc>
+          <w:tcPr>
+            <w:tcW w:type="dxa" w:w="1341"/>
+          </w:tcPr>
+          <w:p>
+            <w:r>
+              <w:rPr>
+                <w:sz w:val="16"/>
+              </w:rPr>
+              <w:t>(Halloran, 2026)</w:t>
+            </w:r>
+          </w:p>
+        </w:tc>
+        <w:tc>
+          <w:tcPr>
+            <w:tcW w:type="dxa" w:w="1174"/>
+          </w:tcPr>
+          <w:p>
+            <w:r>
+              <w:rPr>
+                <w:sz w:val="16"/>
+              </w:rPr>
+            </w:r>
+          </w:p>
+        </w:tc>
+        <w:tc>
+          <w:tcPr>
+            <w:tcW w:type="dxa" w:w="1090"/>
+          </w:tcPr>
+          <w:p>
+            <w:r>
+              <w:rPr>
+                <w:sz w:val="16"/>
+              </w:rPr>
+              <w:t>0.0</w:t>
+            </w:r>
+          </w:p>
+        </w:tc>
+        <w:tc>
+          <w:tcPr>
+            <w:tcW w:type="dxa" w:w="1174"/>
+          </w:tcPr>
+          <w:p>
+            <w:r>
+              <w:rPr>
+                <w:sz w:val="16"/>
+              </w:rPr>
+              <w:t>True Negative</w:t>
+            </w:r>
+          </w:p>
+        </w:tc>
+      </w:tr>
+      <w:tr>
+        <w:tc>
+          <w:tcPr>
+            <w:tcW w:type="dxa" w:w="2515"/>
+          </w:tcPr>
+          <w:p>
+            <w:r>
+              <w:rPr>
+                <w:sz w:val="16"/>
+              </w:rPr>
+              <w:t>ProMM</w:t>
+            </w:r>
+          </w:p>
+        </w:tc>
+        <w:tc>
+          <w:tcPr>
+            <w:tcW w:type="dxa" w:w="1090"/>
+          </w:tcPr>
+          <w:p>
+            <w:r>
+              <w:rPr>
+                <w:sz w:val="16"/>
+              </w:rPr>
+              <w:t>NH3</w:t>
+            </w:r>
+          </w:p>
+        </w:tc>
+        <w:tc>
+          <w:tcPr>
+            <w:tcW w:type="dxa" w:w="2515"/>
+          </w:tcPr>
+          <w:p>
+            <w:r>
+              <w:rPr>
+                <w:sz w:val="16"/>
+              </w:rPr>
+              <w:t>Leucine</w:t>
+            </w:r>
+          </w:p>
+        </w:tc>
+        <w:tc>
+          <w:tcPr>
+            <w:tcW w:type="dxa" w:w="1341"/>
+          </w:tcPr>
+          <w:p>
+            <w:r>
+              <w:rPr>
+                <w:sz w:val="16"/>
+              </w:rPr>
+              <w:t>Yes</w:t>
+            </w:r>
+          </w:p>
+        </w:tc>
+        <w:tc>
+          <w:tcPr>
+            <w:tcW w:type="dxa" w:w="1341"/>
+          </w:tcPr>
+          <w:p>
+            <w:r>
+              <w:rPr>
+                <w:sz w:val="16"/>
+              </w:rPr>
+              <w:t>(Halloran, 2026)</w:t>
+            </w:r>
+          </w:p>
+        </w:tc>
+        <w:tc>
+          <w:tcPr>
+            <w:tcW w:type="dxa" w:w="1174"/>
+          </w:tcPr>
+          <w:p>
+            <w:r>
+              <w:rPr>
+                <w:sz w:val="16"/>
+              </w:rPr>
+            </w:r>
+          </w:p>
+        </w:tc>
+        <w:tc>
+          <w:tcPr>
+            <w:tcW w:type="dxa" w:w="1090"/>
+          </w:tcPr>
+          <w:p>
+            <w:r>
+              <w:rPr>
+                <w:sz w:val="16"/>
+              </w:rPr>
+              <w:t>0.499</w:t>
+            </w:r>
+          </w:p>
+        </w:tc>
+        <w:tc>
+          <w:tcPr>
+            <w:tcW w:type="dxa" w:w="1174"/>
+          </w:tcPr>
+          <w:p>
+            <w:r>
+              <w:rPr>
+                <w:sz w:val="16"/>
+              </w:rPr>
+              <w:t>True Positive</w:t>
+            </w:r>
+          </w:p>
+        </w:tc>
+      </w:tr>
+      <w:tr>
+        <w:tc>
+          <w:tcPr>
+            <w:tcW w:type="dxa" w:w="2515"/>
+          </w:tcPr>
+          <w:p>
+            <w:r>
+              <w:rPr>
+                <w:sz w:val="16"/>
+              </w:rPr>
+              <w:t>ProMM</w:t>
+            </w:r>
+          </w:p>
+        </w:tc>
+        <w:tc>
+          <w:tcPr>
+            <w:tcW w:type="dxa" w:w="1090"/>
+          </w:tcPr>
+          <w:p>
+            <w:r>
+              <w:rPr>
+                <w:sz w:val="16"/>
+              </w:rPr>
+              <w:t>NH3</w:t>
+            </w:r>
+          </w:p>
+        </w:tc>
+        <w:tc>
+          <w:tcPr>
+            <w:tcW w:type="dxa" w:w="2515"/>
+          </w:tcPr>
+          <w:p>
+            <w:r>
+              <w:rPr>
+                <w:sz w:val="16"/>
+              </w:rPr>
+              <w:t>Thymidine</w:t>
+            </w:r>
+          </w:p>
+        </w:tc>
+        <w:tc>
+          <w:tcPr>
+            <w:tcW w:type="dxa" w:w="1341"/>
+          </w:tcPr>
+          <w:p>
+            <w:r>
+              <w:rPr>
+                <w:sz w:val="16"/>
+              </w:rPr>
+              <w:t>No</w:t>
+            </w:r>
+          </w:p>
+        </w:tc>
+        <w:tc>
+          <w:tcPr>
+            <w:tcW w:type="dxa" w:w="1341"/>
+          </w:tcPr>
+          <w:p>
+            <w:r>
+              <w:rPr>
+                <w:sz w:val="16"/>
+              </w:rPr>
+              <w:t>(Halloran, 2026)</w:t>
+            </w:r>
+          </w:p>
+        </w:tc>
+        <w:tc>
+          <w:tcPr>
+            <w:tcW w:type="dxa" w:w="1174"/>
+          </w:tcPr>
+          <w:p>
+            <w:r>
+              <w:rPr>
+                <w:sz w:val="16"/>
+              </w:rPr>
+            </w:r>
+          </w:p>
+        </w:tc>
+        <w:tc>
+          <w:tcPr>
+            <w:tcW w:type="dxa" w:w="1090"/>
+          </w:tcPr>
+          <w:p>
+            <w:r>
+              <w:rPr>
+                <w:sz w:val="16"/>
+              </w:rPr>
+              <w:t>0.0</w:t>
+            </w:r>
+          </w:p>
+        </w:tc>
+        <w:tc>
+          <w:tcPr>
+            <w:tcW w:type="dxa" w:w="1174"/>
+          </w:tcPr>
+          <w:p>
+            <w:r>
+              <w:rPr>
+                <w:sz w:val="16"/>
+              </w:rPr>
+              <w:t>True Negative</w:t>
+            </w:r>
+          </w:p>
+        </w:tc>
+      </w:tr>
+      <w:tr>
+        <w:tc>
+          <w:tcPr>
+            <w:tcW w:type="dxa" w:w="2515"/>
+          </w:tcPr>
+          <w:p>
+            <w:r>
+              <w:rPr>
+                <w:sz w:val="16"/>
+              </w:rPr>
+              <w:t>ProMM</w:t>
+            </w:r>
+          </w:p>
+        </w:tc>
+        <w:tc>
+          <w:tcPr>
+            <w:tcW w:type="dxa" w:w="1090"/>
+          </w:tcPr>
+          <w:p>
+            <w:r>
+              <w:rPr>
+                <w:sz w:val="16"/>
+              </w:rPr>
+              <w:t>NH3</w:t>
+            </w:r>
+          </w:p>
+        </w:tc>
+        <w:tc>
+          <w:tcPr>
+            <w:tcW w:type="dxa" w:w="2515"/>
+          </w:tcPr>
+          <w:p>
+            <w:r>
+              <w:rPr>
+                <w:sz w:val="16"/>
+              </w:rPr>
+              <w:t>Valine</w:t>
+            </w:r>
+          </w:p>
+        </w:tc>
+        <w:tc>
+          <w:tcPr>
+            <w:tcW w:type="dxa" w:w="1341"/>
+          </w:tcPr>
+          <w:p>
+            <w:r>
+              <w:rPr>
+                <w:sz w:val="16"/>
+              </w:rPr>
+              <w:t>Yes</w:t>
+            </w:r>
+          </w:p>
+        </w:tc>
+        <w:tc>
+          <w:tcPr>
+            <w:tcW w:type="dxa" w:w="1341"/>
+          </w:tcPr>
+          <w:p>
+            <w:r>
+              <w:rPr>
+                <w:sz w:val="16"/>
+              </w:rPr>
+              <w:t>(Halloran, 2026)</w:t>
+            </w:r>
+          </w:p>
+        </w:tc>
+        <w:tc>
+          <w:tcPr>
+            <w:tcW w:type="dxa" w:w="1174"/>
+          </w:tcPr>
+          <w:p>
+            <w:r>
+              <w:rPr>
+                <w:sz w:val="16"/>
+              </w:rPr>
+            </w:r>
+          </w:p>
+        </w:tc>
+        <w:tc>
+          <w:tcPr>
+            <w:tcW w:type="dxa" w:w="1090"/>
+          </w:tcPr>
+          <w:p>
+            <w:r>
+              <w:rPr>
+                <w:sz w:val="16"/>
+              </w:rPr>
+              <w:t>0.47</w:t>
+            </w:r>
+          </w:p>
+        </w:tc>
+        <w:tc>
+          <w:tcPr>
+            <w:tcW w:type="dxa" w:w="1174"/>
+          </w:tcPr>
+          <w:p>
+            <w:r>
+              <w:rPr>
+                <w:sz w:val="16"/>
+              </w:rPr>
+              <w:t>True Positive</w:t>
+            </w:r>
+          </w:p>
+        </w:tc>
+      </w:tr>
+      <w:tr>
+        <w:tc>
+          <w:tcPr>
+            <w:tcW w:type="dxa" w:w="2515"/>
+          </w:tcPr>
+          <w:p>
+            <w:r>
+              <w:rPr>
+                <w:sz w:val="16"/>
+              </w:rPr>
+              <w:t>Seawater Medium</w:t>
+            </w:r>
+          </w:p>
+        </w:tc>
+        <w:tc>
+          <w:tcPr>
+            <w:tcW w:type="dxa" w:w="1090"/>
+          </w:tcPr>
+          <w:p>
+            <w:r>
+              <w:rPr>
+                <w:sz w:val="16"/>
+              </w:rPr>
+              <w:t>NH3</w:t>
+            </w:r>
+          </w:p>
+        </w:tc>
+        <w:tc>
+          <w:tcPr>
+            <w:tcW w:type="dxa" w:w="2515"/>
+          </w:tcPr>
+          <w:p>
+            <w:r>
+              <w:rPr>
+                <w:sz w:val="16"/>
+              </w:rPr>
+              <w:t>Phenol</w:t>
+            </w:r>
+          </w:p>
+        </w:tc>
+        <w:tc>
+          <w:tcPr>
+            <w:tcW w:type="dxa" w:w="1341"/>
+          </w:tcPr>
+          <w:p>
+            <w:r>
+              <w:rPr>
+                <w:sz w:val="16"/>
+              </w:rPr>
+              <w:t>Yes</w:t>
+            </w:r>
+          </w:p>
+        </w:tc>
+        <w:tc>
+          <w:tcPr>
+            <w:tcW w:type="dxa" w:w="1341"/>
+          </w:tcPr>
+          <w:p>
+            <w:r>
+              <w:rPr>
+                <w:sz w:val="16"/>
+              </w:rPr>
+              <w:t>(Koch, 2020)</w:t>
+            </w:r>
+          </w:p>
+        </w:tc>
+        <w:tc>
+          <w:tcPr>
+            <w:tcW w:type="dxa" w:w="1174"/>
+          </w:tcPr>
+          <w:p>
+            <w:r>
+              <w:rPr>
+                <w:sz w:val="16"/>
+              </w:rPr>
+            </w:r>
+          </w:p>
+        </w:tc>
+        <w:tc>
+          <w:tcPr>
+            <w:tcW w:type="dxa" w:w="1090"/>
+          </w:tcPr>
+          <w:p>
+            <w:r>
+              <w:rPr>
+                <w:sz w:val="16"/>
+              </w:rPr>
+              <w:t>0.265</w:t>
+            </w:r>
+          </w:p>
+        </w:tc>
+        <w:tc>
+          <w:tcPr>
+            <w:tcW w:type="dxa" w:w="1174"/>
+          </w:tcPr>
+          <w:p>
+            <w:r>
+              <w:rPr>
+                <w:sz w:val="16"/>
+              </w:rPr>
+              <w:t>True Positive</w:t>
+            </w:r>
+          </w:p>
+        </w:tc>
+      </w:tr>
+      <w:tr>
+        <w:tc>
+          <w:tcPr>
+            <w:tcW w:type="dxa" w:w="2515"/>
             <w:shd w:val="clear" w:color="auto" w:fill="F3C5BA"/>
           </w:tcPr>
           <w:p>
@@ -2351,7 +5491,7 @@
               <w:rPr>
                 <w:sz w:val="16"/>
               </w:rPr>
-              <w:t>Marine Broth</w:t>
+              <w:t>Seawater Medium</w:t>
             </w:r>
           </w:p>
         </w:tc>
@@ -2365,7 +5505,7 @@
               <w:rPr>
                 <w:sz w:val="16"/>
               </w:rPr>
-              <w:t>NH3, Nitrate</w:t>
+              <w:t>NH3</w:t>
             </w:r>
           </w:p>
         </w:tc>
@@ -2379,7 +5519,7 @@
               <w:rPr>
                 <w:sz w:val="16"/>
               </w:rPr>
-              <w:t>Proline</w:t>
+              <w:t>alpha-Mannan</w:t>
             </w:r>
           </w:p>
         </w:tc>
@@ -2393,7 +5533,7 @@
               <w:rPr>
                 <w:sz w:val="16"/>
               </w:rPr>
-              <w:t>No</w:t>
+              <w:t>Yes</w:t>
             </w:r>
           </w:p>
         </w:tc>
@@ -2407,7 +5547,7 @@
               <w:rPr>
                 <w:sz w:val="16"/>
               </w:rPr>
-              <w:t>(Kratzl, 2026)</w:t>
+              <w:t>(Koch, 2020)</w:t>
             </w:r>
           </w:p>
         </w:tc>
@@ -2434,7 +5574,7 @@
               <w:rPr>
                 <w:sz w:val="16"/>
               </w:rPr>
-              <w:t>0.687</w:t>
+              <w:t>0.0</w:t>
             </w:r>
           </w:p>
         </w:tc>
@@ -2448,7 +5588,7 @@
               <w:rPr>
                 <w:sz w:val="16"/>
               </w:rPr>
-              <w:t>False Positive</w:t>
+              <w:t>False Negative</w:t>
             </w:r>
           </w:p>
         </w:tc>
@@ -2457,71 +5597,76 @@
         <w:tc>
           <w:tcPr>
             <w:tcW w:type="dxa" w:w="2515"/>
-          </w:tcPr>
-          <w:p>
-            <w:r>
-              <w:rPr>
-                <w:sz w:val="16"/>
-              </w:rPr>
-              <w:t>Marine Broth</w:t>
+            <w:shd w:val="clear" w:color="auto" w:fill="E0E0E0"/>
+          </w:tcPr>
+          <w:p>
+            <w:r>
+              <w:rPr>
+                <w:sz w:val="16"/>
+              </w:rPr>
+              <w:t>Minimal Basal Medium (Moran Lab)</w:t>
             </w:r>
           </w:p>
         </w:tc>
         <w:tc>
           <w:tcPr>
             <w:tcW w:type="dxa" w:w="1090"/>
-          </w:tcPr>
-          <w:p>
-            <w:r>
-              <w:rPr>
-                <w:sz w:val="16"/>
-              </w:rPr>
-              <w:t>NH3, Nitrate</w:t>
+            <w:shd w:val="clear" w:color="auto" w:fill="E0E0E0"/>
+          </w:tcPr>
+          <w:p>
+            <w:r>
+              <w:rPr>
+                <w:sz w:val="16"/>
+              </w:rPr>
+              <w:t>NH3</w:t>
             </w:r>
           </w:p>
         </w:tc>
         <w:tc>
           <w:tcPr>
             <w:tcW w:type="dxa" w:w="2515"/>
-          </w:tcPr>
-          <w:p>
-            <w:r>
-              <w:rPr>
-                <w:sz w:val="16"/>
-              </w:rPr>
-              <w:t>Proline, Pyruvate</w:t>
+            <w:shd w:val="clear" w:color="auto" w:fill="E0E0E0"/>
+          </w:tcPr>
+          <w:p>
+            <w:r>
+              <w:rPr>
+                <w:sz w:val="16"/>
+              </w:rPr>
+              <w:t>Alanine</w:t>
             </w:r>
           </w:p>
         </w:tc>
         <w:tc>
           <w:tcPr>
             <w:tcW w:type="dxa" w:w="1341"/>
-          </w:tcPr>
-          <w:p>
-            <w:r>
-              <w:rPr>
-                <w:sz w:val="16"/>
-              </w:rPr>
-              <w:t>Yes</w:t>
+            <w:shd w:val="clear" w:color="auto" w:fill="E0E0E0"/>
+          </w:tcPr>
+          <w:p>
+            <w:r>
+              <w:rPr>
+                <w:sz w:val="16"/>
+              </w:rPr>
+              <w:t>Unsure</w:t>
             </w:r>
           </w:p>
         </w:tc>
         <w:tc>
           <w:tcPr>
             <w:tcW w:type="dxa" w:w="1341"/>
-          </w:tcPr>
-          <w:p>
-            <w:r>
-              <w:rPr>
-                <w:sz w:val="16"/>
-              </w:rPr>
-              <w:t>(Kratzl, 2026)</w:t>
+            <w:shd w:val="clear" w:color="auto" w:fill="E0E0E0"/>
+          </w:tcPr>
+          <w:p>
+            <w:r>
+              <w:rPr>
+                <w:sz w:val="16"/>
+              </w:rPr>
             </w:r>
           </w:p>
         </w:tc>
         <w:tc>
           <w:tcPr>
             <w:tcW w:type="dxa" w:w="1174"/>
+            <w:shd w:val="clear" w:color="auto" w:fill="E0E0E0"/>
           </w:tcPr>
           <w:p>
             <w:r>
@@ -2534,26 +5679,28 @@
         <w:tc>
           <w:tcPr>
             <w:tcW w:type="dxa" w:w="1090"/>
-          </w:tcPr>
-          <w:p>
-            <w:r>
-              <w:rPr>
-                <w:sz w:val="16"/>
-              </w:rPr>
-              <w:t>0.852</w:t>
+            <w:shd w:val="clear" w:color="auto" w:fill="E0E0E0"/>
+          </w:tcPr>
+          <w:p>
+            <w:r>
+              <w:rPr>
+                <w:sz w:val="16"/>
+              </w:rPr>
+              <w:t>0.585</w:t>
             </w:r>
           </w:p>
         </w:tc>
         <w:tc>
           <w:tcPr>
             <w:tcW w:type="dxa" w:w="1174"/>
-          </w:tcPr>
-          <w:p>
-            <w:r>
-              <w:rPr>
-                <w:sz w:val="16"/>
-              </w:rPr>
-              <w:t>True Positive</w:t>
+            <w:shd w:val="clear" w:color="auto" w:fill="E0E0E0"/>
+          </w:tcPr>
+          <w:p>
+            <w:r>
+              <w:rPr>
+                <w:sz w:val="16"/>
+              </w:rPr>
+              <w:t>Unsure</w:t>
             </w:r>
           </w:p>
         </w:tc>
@@ -2562,70 +5709,76 @@
         <w:tc>
           <w:tcPr>
             <w:tcW w:type="dxa" w:w="2515"/>
-          </w:tcPr>
-          <w:p>
-            <w:r>
-              <w:rPr>
-                <w:sz w:val="16"/>
-              </w:rPr>
-              <w:t>Marine Broth (No Nitrogen)</w:t>
+            <w:shd w:val="clear" w:color="auto" w:fill="E0E0E0"/>
+          </w:tcPr>
+          <w:p>
+            <w:r>
+              <w:rPr>
+                <w:sz w:val="16"/>
+              </w:rPr>
+              <w:t>Minimal Basal Medium (Moran Lab)</w:t>
             </w:r>
           </w:p>
         </w:tc>
         <w:tc>
           <w:tcPr>
             <w:tcW w:type="dxa" w:w="1090"/>
-          </w:tcPr>
-          <w:p>
-            <w:r>
-              <w:rPr>
-                <w:sz w:val="16"/>
-              </w:rPr>
+            <w:shd w:val="clear" w:color="auto" w:fill="E0E0E0"/>
+          </w:tcPr>
+          <w:p>
+            <w:r>
+              <w:rPr>
+                <w:sz w:val="16"/>
+              </w:rPr>
+              <w:t>NH3</w:t>
             </w:r>
           </w:p>
         </w:tc>
         <w:tc>
           <w:tcPr>
             <w:tcW w:type="dxa" w:w="2515"/>
-          </w:tcPr>
-          <w:p>
-            <w:r>
-              <w:rPr>
-                <w:sz w:val="16"/>
-              </w:rPr>
-              <w:t>Ammonium, Succinate</w:t>
+            <w:shd w:val="clear" w:color="auto" w:fill="E0E0E0"/>
+          </w:tcPr>
+          <w:p>
+            <w:r>
+              <w:rPr>
+                <w:sz w:val="16"/>
+              </w:rPr>
+              <w:t>Homarine</w:t>
             </w:r>
           </w:p>
         </w:tc>
         <w:tc>
           <w:tcPr>
             <w:tcW w:type="dxa" w:w="1341"/>
-          </w:tcPr>
-          <w:p>
-            <w:r>
-              <w:rPr>
-                <w:sz w:val="16"/>
-              </w:rPr>
-              <w:t>No</w:t>
+            <w:shd w:val="clear" w:color="auto" w:fill="E0E0E0"/>
+          </w:tcPr>
+          <w:p>
+            <w:r>
+              <w:rPr>
+                <w:sz w:val="16"/>
+              </w:rPr>
+              <w:t>Unsure</w:t>
             </w:r>
           </w:p>
         </w:tc>
         <w:tc>
           <w:tcPr>
             <w:tcW w:type="dxa" w:w="1341"/>
-          </w:tcPr>
-          <w:p>
-            <w:r>
-              <w:rPr>
-                <w:sz w:val="16"/>
-              </w:rPr>
-              <w:t>(Kratzl, 2026)</w:t>
+            <w:shd w:val="clear" w:color="auto" w:fill="E0E0E0"/>
+          </w:tcPr>
+          <w:p>
+            <w:r>
+              <w:rPr>
+                <w:sz w:val="16"/>
+              </w:rPr>
             </w:r>
           </w:p>
         </w:tc>
         <w:tc>
           <w:tcPr>
             <w:tcW w:type="dxa" w:w="1174"/>
+            <w:shd w:val="clear" w:color="auto" w:fill="E0E0E0"/>
           </w:tcPr>
           <w:p>
             <w:r>
@@ -2638,6 +5791,7 @@
         <w:tc>
           <w:tcPr>
             <w:tcW w:type="dxa" w:w="1090"/>
+            <w:shd w:val="clear" w:color="auto" w:fill="E0E0E0"/>
           </w:tcPr>
           <w:p>
             <w:r>
@@ -2651,13 +5805,14 @@
         <w:tc>
           <w:tcPr>
             <w:tcW w:type="dxa" w:w="1174"/>
-          </w:tcPr>
-          <w:p>
-            <w:r>
-              <w:rPr>
-                <w:sz w:val="16"/>
-              </w:rPr>
-              <w:t>True Negative</w:t>
+            <w:shd w:val="clear" w:color="auto" w:fill="E0E0E0"/>
+          </w:tcPr>
+          <w:p>
+            <w:r>
+              <w:rPr>
+                <w:sz w:val="16"/>
+              </w:rPr>
+              <w:t>Unsure</w:t>
             </w:r>
           </w:p>
         </w:tc>
@@ -2666,70 +5821,76 @@
         <w:tc>
           <w:tcPr>
             <w:tcW w:type="dxa" w:w="2515"/>
-          </w:tcPr>
-          <w:p>
-            <w:r>
-              <w:rPr>
-                <w:sz w:val="16"/>
-              </w:rPr>
-              <w:t>Marine Broth (No Nitrogen)</w:t>
+            <w:shd w:val="clear" w:color="auto" w:fill="E0E0E0"/>
+          </w:tcPr>
+          <w:p>
+            <w:r>
+              <w:rPr>
+                <w:sz w:val="16"/>
+              </w:rPr>
+              <w:t>Minimal Basal Medium (Moran Lab)</w:t>
             </w:r>
           </w:p>
         </w:tc>
         <w:tc>
           <w:tcPr>
             <w:tcW w:type="dxa" w:w="1090"/>
-          </w:tcPr>
-          <w:p>
-            <w:r>
-              <w:rPr>
-                <w:sz w:val="16"/>
-              </w:rPr>
+            <w:shd w:val="clear" w:color="auto" w:fill="E0E0E0"/>
+          </w:tcPr>
+          <w:p>
+            <w:r>
+              <w:rPr>
+                <w:sz w:val="16"/>
+              </w:rPr>
+              <w:t>NH3</w:t>
             </w:r>
           </w:p>
         </w:tc>
         <w:tc>
           <w:tcPr>
             <w:tcW w:type="dxa" w:w="2515"/>
-          </w:tcPr>
-          <w:p>
-            <w:r>
-              <w:rPr>
-                <w:sz w:val="16"/>
-              </w:rPr>
-              <w:t>Nitrate, Succinate</w:t>
+            <w:shd w:val="clear" w:color="auto" w:fill="E0E0E0"/>
+          </w:tcPr>
+          <w:p>
+            <w:r>
+              <w:rPr>
+                <w:sz w:val="16"/>
+              </w:rPr>
+              <w:t>Proline</w:t>
             </w:r>
           </w:p>
         </w:tc>
         <w:tc>
           <w:tcPr>
             <w:tcW w:type="dxa" w:w="1341"/>
-          </w:tcPr>
-          <w:p>
-            <w:r>
-              <w:rPr>
-                <w:sz w:val="16"/>
-              </w:rPr>
-              <w:t>No</w:t>
+            <w:shd w:val="clear" w:color="auto" w:fill="E0E0E0"/>
+          </w:tcPr>
+          <w:p>
+            <w:r>
+              <w:rPr>
+                <w:sz w:val="16"/>
+              </w:rPr>
+              <w:t>Unsure</w:t>
             </w:r>
           </w:p>
         </w:tc>
         <w:tc>
           <w:tcPr>
             <w:tcW w:type="dxa" w:w="1341"/>
-          </w:tcPr>
-          <w:p>
-            <w:r>
-              <w:rPr>
-                <w:sz w:val="16"/>
-              </w:rPr>
-              <w:t>(Kratzl, 2026)</w:t>
+            <w:shd w:val="clear" w:color="auto" w:fill="E0E0E0"/>
+          </w:tcPr>
+          <w:p>
+            <w:r>
+              <w:rPr>
+                <w:sz w:val="16"/>
+              </w:rPr>
             </w:r>
           </w:p>
         </w:tc>
         <w:tc>
           <w:tcPr>
             <w:tcW w:type="dxa" w:w="1174"/>
+            <w:shd w:val="clear" w:color="auto" w:fill="E0E0E0"/>
           </w:tcPr>
           <w:p>
             <w:r>
@@ -2742,26 +5903,28 @@
         <w:tc>
           <w:tcPr>
             <w:tcW w:type="dxa" w:w="1090"/>
-          </w:tcPr>
-          <w:p>
-            <w:r>
-              <w:rPr>
-                <w:sz w:val="16"/>
-              </w:rPr>
-              <w:t>0.0</w:t>
+            <w:shd w:val="clear" w:color="auto" w:fill="E0E0E0"/>
+          </w:tcPr>
+          <w:p>
+            <w:r>
+              <w:rPr>
+                <w:sz w:val="16"/>
+              </w:rPr>
+              <w:t>0.638</w:t>
             </w:r>
           </w:p>
         </w:tc>
         <w:tc>
           <w:tcPr>
             <w:tcW w:type="dxa" w:w="1174"/>
-          </w:tcPr>
-          <w:p>
-            <w:r>
-              <w:rPr>
-                <w:sz w:val="16"/>
-              </w:rPr>
-              <w:t>True Negative</w:t>
+            <w:shd w:val="clear" w:color="auto" w:fill="E0E0E0"/>
+          </w:tcPr>
+          <w:p>
+            <w:r>
+              <w:rPr>
+                <w:sz w:val="16"/>
+              </w:rPr>
+              <w:t>Unsure</w:t>
             </w:r>
           </w:p>
         </w:tc>
@@ -2770,19 +5933,21 @@
         <w:tc>
           <w:tcPr>
             <w:tcW w:type="dxa" w:w="2515"/>
-          </w:tcPr>
-          <w:p>
-            <w:r>
-              <w:rPr>
-                <w:sz w:val="16"/>
-              </w:rPr>
-              <w:t>Marine Broth (No Nitrogen)</w:t>
+            <w:shd w:val="clear" w:color="auto" w:fill="E0E0E0"/>
+          </w:tcPr>
+          <w:p>
+            <w:r>
+              <w:rPr>
+                <w:sz w:val="16"/>
+              </w:rPr>
+              <w:t>Kratzl Base Medium</w:t>
             </w:r>
           </w:p>
         </w:tc>
         <w:tc>
           <w:tcPr>
             <w:tcW w:type="dxa" w:w="1090"/>
+            <w:shd w:val="clear" w:color="auto" w:fill="E0E0E0"/>
           </w:tcPr>
           <w:p>
             <w:r>
@@ -2795,32 +5960,35 @@
         <w:tc>
           <w:tcPr>
             <w:tcW w:type="dxa" w:w="2515"/>
-          </w:tcPr>
-          <w:p>
-            <w:r>
-              <w:rPr>
-                <w:sz w:val="16"/>
-              </w:rPr>
-              <w:t>Urea, Succinate</w:t>
+            <w:shd w:val="clear" w:color="auto" w:fill="E0E0E0"/>
+          </w:tcPr>
+          <w:p>
+            <w:r>
+              <w:rPr>
+                <w:sz w:val="16"/>
+              </w:rPr>
+              <w:t>Ammonium, Glucose</w:t>
             </w:r>
           </w:p>
         </w:tc>
         <w:tc>
           <w:tcPr>
             <w:tcW w:type="dxa" w:w="1341"/>
-          </w:tcPr>
-          <w:p>
-            <w:r>
-              <w:rPr>
-                <w:sz w:val="16"/>
-              </w:rPr>
-              <w:t>No</w:t>
+            <w:shd w:val="clear" w:color="auto" w:fill="E0E0E0"/>
+          </w:tcPr>
+          <w:p>
+            <w:r>
+              <w:rPr>
+                <w:sz w:val="16"/>
+              </w:rPr>
+              <w:t>Yes</w:t>
             </w:r>
           </w:p>
         </w:tc>
         <w:tc>
           <w:tcPr>
             <w:tcW w:type="dxa" w:w="1341"/>
+            <w:shd w:val="clear" w:color="auto" w:fill="E0E0E0"/>
           </w:tcPr>
           <w:p>
             <w:r>
@@ -2834,38 +6002,42 @@
         <w:tc>
           <w:tcPr>
             <w:tcW w:type="dxa" w:w="1174"/>
-          </w:tcPr>
-          <w:p>
-            <w:r>
-              <w:rPr>
-                <w:sz w:val="16"/>
-              </w:rPr>
+            <w:shd w:val="clear" w:color="auto" w:fill="E0E0E0"/>
+          </w:tcPr>
+          <w:p>
+            <w:r>
+              <w:rPr>
+                <w:sz w:val="16"/>
+              </w:rPr>
+              <w:t>control_failed</w:t>
             </w:r>
           </w:p>
         </w:tc>
         <w:tc>
           <w:tcPr>
             <w:tcW w:type="dxa" w:w="1090"/>
-          </w:tcPr>
-          <w:p>
-            <w:r>
-              <w:rPr>
-                <w:sz w:val="16"/>
-              </w:rPr>
-              <w:t>0.0</w:t>
+            <w:shd w:val="clear" w:color="auto" w:fill="E0E0E0"/>
+          </w:tcPr>
+          <w:p>
+            <w:r>
+              <w:rPr>
+                <w:sz w:val="16"/>
+              </w:rPr>
+              <w:t>0.75</w:t>
             </w:r>
           </w:p>
         </w:tc>
         <w:tc>
           <w:tcPr>
             <w:tcW w:type="dxa" w:w="1174"/>
-          </w:tcPr>
-          <w:p>
-            <w:r>
-              <w:rPr>
-                <w:sz w:val="16"/>
-              </w:rPr>
-              <w:t>True Negative</w:t>
+            <w:shd w:val="clear" w:color="auto" w:fill="E0E0E0"/>
+          </w:tcPr>
+          <w:p>
+            <w:r>
+              <w:rPr>
+                <w:sz w:val="16"/>
+              </w:rPr>
+              <w:t>Excluded</w:t>
             </w:r>
           </w:p>
         </w:tc>
@@ -2874,45 +6046,48 @@
         <w:tc>
           <w:tcPr>
             <w:tcW w:type="dxa" w:w="2515"/>
-          </w:tcPr>
-          <w:p>
-            <w:r>
-              <w:rPr>
-                <w:sz w:val="16"/>
-              </w:rPr>
-              <w:t>Minimal Basal Medium (Moran Lab)</w:t>
+            <w:shd w:val="clear" w:color="auto" w:fill="E0E0E0"/>
+          </w:tcPr>
+          <w:p>
+            <w:r>
+              <w:rPr>
+                <w:sz w:val="16"/>
+              </w:rPr>
+              <w:t>Kratzl Base Medium</w:t>
             </w:r>
           </w:p>
         </w:tc>
         <w:tc>
           <w:tcPr>
             <w:tcW w:type="dxa" w:w="1090"/>
-          </w:tcPr>
-          <w:p>
-            <w:r>
-              <w:rPr>
-                <w:sz w:val="16"/>
-              </w:rPr>
-              <w:t>NH3</w:t>
+            <w:shd w:val="clear" w:color="auto" w:fill="E0E0E0"/>
+          </w:tcPr>
+          <w:p>
+            <w:r>
+              <w:rPr>
+                <w:sz w:val="16"/>
+              </w:rPr>
             </w:r>
           </w:p>
         </w:tc>
         <w:tc>
           <w:tcPr>
             <w:tcW w:type="dxa" w:w="2515"/>
-          </w:tcPr>
-          <w:p>
-            <w:r>
-              <w:rPr>
-                <w:sz w:val="16"/>
-              </w:rPr>
-              <w:t>3-hydroxybutyrate</w:t>
+            <w:shd w:val="clear" w:color="auto" w:fill="E0E0E0"/>
+          </w:tcPr>
+          <w:p>
+            <w:r>
+              <w:rPr>
+                <w:sz w:val="16"/>
+              </w:rPr>
+              <w:t>Ammonium, Pyruvate</w:t>
             </w:r>
           </w:p>
         </w:tc>
         <w:tc>
           <w:tcPr>
             <w:tcW w:type="dxa" w:w="1341"/>
+            <w:shd w:val="clear" w:color="auto" w:fill="E0E0E0"/>
           </w:tcPr>
           <w:p>
             <w:r>
@@ -2926,50 +6101,56 @@
         <w:tc>
           <w:tcPr>
             <w:tcW w:type="dxa" w:w="1341"/>
-          </w:tcPr>
-          <w:p>
-            <w:r>
-              <w:rPr>
-                <w:sz w:val="16"/>
-              </w:rPr>
+            <w:shd w:val="clear" w:color="auto" w:fill="E0E0E0"/>
+          </w:tcPr>
+          <w:p>
+            <w:r>
+              <w:rPr>
+                <w:sz w:val="16"/>
+              </w:rPr>
+              <w:t>(Kratzl, 2026)</w:t>
             </w:r>
           </w:p>
         </w:tc>
         <w:tc>
           <w:tcPr>
             <w:tcW w:type="dxa" w:w="1174"/>
-          </w:tcPr>
-          <w:p>
-            <w:r>
-              <w:rPr>
-                <w:sz w:val="16"/>
-              </w:rPr>
+            <w:shd w:val="clear" w:color="auto" w:fill="E0E0E0"/>
+          </w:tcPr>
+          <w:p>
+            <w:r>
+              <w:rPr>
+                <w:sz w:val="16"/>
+              </w:rPr>
+              <w:t>control_failed</w:t>
             </w:r>
           </w:p>
         </w:tc>
         <w:tc>
           <w:tcPr>
             <w:tcW w:type="dxa" w:w="1090"/>
-          </w:tcPr>
-          <w:p>
-            <w:r>
-              <w:rPr>
-                <w:sz w:val="16"/>
-              </w:rPr>
-              <w:t>0.55</w:t>
+            <w:shd w:val="clear" w:color="auto" w:fill="E0E0E0"/>
+          </w:tcPr>
+          <w:p>
+            <w:r>
+              <w:rPr>
+                <w:sz w:val="16"/>
+              </w:rPr>
+              <w:t>0.565</w:t>
             </w:r>
           </w:p>
         </w:tc>
         <w:tc>
           <w:tcPr>
             <w:tcW w:type="dxa" w:w="1174"/>
-          </w:tcPr>
-          <w:p>
-            <w:r>
-              <w:rPr>
-                <w:sz w:val="16"/>
-              </w:rPr>
-              <w:t>True Positive</w:t>
+            <w:shd w:val="clear" w:color="auto" w:fill="E0E0E0"/>
+          </w:tcPr>
+          <w:p>
+            <w:r>
+              <w:rPr>
+                <w:sz w:val="16"/>
+              </w:rPr>
+              <w:t>Excluded</w:t>
             </w:r>
           </w:p>
         </w:tc>
@@ -2978,45 +6159,48 @@
         <w:tc>
           <w:tcPr>
             <w:tcW w:type="dxa" w:w="2515"/>
-          </w:tcPr>
-          <w:p>
-            <w:r>
-              <w:rPr>
-                <w:sz w:val="16"/>
-              </w:rPr>
-              <w:t>Minimal Basal Medium (Moran Lab)</w:t>
+            <w:shd w:val="clear" w:color="auto" w:fill="E0E0E0"/>
+          </w:tcPr>
+          <w:p>
+            <w:r>
+              <w:rPr>
+                <w:sz w:val="16"/>
+              </w:rPr>
+              <w:t>Kratzl Base Medium</w:t>
             </w:r>
           </w:p>
         </w:tc>
         <w:tc>
           <w:tcPr>
             <w:tcW w:type="dxa" w:w="1090"/>
-          </w:tcPr>
-          <w:p>
-            <w:r>
-              <w:rPr>
-                <w:sz w:val="16"/>
-              </w:rPr>
-              <w:t>NH3</w:t>
+            <w:shd w:val="clear" w:color="auto" w:fill="E0E0E0"/>
+          </w:tcPr>
+          <w:p>
+            <w:r>
+              <w:rPr>
+                <w:sz w:val="16"/>
+              </w:rPr>
             </w:r>
           </w:p>
         </w:tc>
         <w:tc>
           <w:tcPr>
             <w:tcW w:type="dxa" w:w="2515"/>
-          </w:tcPr>
-          <w:p>
-            <w:r>
-              <w:rPr>
-                <w:sz w:val="16"/>
-              </w:rPr>
-              <w:t>6-Phosphogluconate</w:t>
+            <w:shd w:val="clear" w:color="auto" w:fill="E0E0E0"/>
+          </w:tcPr>
+          <w:p>
+            <w:r>
+              <w:rPr>
+                <w:sz w:val="16"/>
+              </w:rPr>
+              <w:t>Nitrate, Glucose</w:t>
             </w:r>
           </w:p>
         </w:tc>
         <w:tc>
           <w:tcPr>
             <w:tcW w:type="dxa" w:w="1341"/>
+            <w:shd w:val="clear" w:color="auto" w:fill="E0E0E0"/>
           </w:tcPr>
           <w:p>
             <w:r>
@@ -3030,50 +6214,56 @@
         <w:tc>
           <w:tcPr>
             <w:tcW w:type="dxa" w:w="1341"/>
-          </w:tcPr>
-          <w:p>
-            <w:r>
-              <w:rPr>
-                <w:sz w:val="16"/>
-              </w:rPr>
+            <w:shd w:val="clear" w:color="auto" w:fill="E0E0E0"/>
+          </w:tcPr>
+          <w:p>
+            <w:r>
+              <w:rPr>
+                <w:sz w:val="16"/>
+              </w:rPr>
+              <w:t>(Kratzl, 2026)</w:t>
             </w:r>
           </w:p>
         </w:tc>
         <w:tc>
           <w:tcPr>
             <w:tcW w:type="dxa" w:w="1174"/>
-          </w:tcPr>
-          <w:p>
-            <w:r>
-              <w:rPr>
-                <w:sz w:val="16"/>
-              </w:rPr>
+            <w:shd w:val="clear" w:color="auto" w:fill="E0E0E0"/>
+          </w:tcPr>
+          <w:p>
+            <w:r>
+              <w:rPr>
+                <w:sz w:val="16"/>
+              </w:rPr>
+              <w:t>control_failed</w:t>
             </w:r>
           </w:p>
         </w:tc>
         <w:tc>
           <w:tcPr>
             <w:tcW w:type="dxa" w:w="1090"/>
-          </w:tcPr>
-          <w:p>
-            <w:r>
-              <w:rPr>
-                <w:sz w:val="16"/>
-              </w:rPr>
-              <w:t>0.778</w:t>
+            <w:shd w:val="clear" w:color="auto" w:fill="E0E0E0"/>
+          </w:tcPr>
+          <w:p>
+            <w:r>
+              <w:rPr>
+                <w:sz w:val="16"/>
+              </w:rPr>
+              <w:t>0.647</w:t>
             </w:r>
           </w:p>
         </w:tc>
         <w:tc>
           <w:tcPr>
             <w:tcW w:type="dxa" w:w="1174"/>
-          </w:tcPr>
-          <w:p>
-            <w:r>
-              <w:rPr>
-                <w:sz w:val="16"/>
-              </w:rPr>
-              <w:t>True Positive</w:t>
+            <w:shd w:val="clear" w:color="auto" w:fill="E0E0E0"/>
+          </w:tcPr>
+          <w:p>
+            <w:r>
+              <w:rPr>
+                <w:sz w:val="16"/>
+              </w:rPr>
+              <w:t>Excluded</w:t>
             </w:r>
           </w:p>
         </w:tc>
@@ -3082,45 +6272,48 @@
         <w:tc>
           <w:tcPr>
             <w:tcW w:type="dxa" w:w="2515"/>
-          </w:tcPr>
-          <w:p>
-            <w:r>
-              <w:rPr>
-                <w:sz w:val="16"/>
-              </w:rPr>
-              <w:t>Minimal Basal Medium (Moran Lab)</w:t>
+            <w:shd w:val="clear" w:color="auto" w:fill="E0E0E0"/>
+          </w:tcPr>
+          <w:p>
+            <w:r>
+              <w:rPr>
+                <w:sz w:val="16"/>
+              </w:rPr>
+              <w:t>Kratzl Base Medium</w:t>
             </w:r>
           </w:p>
         </w:tc>
         <w:tc>
           <w:tcPr>
             <w:tcW w:type="dxa" w:w="1090"/>
-          </w:tcPr>
-          <w:p>
-            <w:r>
-              <w:rPr>
-                <w:sz w:val="16"/>
-              </w:rPr>
-              <w:t>NH3</w:t>
+            <w:shd w:val="clear" w:color="auto" w:fill="E0E0E0"/>
+          </w:tcPr>
+          <w:p>
+            <w:r>
+              <w:rPr>
+                <w:sz w:val="16"/>
+              </w:rPr>
             </w:r>
           </w:p>
         </w:tc>
         <w:tc>
           <w:tcPr>
             <w:tcW w:type="dxa" w:w="2515"/>
-          </w:tcPr>
-          <w:p>
-            <w:r>
-              <w:rPr>
-                <w:sz w:val="16"/>
-              </w:rPr>
-              <w:t>Acetate</w:t>
+            <w:shd w:val="clear" w:color="auto" w:fill="E0E0E0"/>
+          </w:tcPr>
+          <w:p>
+            <w:r>
+              <w:rPr>
+                <w:sz w:val="16"/>
+              </w:rPr>
+              <w:t>Nitrate, Pyruvate</w:t>
             </w:r>
           </w:p>
         </w:tc>
         <w:tc>
           <w:tcPr>
             <w:tcW w:type="dxa" w:w="1341"/>
+            <w:shd w:val="clear" w:color="auto" w:fill="E0E0E0"/>
           </w:tcPr>
           <w:p>
             <w:r>
@@ -3134,50 +6327,56 @@
         <w:tc>
           <w:tcPr>
             <w:tcW w:type="dxa" w:w="1341"/>
-          </w:tcPr>
-          <w:p>
-            <w:r>
-              <w:rPr>
-                <w:sz w:val="16"/>
-              </w:rPr>
+            <w:shd w:val="clear" w:color="auto" w:fill="E0E0E0"/>
+          </w:tcPr>
+          <w:p>
+            <w:r>
+              <w:rPr>
+                <w:sz w:val="16"/>
+              </w:rPr>
+              <w:t>(Kratzl, 2026)</w:t>
             </w:r>
           </w:p>
         </w:tc>
         <w:tc>
           <w:tcPr>
             <w:tcW w:type="dxa" w:w="1174"/>
-          </w:tcPr>
-          <w:p>
-            <w:r>
-              <w:rPr>
-                <w:sz w:val="16"/>
-              </w:rPr>
+            <w:shd w:val="clear" w:color="auto" w:fill="E0E0E0"/>
+          </w:tcPr>
+          <w:p>
+            <w:r>
+              <w:rPr>
+                <w:sz w:val="16"/>
+              </w:rPr>
+              <w:t>control_failed</w:t>
             </w:r>
           </w:p>
         </w:tc>
         <w:tc>
           <w:tcPr>
             <w:tcW w:type="dxa" w:w="1090"/>
-          </w:tcPr>
-          <w:p>
-            <w:r>
-              <w:rPr>
-                <w:sz w:val="16"/>
-              </w:rPr>
-              <w:t>0.385</w:t>
+            <w:shd w:val="clear" w:color="auto" w:fill="E0E0E0"/>
+          </w:tcPr>
+          <w:p>
+            <w:r>
+              <w:rPr>
+                <w:sz w:val="16"/>
+              </w:rPr>
+              <w:t>0.486</w:t>
             </w:r>
           </w:p>
         </w:tc>
         <w:tc>
           <w:tcPr>
             <w:tcW w:type="dxa" w:w="1174"/>
-          </w:tcPr>
-          <w:p>
-            <w:r>
-              <w:rPr>
-                <w:sz w:val="16"/>
-              </w:rPr>
-              <w:t>True Positive</w:t>
+            <w:shd w:val="clear" w:color="auto" w:fill="E0E0E0"/>
+          </w:tcPr>
+          <w:p>
+            <w:r>
+              <w:rPr>
+                <w:sz w:val="16"/>
+              </w:rPr>
+              <w:t>Excluded</w:t>
             </w:r>
           </w:p>
         </w:tc>
@@ -3186,45 +6385,48 @@
         <w:tc>
           <w:tcPr>
             <w:tcW w:type="dxa" w:w="2515"/>
-          </w:tcPr>
-          <w:p>
-            <w:r>
-              <w:rPr>
-                <w:sz w:val="16"/>
-              </w:rPr>
-              <w:t>Minimal Basal Medium (Moran Lab)</w:t>
+            <w:shd w:val="clear" w:color="auto" w:fill="E0E0E0"/>
+          </w:tcPr>
+          <w:p>
+            <w:r>
+              <w:rPr>
+                <w:sz w:val="16"/>
+              </w:rPr>
+              <w:t>Kratzl Base Medium</w:t>
             </w:r>
           </w:p>
         </w:tc>
         <w:tc>
           <w:tcPr>
             <w:tcW w:type="dxa" w:w="1090"/>
-          </w:tcPr>
-          <w:p>
-            <w:r>
-              <w:rPr>
-                <w:sz w:val="16"/>
-              </w:rPr>
-              <w:t>NH3</w:t>
+            <w:shd w:val="clear" w:color="auto" w:fill="E0E0E0"/>
+          </w:tcPr>
+          <w:p>
+            <w:r>
+              <w:rPr>
+                <w:sz w:val="16"/>
+              </w:rPr>
             </w:r>
           </w:p>
         </w:tc>
         <w:tc>
           <w:tcPr>
             <w:tcW w:type="dxa" w:w="2515"/>
-          </w:tcPr>
-          <w:p>
-            <w:r>
-              <w:rPr>
-                <w:sz w:val="16"/>
-              </w:rPr>
-              <w:t>Alginate</w:t>
+            <w:shd w:val="clear" w:color="auto" w:fill="E0E0E0"/>
+          </w:tcPr>
+          <w:p>
+            <w:r>
+              <w:rPr>
+                <w:sz w:val="16"/>
+              </w:rPr>
+              <w:t>Urea+Pyruvate</w:t>
             </w:r>
           </w:p>
         </w:tc>
         <w:tc>
           <w:tcPr>
             <w:tcW w:type="dxa" w:w="1341"/>
+            <w:shd w:val="clear" w:color="auto" w:fill="E0E0E0"/>
           </w:tcPr>
           <w:p>
             <w:r>
@@ -3238,30 +6440,35 @@
         <w:tc>
           <w:tcPr>
             <w:tcW w:type="dxa" w:w="1341"/>
-          </w:tcPr>
-          <w:p>
-            <w:r>
-              <w:rPr>
-                <w:sz w:val="16"/>
-              </w:rPr>
+            <w:shd w:val="clear" w:color="auto" w:fill="E0E0E0"/>
+          </w:tcPr>
+          <w:p>
+            <w:r>
+              <w:rPr>
+                <w:sz w:val="16"/>
+              </w:rPr>
+              <w:t>(Kratzl, 2026)</w:t>
             </w:r>
           </w:p>
         </w:tc>
         <w:tc>
           <w:tcPr>
             <w:tcW w:type="dxa" w:w="1174"/>
-          </w:tcPr>
-          <w:p>
-            <w:r>
-              <w:rPr>
-                <w:sz w:val="16"/>
-              </w:rPr>
+            <w:shd w:val="clear" w:color="auto" w:fill="E0E0E0"/>
+          </w:tcPr>
+          <w:p>
+            <w:r>
+              <w:rPr>
+                <w:sz w:val="16"/>
+              </w:rPr>
+              <w:t>control_failed</w:t>
             </w:r>
           </w:p>
         </w:tc>
         <w:tc>
           <w:tcPr>
             <w:tcW w:type="dxa" w:w="1090"/>
+            <w:shd w:val="clear" w:color="auto" w:fill="E0E0E0"/>
           </w:tcPr>
           <w:p>
             <w:r>
@@ -3275,13 +6482,14 @@
         <w:tc>
           <w:tcPr>
             <w:tcW w:type="dxa" w:w="1174"/>
-          </w:tcPr>
-          <w:p>
-            <w:r>
-              <w:rPr>
-                <w:sz w:val="16"/>
-              </w:rPr>
-              <w:t>True Negative</w:t>
+            <w:shd w:val="clear" w:color="auto" w:fill="E0E0E0"/>
+          </w:tcPr>
+          <w:p>
+            <w:r>
+              <w:rPr>
+                <w:sz w:val="16"/>
+              </w:rPr>
+              <w:t>Excluded</w:t>
             </w:r>
           </w:p>
         </w:tc>
@@ -3290,2313 +6498,6 @@
         <w:tc>
           <w:tcPr>
             <w:tcW w:type="dxa" w:w="2515"/>
-          </w:tcPr>
-          <w:p>
-            <w:r>
-              <w:rPr>
-                <w:sz w:val="16"/>
-              </w:rPr>
-              <w:t>Minimal Basal Medium (Moran Lab)</w:t>
-            </w:r>
-          </w:p>
-        </w:tc>
-        <w:tc>
-          <w:tcPr>
-            <w:tcW w:type="dxa" w:w="1090"/>
-          </w:tcPr>
-          <w:p>
-            <w:r>
-              <w:rPr>
-                <w:sz w:val="16"/>
-              </w:rPr>
-              <w:t>NH3</w:t>
-            </w:r>
-          </w:p>
-        </w:tc>
-        <w:tc>
-          <w:tcPr>
-            <w:tcW w:type="dxa" w:w="2515"/>
-          </w:tcPr>
-          <w:p>
-            <w:r>
-              <w:rPr>
-                <w:sz w:val="16"/>
-              </w:rPr>
-              <w:t>Choline</w:t>
-            </w:r>
-          </w:p>
-        </w:tc>
-        <w:tc>
-          <w:tcPr>
-            <w:tcW w:type="dxa" w:w="1341"/>
-          </w:tcPr>
-          <w:p>
-            <w:r>
-              <w:rPr>
-                <w:sz w:val="16"/>
-              </w:rPr>
-              <w:t>No</w:t>
-            </w:r>
-          </w:p>
-        </w:tc>
-        <w:tc>
-          <w:tcPr>
-            <w:tcW w:type="dxa" w:w="1341"/>
-          </w:tcPr>
-          <w:p>
-            <w:r>
-              <w:rPr>
-                <w:sz w:val="16"/>
-              </w:rPr>
-            </w:r>
-          </w:p>
-        </w:tc>
-        <w:tc>
-          <w:tcPr>
-            <w:tcW w:type="dxa" w:w="1174"/>
-          </w:tcPr>
-          <w:p>
-            <w:r>
-              <w:rPr>
-                <w:sz w:val="16"/>
-              </w:rPr>
-            </w:r>
-          </w:p>
-        </w:tc>
-        <w:tc>
-          <w:tcPr>
-            <w:tcW w:type="dxa" w:w="1090"/>
-          </w:tcPr>
-          <w:p>
-            <w:r>
-              <w:rPr>
-                <w:sz w:val="16"/>
-              </w:rPr>
-              <w:t>0.0</w:t>
-            </w:r>
-          </w:p>
-        </w:tc>
-        <w:tc>
-          <w:tcPr>
-            <w:tcW w:type="dxa" w:w="1174"/>
-          </w:tcPr>
-          <w:p>
-            <w:r>
-              <w:rPr>
-                <w:sz w:val="16"/>
-              </w:rPr>
-              <w:t>True Negative</w:t>
-            </w:r>
-          </w:p>
-        </w:tc>
-      </w:tr>
-      <w:tr>
-        <w:tc>
-          <w:tcPr>
-            <w:tcW w:type="dxa" w:w="2515"/>
-          </w:tcPr>
-          <w:p>
-            <w:r>
-              <w:rPr>
-                <w:sz w:val="16"/>
-              </w:rPr>
-              <w:t>Minimal Basal Medium (Moran Lab)</w:t>
-            </w:r>
-          </w:p>
-        </w:tc>
-        <w:tc>
-          <w:tcPr>
-            <w:tcW w:type="dxa" w:w="1090"/>
-          </w:tcPr>
-          <w:p>
-            <w:r>
-              <w:rPr>
-                <w:sz w:val="16"/>
-              </w:rPr>
-              <w:t>NH3</w:t>
-            </w:r>
-          </w:p>
-        </w:tc>
-        <w:tc>
-          <w:tcPr>
-            <w:tcW w:type="dxa" w:w="2515"/>
-          </w:tcPr>
-          <w:p>
-            <w:r>
-              <w:rPr>
-                <w:sz w:val="16"/>
-              </w:rPr>
-              <w:t>Ectoine</w:t>
-            </w:r>
-          </w:p>
-        </w:tc>
-        <w:tc>
-          <w:tcPr>
-            <w:tcW w:type="dxa" w:w="1341"/>
-          </w:tcPr>
-          <w:p>
-            <w:r>
-              <w:rPr>
-                <w:sz w:val="16"/>
-              </w:rPr>
-              <w:t>No</w:t>
-            </w:r>
-          </w:p>
-        </w:tc>
-        <w:tc>
-          <w:tcPr>
-            <w:tcW w:type="dxa" w:w="1341"/>
-          </w:tcPr>
-          <w:p>
-            <w:r>
-              <w:rPr>
-                <w:sz w:val="16"/>
-              </w:rPr>
-            </w:r>
-          </w:p>
-        </w:tc>
-        <w:tc>
-          <w:tcPr>
-            <w:tcW w:type="dxa" w:w="1174"/>
-          </w:tcPr>
-          <w:p>
-            <w:r>
-              <w:rPr>
-                <w:sz w:val="16"/>
-              </w:rPr>
-            </w:r>
-          </w:p>
-        </w:tc>
-        <w:tc>
-          <w:tcPr>
-            <w:tcW w:type="dxa" w:w="1090"/>
-          </w:tcPr>
-          <w:p>
-            <w:r>
-              <w:rPr>
-                <w:sz w:val="16"/>
-              </w:rPr>
-              <w:t>0.0</w:t>
-            </w:r>
-          </w:p>
-        </w:tc>
-        <w:tc>
-          <w:tcPr>
-            <w:tcW w:type="dxa" w:w="1174"/>
-          </w:tcPr>
-          <w:p>
-            <w:r>
-              <w:rPr>
-                <w:sz w:val="16"/>
-              </w:rPr>
-              <w:t>True Negative</w:t>
-            </w:r>
-          </w:p>
-        </w:tc>
-      </w:tr>
-      <w:tr>
-        <w:tc>
-          <w:tcPr>
-            <w:tcW w:type="dxa" w:w="2515"/>
-          </w:tcPr>
-          <w:p>
-            <w:r>
-              <w:rPr>
-                <w:sz w:val="16"/>
-              </w:rPr>
-              <w:t>Minimal Basal Medium (Moran Lab)</w:t>
-            </w:r>
-          </w:p>
-        </w:tc>
-        <w:tc>
-          <w:tcPr>
-            <w:tcW w:type="dxa" w:w="1090"/>
-          </w:tcPr>
-          <w:p>
-            <w:r>
-              <w:rPr>
-                <w:sz w:val="16"/>
-              </w:rPr>
-              <w:t>NH3</w:t>
-            </w:r>
-          </w:p>
-        </w:tc>
-        <w:tc>
-          <w:tcPr>
-            <w:tcW w:type="dxa" w:w="2515"/>
-          </w:tcPr>
-          <w:p>
-            <w:r>
-              <w:rPr>
-                <w:sz w:val="16"/>
-              </w:rPr>
-              <w:t>Fructose</w:t>
-            </w:r>
-          </w:p>
-        </w:tc>
-        <w:tc>
-          <w:tcPr>
-            <w:tcW w:type="dxa" w:w="1341"/>
-          </w:tcPr>
-          <w:p>
-            <w:r>
-              <w:rPr>
-                <w:sz w:val="16"/>
-              </w:rPr>
-              <w:t>No</w:t>
-            </w:r>
-          </w:p>
-        </w:tc>
-        <w:tc>
-          <w:tcPr>
-            <w:tcW w:type="dxa" w:w="1341"/>
-          </w:tcPr>
-          <w:p>
-            <w:r>
-              <w:rPr>
-                <w:sz w:val="16"/>
-              </w:rPr>
-            </w:r>
-          </w:p>
-        </w:tc>
-        <w:tc>
-          <w:tcPr>
-            <w:tcW w:type="dxa" w:w="1174"/>
-          </w:tcPr>
-          <w:p>
-            <w:r>
-              <w:rPr>
-                <w:sz w:val="16"/>
-              </w:rPr>
-            </w:r>
-          </w:p>
-        </w:tc>
-        <w:tc>
-          <w:tcPr>
-            <w:tcW w:type="dxa" w:w="1090"/>
-          </w:tcPr>
-          <w:p>
-            <w:r>
-              <w:rPr>
-                <w:sz w:val="16"/>
-              </w:rPr>
-              <w:t>0.0</w:t>
-            </w:r>
-          </w:p>
-        </w:tc>
-        <w:tc>
-          <w:tcPr>
-            <w:tcW w:type="dxa" w:w="1174"/>
-          </w:tcPr>
-          <w:p>
-            <w:r>
-              <w:rPr>
-                <w:sz w:val="16"/>
-              </w:rPr>
-              <w:t>True Negative</w:t>
-            </w:r>
-          </w:p>
-        </w:tc>
-      </w:tr>
-      <w:tr>
-        <w:tc>
-          <w:tcPr>
-            <w:tcW w:type="dxa" w:w="2515"/>
-          </w:tcPr>
-          <w:p>
-            <w:r>
-              <w:rPr>
-                <w:sz w:val="16"/>
-              </w:rPr>
-              <w:t>Minimal Basal Medium (Moran Lab)</w:t>
-            </w:r>
-          </w:p>
-        </w:tc>
-        <w:tc>
-          <w:tcPr>
-            <w:tcW w:type="dxa" w:w="1090"/>
-          </w:tcPr>
-          <w:p>
-            <w:r>
-              <w:rPr>
-                <w:sz w:val="16"/>
-              </w:rPr>
-              <w:t>NH3</w:t>
-            </w:r>
-          </w:p>
-        </w:tc>
-        <w:tc>
-          <w:tcPr>
-            <w:tcW w:type="dxa" w:w="2515"/>
-          </w:tcPr>
-          <w:p>
-            <w:r>
-              <w:rPr>
-                <w:sz w:val="16"/>
-              </w:rPr>
-              <w:t>Galactose</w:t>
-            </w:r>
-          </w:p>
-        </w:tc>
-        <w:tc>
-          <w:tcPr>
-            <w:tcW w:type="dxa" w:w="1341"/>
-          </w:tcPr>
-          <w:p>
-            <w:r>
-              <w:rPr>
-                <w:sz w:val="16"/>
-              </w:rPr>
-              <w:t>Yes</w:t>
-            </w:r>
-          </w:p>
-        </w:tc>
-        <w:tc>
-          <w:tcPr>
-            <w:tcW w:type="dxa" w:w="1341"/>
-          </w:tcPr>
-          <w:p>
-            <w:r>
-              <w:rPr>
-                <w:sz w:val="16"/>
-              </w:rPr>
-            </w:r>
-          </w:p>
-        </w:tc>
-        <w:tc>
-          <w:tcPr>
-            <w:tcW w:type="dxa" w:w="1174"/>
-          </w:tcPr>
-          <w:p>
-            <w:r>
-              <w:rPr>
-                <w:sz w:val="16"/>
-              </w:rPr>
-            </w:r>
-          </w:p>
-        </w:tc>
-        <w:tc>
-          <w:tcPr>
-            <w:tcW w:type="dxa" w:w="1090"/>
-          </w:tcPr>
-          <w:p>
-            <w:r>
-              <w:rPr>
-                <w:sz w:val="16"/>
-              </w:rPr>
-              <w:t>0.73</w:t>
-            </w:r>
-          </w:p>
-        </w:tc>
-        <w:tc>
-          <w:tcPr>
-            <w:tcW w:type="dxa" w:w="1174"/>
-          </w:tcPr>
-          <w:p>
-            <w:r>
-              <w:rPr>
-                <w:sz w:val="16"/>
-              </w:rPr>
-              <w:t>True Positive</w:t>
-            </w:r>
-          </w:p>
-        </w:tc>
-      </w:tr>
-      <w:tr>
-        <w:tc>
-          <w:tcPr>
-            <w:tcW w:type="dxa" w:w="2515"/>
-          </w:tcPr>
-          <w:p>
-            <w:r>
-              <w:rPr>
-                <w:sz w:val="16"/>
-              </w:rPr>
-              <w:t>Minimal Basal Medium (Moran Lab)</w:t>
-            </w:r>
-          </w:p>
-        </w:tc>
-        <w:tc>
-          <w:tcPr>
-            <w:tcW w:type="dxa" w:w="1090"/>
-          </w:tcPr>
-          <w:p>
-            <w:r>
-              <w:rPr>
-                <w:sz w:val="16"/>
-              </w:rPr>
-              <w:t>NH3</w:t>
-            </w:r>
-          </w:p>
-        </w:tc>
-        <w:tc>
-          <w:tcPr>
-            <w:tcW w:type="dxa" w:w="2515"/>
-          </w:tcPr>
-          <w:p>
-            <w:r>
-              <w:rPr>
-                <w:sz w:val="16"/>
-              </w:rPr>
-              <w:t>Galacturonic Acid</w:t>
-            </w:r>
-          </w:p>
-        </w:tc>
-        <w:tc>
-          <w:tcPr>
-            <w:tcW w:type="dxa" w:w="1341"/>
-          </w:tcPr>
-          <w:p>
-            <w:r>
-              <w:rPr>
-                <w:sz w:val="16"/>
-              </w:rPr>
-              <w:t>Yes</w:t>
-            </w:r>
-          </w:p>
-        </w:tc>
-        <w:tc>
-          <w:tcPr>
-            <w:tcW w:type="dxa" w:w="1341"/>
-          </w:tcPr>
-          <w:p>
-            <w:r>
-              <w:rPr>
-                <w:sz w:val="16"/>
-              </w:rPr>
-            </w:r>
-          </w:p>
-        </w:tc>
-        <w:tc>
-          <w:tcPr>
-            <w:tcW w:type="dxa" w:w="1174"/>
-          </w:tcPr>
-          <w:p>
-            <w:r>
-              <w:rPr>
-                <w:sz w:val="16"/>
-              </w:rPr>
-            </w:r>
-          </w:p>
-        </w:tc>
-        <w:tc>
-          <w:tcPr>
-            <w:tcW w:type="dxa" w:w="1090"/>
-          </w:tcPr>
-          <w:p>
-            <w:r>
-              <w:rPr>
-                <w:sz w:val="16"/>
-              </w:rPr>
-              <w:t>0.645</w:t>
-            </w:r>
-          </w:p>
-        </w:tc>
-        <w:tc>
-          <w:tcPr>
-            <w:tcW w:type="dxa" w:w="1174"/>
-          </w:tcPr>
-          <w:p>
-            <w:r>
-              <w:rPr>
-                <w:sz w:val="16"/>
-              </w:rPr>
-              <w:t>True Positive</w:t>
-            </w:r>
-          </w:p>
-        </w:tc>
-      </w:tr>
-      <w:tr>
-        <w:tc>
-          <w:tcPr>
-            <w:tcW w:type="dxa" w:w="2515"/>
-          </w:tcPr>
-          <w:p>
-            <w:r>
-              <w:rPr>
-                <w:sz w:val="16"/>
-              </w:rPr>
-              <w:t>Minimal Basal Medium (Moran Lab)</w:t>
-            </w:r>
-          </w:p>
-        </w:tc>
-        <w:tc>
-          <w:tcPr>
-            <w:tcW w:type="dxa" w:w="1090"/>
-          </w:tcPr>
-          <w:p>
-            <w:r>
-              <w:rPr>
-                <w:sz w:val="16"/>
-              </w:rPr>
-              <w:t>NH3</w:t>
-            </w:r>
-          </w:p>
-        </w:tc>
-        <w:tc>
-          <w:tcPr>
-            <w:tcW w:type="dxa" w:w="2515"/>
-          </w:tcPr>
-          <w:p>
-            <w:r>
-              <w:rPr>
-                <w:sz w:val="16"/>
-              </w:rPr>
-              <w:t>Glucose</w:t>
-            </w:r>
-          </w:p>
-        </w:tc>
-        <w:tc>
-          <w:tcPr>
-            <w:tcW w:type="dxa" w:w="1341"/>
-          </w:tcPr>
-          <w:p>
-            <w:r>
-              <w:rPr>
-                <w:sz w:val="16"/>
-              </w:rPr>
-              <w:t>Yes</w:t>
-            </w:r>
-          </w:p>
-        </w:tc>
-        <w:tc>
-          <w:tcPr>
-            <w:tcW w:type="dxa" w:w="1341"/>
-          </w:tcPr>
-          <w:p>
-            <w:r>
-              <w:rPr>
-                <w:sz w:val="16"/>
-              </w:rPr>
-            </w:r>
-          </w:p>
-        </w:tc>
-        <w:tc>
-          <w:tcPr>
-            <w:tcW w:type="dxa" w:w="1174"/>
-          </w:tcPr>
-          <w:p>
-            <w:r>
-              <w:rPr>
-                <w:sz w:val="16"/>
-              </w:rPr>
-            </w:r>
-          </w:p>
-        </w:tc>
-        <w:tc>
-          <w:tcPr>
-            <w:tcW w:type="dxa" w:w="1090"/>
-          </w:tcPr>
-          <w:p>
-            <w:r>
-              <w:rPr>
-                <w:sz w:val="16"/>
-              </w:rPr>
-              <w:t>0.75</w:t>
-            </w:r>
-          </w:p>
-        </w:tc>
-        <w:tc>
-          <w:tcPr>
-            <w:tcW w:type="dxa" w:w="1174"/>
-          </w:tcPr>
-          <w:p>
-            <w:r>
-              <w:rPr>
-                <w:sz w:val="16"/>
-              </w:rPr>
-              <w:t>True Positive</w:t>
-            </w:r>
-          </w:p>
-        </w:tc>
-      </w:tr>
-      <w:tr>
-        <w:tc>
-          <w:tcPr>
-            <w:tcW w:type="dxa" w:w="2515"/>
-          </w:tcPr>
-          <w:p>
-            <w:r>
-              <w:rPr>
-                <w:sz w:val="16"/>
-              </w:rPr>
-              <w:t>Minimal Basal Medium (Moran Lab)</w:t>
-            </w:r>
-          </w:p>
-        </w:tc>
-        <w:tc>
-          <w:tcPr>
-            <w:tcW w:type="dxa" w:w="1090"/>
-          </w:tcPr>
-          <w:p>
-            <w:r>
-              <w:rPr>
-                <w:sz w:val="16"/>
-              </w:rPr>
-              <w:t>NH3</w:t>
-            </w:r>
-          </w:p>
-        </w:tc>
-        <w:tc>
-          <w:tcPr>
-            <w:tcW w:type="dxa" w:w="2515"/>
-          </w:tcPr>
-          <w:p>
-            <w:r>
-              <w:rPr>
-                <w:sz w:val="16"/>
-              </w:rPr>
-              <w:t>Glucuronic Acid</w:t>
-            </w:r>
-          </w:p>
-        </w:tc>
-        <w:tc>
-          <w:tcPr>
-            <w:tcW w:type="dxa" w:w="1341"/>
-          </w:tcPr>
-          <w:p>
-            <w:r>
-              <w:rPr>
-                <w:sz w:val="16"/>
-              </w:rPr>
-              <w:t>No</w:t>
-            </w:r>
-          </w:p>
-        </w:tc>
-        <w:tc>
-          <w:tcPr>
-            <w:tcW w:type="dxa" w:w="1341"/>
-          </w:tcPr>
-          <w:p>
-            <w:r>
-              <w:rPr>
-                <w:sz w:val="16"/>
-              </w:rPr>
-            </w:r>
-          </w:p>
-        </w:tc>
-        <w:tc>
-          <w:tcPr>
-            <w:tcW w:type="dxa" w:w="1174"/>
-          </w:tcPr>
-          <w:p>
-            <w:r>
-              <w:rPr>
-                <w:sz w:val="16"/>
-              </w:rPr>
-            </w:r>
-          </w:p>
-        </w:tc>
-        <w:tc>
-          <w:tcPr>
-            <w:tcW w:type="dxa" w:w="1090"/>
-          </w:tcPr>
-          <w:p>
-            <w:r>
-              <w:rPr>
-                <w:sz w:val="16"/>
-              </w:rPr>
-              <w:t>0.0</w:t>
-            </w:r>
-          </w:p>
-        </w:tc>
-        <w:tc>
-          <w:tcPr>
-            <w:tcW w:type="dxa" w:w="1174"/>
-          </w:tcPr>
-          <w:p>
-            <w:r>
-              <w:rPr>
-                <w:sz w:val="16"/>
-              </w:rPr>
-              <w:t>True Negative</w:t>
-            </w:r>
-          </w:p>
-        </w:tc>
-      </w:tr>
-      <w:tr>
-        <w:tc>
-          <w:tcPr>
-            <w:tcW w:type="dxa" w:w="2515"/>
-          </w:tcPr>
-          <w:p>
-            <w:r>
-              <w:rPr>
-                <w:sz w:val="16"/>
-              </w:rPr>
-              <w:t>Minimal Basal Medium (Moran Lab)</w:t>
-            </w:r>
-          </w:p>
-        </w:tc>
-        <w:tc>
-          <w:tcPr>
-            <w:tcW w:type="dxa" w:w="1090"/>
-          </w:tcPr>
-          <w:p>
-            <w:r>
-              <w:rPr>
-                <w:sz w:val="16"/>
-              </w:rPr>
-              <w:t>NH3</w:t>
-            </w:r>
-          </w:p>
-        </w:tc>
-        <w:tc>
-          <w:tcPr>
-            <w:tcW w:type="dxa" w:w="2515"/>
-          </w:tcPr>
-          <w:p>
-            <w:r>
-              <w:rPr>
-                <w:sz w:val="16"/>
-              </w:rPr>
-              <w:t>Glycolate</w:t>
-            </w:r>
-          </w:p>
-        </w:tc>
-        <w:tc>
-          <w:tcPr>
-            <w:tcW w:type="dxa" w:w="1341"/>
-          </w:tcPr>
-          <w:p>
-            <w:r>
-              <w:rPr>
-                <w:sz w:val="16"/>
-              </w:rPr>
-              <w:t>No</w:t>
-            </w:r>
-          </w:p>
-        </w:tc>
-        <w:tc>
-          <w:tcPr>
-            <w:tcW w:type="dxa" w:w="1341"/>
-          </w:tcPr>
-          <w:p>
-            <w:r>
-              <w:rPr>
-                <w:sz w:val="16"/>
-              </w:rPr>
-            </w:r>
-          </w:p>
-        </w:tc>
-        <w:tc>
-          <w:tcPr>
-            <w:tcW w:type="dxa" w:w="1174"/>
-          </w:tcPr>
-          <w:p>
-            <w:r>
-              <w:rPr>
-                <w:sz w:val="16"/>
-              </w:rPr>
-            </w:r>
-          </w:p>
-        </w:tc>
-        <w:tc>
-          <w:tcPr>
-            <w:tcW w:type="dxa" w:w="1090"/>
-          </w:tcPr>
-          <w:p>
-            <w:r>
-              <w:rPr>
-                <w:sz w:val="16"/>
-              </w:rPr>
-              <w:t>0.0</w:t>
-            </w:r>
-          </w:p>
-        </w:tc>
-        <w:tc>
-          <w:tcPr>
-            <w:tcW w:type="dxa" w:w="1174"/>
-          </w:tcPr>
-          <w:p>
-            <w:r>
-              <w:rPr>
-                <w:sz w:val="16"/>
-              </w:rPr>
-              <w:t>True Negative</w:t>
-            </w:r>
-          </w:p>
-        </w:tc>
-      </w:tr>
-      <w:tr>
-        <w:tc>
-          <w:tcPr>
-            <w:tcW w:type="dxa" w:w="2515"/>
-          </w:tcPr>
-          <w:p>
-            <w:r>
-              <w:rPr>
-                <w:sz w:val="16"/>
-              </w:rPr>
-              <w:t>Minimal Basal Medium (Moran Lab)</w:t>
-            </w:r>
-          </w:p>
-        </w:tc>
-        <w:tc>
-          <w:tcPr>
-            <w:tcW w:type="dxa" w:w="1090"/>
-          </w:tcPr>
-          <w:p>
-            <w:r>
-              <w:rPr>
-                <w:sz w:val="16"/>
-              </w:rPr>
-              <w:t>NH3</w:t>
-            </w:r>
-          </w:p>
-        </w:tc>
-        <w:tc>
-          <w:tcPr>
-            <w:tcW w:type="dxa" w:w="2515"/>
-          </w:tcPr>
-          <w:p>
-            <w:r>
-              <w:rPr>
-                <w:sz w:val="16"/>
-              </w:rPr>
-              <w:t>Mannuronic Acid</w:t>
-            </w:r>
-          </w:p>
-        </w:tc>
-        <w:tc>
-          <w:tcPr>
-            <w:tcW w:type="dxa" w:w="1341"/>
-          </w:tcPr>
-          <w:p>
-            <w:r>
-              <w:rPr>
-                <w:sz w:val="16"/>
-              </w:rPr>
-              <w:t>Yes</w:t>
-            </w:r>
-          </w:p>
-        </w:tc>
-        <w:tc>
-          <w:tcPr>
-            <w:tcW w:type="dxa" w:w="1341"/>
-          </w:tcPr>
-          <w:p>
-            <w:r>
-              <w:rPr>
-                <w:sz w:val="16"/>
-              </w:rPr>
-            </w:r>
-          </w:p>
-        </w:tc>
-        <w:tc>
-          <w:tcPr>
-            <w:tcW w:type="dxa" w:w="1174"/>
-          </w:tcPr>
-          <w:p>
-            <w:r>
-              <w:rPr>
-                <w:sz w:val="16"/>
-              </w:rPr>
-            </w:r>
-          </w:p>
-        </w:tc>
-        <w:tc>
-          <w:tcPr>
-            <w:tcW w:type="dxa" w:w="1090"/>
-          </w:tcPr>
-          <w:p>
-            <w:r>
-              <w:rPr>
-                <w:sz w:val="16"/>
-              </w:rPr>
-              <w:t>0.645</w:t>
-            </w:r>
-          </w:p>
-        </w:tc>
-        <w:tc>
-          <w:tcPr>
-            <w:tcW w:type="dxa" w:w="1174"/>
-          </w:tcPr>
-          <w:p>
-            <w:r>
-              <w:rPr>
-                <w:sz w:val="16"/>
-              </w:rPr>
-              <w:t>True Positive</w:t>
-            </w:r>
-          </w:p>
-        </w:tc>
-      </w:tr>
-      <w:tr>
-        <w:tc>
-          <w:tcPr>
-            <w:tcW w:type="dxa" w:w="2515"/>
-          </w:tcPr>
-          <w:p>
-            <w:r>
-              <w:rPr>
-                <w:sz w:val="16"/>
-              </w:rPr>
-              <w:t>Minimal Basal Medium (Moran Lab)</w:t>
-            </w:r>
-          </w:p>
-        </w:tc>
-        <w:tc>
-          <w:tcPr>
-            <w:tcW w:type="dxa" w:w="1090"/>
-          </w:tcPr>
-          <w:p>
-            <w:r>
-              <w:rPr>
-                <w:sz w:val="16"/>
-              </w:rPr>
-              <w:t>NH3</w:t>
-            </w:r>
-          </w:p>
-        </w:tc>
-        <w:tc>
-          <w:tcPr>
-            <w:tcW w:type="dxa" w:w="2515"/>
-          </w:tcPr>
-          <w:p>
-            <w:r>
-              <w:rPr>
-                <w:sz w:val="16"/>
-              </w:rPr>
-              <w:t>Phosphoenolpyruvate</w:t>
-            </w:r>
-          </w:p>
-        </w:tc>
-        <w:tc>
-          <w:tcPr>
-            <w:tcW w:type="dxa" w:w="1341"/>
-          </w:tcPr>
-          <w:p>
-            <w:r>
-              <w:rPr>
-                <w:sz w:val="16"/>
-              </w:rPr>
-              <w:t>Yes</w:t>
-            </w:r>
-          </w:p>
-        </w:tc>
-        <w:tc>
-          <w:tcPr>
-            <w:tcW w:type="dxa" w:w="1341"/>
-          </w:tcPr>
-          <w:p>
-            <w:r>
-              <w:rPr>
-                <w:sz w:val="16"/>
-              </w:rPr>
-            </w:r>
-          </w:p>
-        </w:tc>
-        <w:tc>
-          <w:tcPr>
-            <w:tcW w:type="dxa" w:w="1174"/>
-          </w:tcPr>
-          <w:p>
-            <w:r>
-              <w:rPr>
-                <w:sz w:val="16"/>
-              </w:rPr>
-            </w:r>
-          </w:p>
-        </w:tc>
-        <w:tc>
-          <w:tcPr>
-            <w:tcW w:type="dxa" w:w="1090"/>
-          </w:tcPr>
-          <w:p>
-            <w:r>
-              <w:rPr>
-                <w:sz w:val="16"/>
-              </w:rPr>
-              <w:t>0.705</w:t>
-            </w:r>
-          </w:p>
-        </w:tc>
-        <w:tc>
-          <w:tcPr>
-            <w:tcW w:type="dxa" w:w="1174"/>
-          </w:tcPr>
-          <w:p>
-            <w:r>
-              <w:rPr>
-                <w:sz w:val="16"/>
-              </w:rPr>
-              <w:t>True Positive</w:t>
-            </w:r>
-          </w:p>
-        </w:tc>
-      </w:tr>
-      <w:tr>
-        <w:tc>
-          <w:tcPr>
-            <w:tcW w:type="dxa" w:w="2515"/>
-          </w:tcPr>
-          <w:p>
-            <w:r>
-              <w:rPr>
-                <w:sz w:val="16"/>
-              </w:rPr>
-              <w:t>Minimal Basal Medium (Moran Lab)</w:t>
-            </w:r>
-          </w:p>
-        </w:tc>
-        <w:tc>
-          <w:tcPr>
-            <w:tcW w:type="dxa" w:w="1090"/>
-          </w:tcPr>
-          <w:p>
-            <w:r>
-              <w:rPr>
-                <w:sz w:val="16"/>
-              </w:rPr>
-              <w:t>NH3</w:t>
-            </w:r>
-          </w:p>
-        </w:tc>
-        <w:tc>
-          <w:tcPr>
-            <w:tcW w:type="dxa" w:w="2515"/>
-          </w:tcPr>
-          <w:p>
-            <w:r>
-              <w:rPr>
-                <w:sz w:val="16"/>
-              </w:rPr>
-              <w:t>Sucrose</w:t>
-            </w:r>
-          </w:p>
-        </w:tc>
-        <w:tc>
-          <w:tcPr>
-            <w:tcW w:type="dxa" w:w="1341"/>
-          </w:tcPr>
-          <w:p>
-            <w:r>
-              <w:rPr>
-                <w:sz w:val="16"/>
-              </w:rPr>
-              <w:t>No</w:t>
-            </w:r>
-          </w:p>
-        </w:tc>
-        <w:tc>
-          <w:tcPr>
-            <w:tcW w:type="dxa" w:w="1341"/>
-          </w:tcPr>
-          <w:p>
-            <w:r>
-              <w:rPr>
-                <w:sz w:val="16"/>
-              </w:rPr>
-            </w:r>
-          </w:p>
-        </w:tc>
-        <w:tc>
-          <w:tcPr>
-            <w:tcW w:type="dxa" w:w="1174"/>
-          </w:tcPr>
-          <w:p>
-            <w:r>
-              <w:rPr>
-                <w:sz w:val="16"/>
-              </w:rPr>
-            </w:r>
-          </w:p>
-        </w:tc>
-        <w:tc>
-          <w:tcPr>
-            <w:tcW w:type="dxa" w:w="1090"/>
-          </w:tcPr>
-          <w:p>
-            <w:r>
-              <w:rPr>
-                <w:sz w:val="16"/>
-              </w:rPr>
-              <w:t>0.0</w:t>
-            </w:r>
-          </w:p>
-        </w:tc>
-        <w:tc>
-          <w:tcPr>
-            <w:tcW w:type="dxa" w:w="1174"/>
-          </w:tcPr>
-          <w:p>
-            <w:r>
-              <w:rPr>
-                <w:sz w:val="16"/>
-              </w:rPr>
-              <w:t>True Negative</w:t>
-            </w:r>
-          </w:p>
-        </w:tc>
-      </w:tr>
-      <w:tr>
-        <w:tc>
-          <w:tcPr>
-            <w:tcW w:type="dxa" w:w="2515"/>
-          </w:tcPr>
-          <w:p>
-            <w:r>
-              <w:rPr>
-                <w:sz w:val="16"/>
-              </w:rPr>
-              <w:t>ProMM</w:t>
-            </w:r>
-          </w:p>
-        </w:tc>
-        <w:tc>
-          <w:tcPr>
-            <w:tcW w:type="dxa" w:w="1090"/>
-          </w:tcPr>
-          <w:p>
-            <w:r>
-              <w:rPr>
-                <w:sz w:val="16"/>
-              </w:rPr>
-              <w:t>NH3</w:t>
-            </w:r>
-          </w:p>
-        </w:tc>
-        <w:tc>
-          <w:tcPr>
-            <w:tcW w:type="dxa" w:w="2515"/>
-          </w:tcPr>
-          <w:p>
-            <w:r>
-              <w:rPr>
-                <w:sz w:val="16"/>
-              </w:rPr>
-              <w:t>3-methyl-2-oxobutanoic acid</w:t>
-            </w:r>
-          </w:p>
-        </w:tc>
-        <w:tc>
-          <w:tcPr>
-            <w:tcW w:type="dxa" w:w="1341"/>
-          </w:tcPr>
-          <w:p>
-            <w:r>
-              <w:rPr>
-                <w:sz w:val="16"/>
-              </w:rPr>
-              <w:t>Yes</w:t>
-            </w:r>
-          </w:p>
-        </w:tc>
-        <w:tc>
-          <w:tcPr>
-            <w:tcW w:type="dxa" w:w="1341"/>
-          </w:tcPr>
-          <w:p>
-            <w:r>
-              <w:rPr>
-                <w:sz w:val="16"/>
-              </w:rPr>
-              <w:t>(Halloran, 2026)</w:t>
-            </w:r>
-          </w:p>
-        </w:tc>
-        <w:tc>
-          <w:tcPr>
-            <w:tcW w:type="dxa" w:w="1174"/>
-          </w:tcPr>
-          <w:p>
-            <w:r>
-              <w:rPr>
-                <w:sz w:val="16"/>
-              </w:rPr>
-            </w:r>
-          </w:p>
-        </w:tc>
-        <w:tc>
-          <w:tcPr>
-            <w:tcW w:type="dxa" w:w="1090"/>
-          </w:tcPr>
-          <w:p>
-            <w:r>
-              <w:rPr>
-                <w:sz w:val="16"/>
-              </w:rPr>
-              <w:t>0.491</w:t>
-            </w:r>
-          </w:p>
-        </w:tc>
-        <w:tc>
-          <w:tcPr>
-            <w:tcW w:type="dxa" w:w="1174"/>
-          </w:tcPr>
-          <w:p>
-            <w:r>
-              <w:rPr>
-                <w:sz w:val="16"/>
-              </w:rPr>
-              <w:t>True Positive</w:t>
-            </w:r>
-          </w:p>
-        </w:tc>
-      </w:tr>
-      <w:tr>
-        <w:tc>
-          <w:tcPr>
-            <w:tcW w:type="dxa" w:w="2515"/>
-          </w:tcPr>
-          <w:p>
-            <w:r>
-              <w:rPr>
-                <w:sz w:val="16"/>
-              </w:rPr>
-              <w:t>ProMM</w:t>
-            </w:r>
-          </w:p>
-        </w:tc>
-        <w:tc>
-          <w:tcPr>
-            <w:tcW w:type="dxa" w:w="1090"/>
-          </w:tcPr>
-          <w:p>
-            <w:r>
-              <w:rPr>
-                <w:sz w:val="16"/>
-              </w:rPr>
-              <w:t>NH3</w:t>
-            </w:r>
-          </w:p>
-        </w:tc>
-        <w:tc>
-          <w:tcPr>
-            <w:tcW w:type="dxa" w:w="2515"/>
-          </w:tcPr>
-          <w:p>
-            <w:r>
-              <w:rPr>
-                <w:sz w:val="16"/>
-              </w:rPr>
-              <w:t>3-methyl-2-oxopentanoic acid</w:t>
-            </w:r>
-          </w:p>
-        </w:tc>
-        <w:tc>
-          <w:tcPr>
-            <w:tcW w:type="dxa" w:w="1341"/>
-          </w:tcPr>
-          <w:p>
-            <w:r>
-              <w:rPr>
-                <w:sz w:val="16"/>
-              </w:rPr>
-              <w:t>No</w:t>
-            </w:r>
-          </w:p>
-        </w:tc>
-        <w:tc>
-          <w:tcPr>
-            <w:tcW w:type="dxa" w:w="1341"/>
-          </w:tcPr>
-          <w:p>
-            <w:r>
-              <w:rPr>
-                <w:sz w:val="16"/>
-              </w:rPr>
-              <w:t>(Halloran, 2026)</w:t>
-            </w:r>
-          </w:p>
-        </w:tc>
-        <w:tc>
-          <w:tcPr>
-            <w:tcW w:type="dxa" w:w="1174"/>
-          </w:tcPr>
-          <w:p>
-            <w:r>
-              <w:rPr>
-                <w:sz w:val="16"/>
-              </w:rPr>
-            </w:r>
-          </w:p>
-        </w:tc>
-        <w:tc>
-          <w:tcPr>
-            <w:tcW w:type="dxa" w:w="1090"/>
-          </w:tcPr>
-          <w:p>
-            <w:r>
-              <w:rPr>
-                <w:sz w:val="16"/>
-              </w:rPr>
-              <w:t>0.0</w:t>
-            </w:r>
-          </w:p>
-        </w:tc>
-        <w:tc>
-          <w:tcPr>
-            <w:tcW w:type="dxa" w:w="1174"/>
-          </w:tcPr>
-          <w:p>
-            <w:r>
-              <w:rPr>
-                <w:sz w:val="16"/>
-              </w:rPr>
-              <w:t>True Negative</w:t>
-            </w:r>
-          </w:p>
-        </w:tc>
-      </w:tr>
-      <w:tr>
-        <w:tc>
-          <w:tcPr>
-            <w:tcW w:type="dxa" w:w="2515"/>
-          </w:tcPr>
-          <w:p>
-            <w:r>
-              <w:rPr>
-                <w:sz w:val="16"/>
-              </w:rPr>
-              <w:t>ProMM</w:t>
-            </w:r>
-          </w:p>
-        </w:tc>
-        <w:tc>
-          <w:tcPr>
-            <w:tcW w:type="dxa" w:w="1090"/>
-          </w:tcPr>
-          <w:p>
-            <w:r>
-              <w:rPr>
-                <w:sz w:val="16"/>
-              </w:rPr>
-              <w:t>NH3</w:t>
-            </w:r>
-          </w:p>
-        </w:tc>
-        <w:tc>
-          <w:tcPr>
-            <w:tcW w:type="dxa" w:w="2515"/>
-          </w:tcPr>
-          <w:p>
-            <w:r>
-              <w:rPr>
-                <w:sz w:val="16"/>
-              </w:rPr>
-              <w:t>4-hydroxybenzoic acid</w:t>
-            </w:r>
-          </w:p>
-        </w:tc>
-        <w:tc>
-          <w:tcPr>
-            <w:tcW w:type="dxa" w:w="1341"/>
-          </w:tcPr>
-          <w:p>
-            <w:r>
-              <w:rPr>
-                <w:sz w:val="16"/>
-              </w:rPr>
-              <w:t>No</w:t>
-            </w:r>
-          </w:p>
-        </w:tc>
-        <w:tc>
-          <w:tcPr>
-            <w:tcW w:type="dxa" w:w="1341"/>
-          </w:tcPr>
-          <w:p>
-            <w:r>
-              <w:rPr>
-                <w:sz w:val="16"/>
-              </w:rPr>
-              <w:t>(Halloran, 2026)</w:t>
-            </w:r>
-          </w:p>
-        </w:tc>
-        <w:tc>
-          <w:tcPr>
-            <w:tcW w:type="dxa" w:w="1174"/>
-          </w:tcPr>
-          <w:p>
-            <w:r>
-              <w:rPr>
-                <w:sz w:val="16"/>
-              </w:rPr>
-            </w:r>
-          </w:p>
-        </w:tc>
-        <w:tc>
-          <w:tcPr>
-            <w:tcW w:type="dxa" w:w="1090"/>
-          </w:tcPr>
-          <w:p>
-            <w:r>
-              <w:rPr>
-                <w:sz w:val="16"/>
-              </w:rPr>
-              <w:t>0.0</w:t>
-            </w:r>
-          </w:p>
-        </w:tc>
-        <w:tc>
-          <w:tcPr>
-            <w:tcW w:type="dxa" w:w="1174"/>
-          </w:tcPr>
-          <w:p>
-            <w:r>
-              <w:rPr>
-                <w:sz w:val="16"/>
-              </w:rPr>
-              <w:t>True Negative</w:t>
-            </w:r>
-          </w:p>
-        </w:tc>
-      </w:tr>
-      <w:tr>
-        <w:tc>
-          <w:tcPr>
-            <w:tcW w:type="dxa" w:w="2515"/>
-          </w:tcPr>
-          <w:p>
-            <w:r>
-              <w:rPr>
-                <w:sz w:val="16"/>
-              </w:rPr>
-              <w:t>ProMM</w:t>
-            </w:r>
-          </w:p>
-        </w:tc>
-        <w:tc>
-          <w:tcPr>
-            <w:tcW w:type="dxa" w:w="1090"/>
-          </w:tcPr>
-          <w:p>
-            <w:r>
-              <w:rPr>
-                <w:sz w:val="16"/>
-              </w:rPr>
-              <w:t>NH3</w:t>
-            </w:r>
-          </w:p>
-        </w:tc>
-        <w:tc>
-          <w:tcPr>
-            <w:tcW w:type="dxa" w:w="2515"/>
-          </w:tcPr>
-          <w:p>
-            <w:r>
-              <w:rPr>
-                <w:sz w:val="16"/>
-              </w:rPr>
-              <w:t>4-methyl-2-oxopentanoic acid</w:t>
-            </w:r>
-          </w:p>
-        </w:tc>
-        <w:tc>
-          <w:tcPr>
-            <w:tcW w:type="dxa" w:w="1341"/>
-          </w:tcPr>
-          <w:p>
-            <w:r>
-              <w:rPr>
-                <w:sz w:val="16"/>
-              </w:rPr>
-              <w:t>No</w:t>
-            </w:r>
-          </w:p>
-        </w:tc>
-        <w:tc>
-          <w:tcPr>
-            <w:tcW w:type="dxa" w:w="1341"/>
-          </w:tcPr>
-          <w:p>
-            <w:r>
-              <w:rPr>
-                <w:sz w:val="16"/>
-              </w:rPr>
-              <w:t>(Halloran, 2026)</w:t>
-            </w:r>
-          </w:p>
-        </w:tc>
-        <w:tc>
-          <w:tcPr>
-            <w:tcW w:type="dxa" w:w="1174"/>
-          </w:tcPr>
-          <w:p>
-            <w:r>
-              <w:rPr>
-                <w:sz w:val="16"/>
-              </w:rPr>
-            </w:r>
-          </w:p>
-        </w:tc>
-        <w:tc>
-          <w:tcPr>
-            <w:tcW w:type="dxa" w:w="1090"/>
-          </w:tcPr>
-          <w:p>
-            <w:r>
-              <w:rPr>
-                <w:sz w:val="16"/>
-              </w:rPr>
-              <w:t>0.0</w:t>
-            </w:r>
-          </w:p>
-        </w:tc>
-        <w:tc>
-          <w:tcPr>
-            <w:tcW w:type="dxa" w:w="1174"/>
-          </w:tcPr>
-          <w:p>
-            <w:r>
-              <w:rPr>
-                <w:sz w:val="16"/>
-              </w:rPr>
-              <w:t>True Negative</w:t>
-            </w:r>
-          </w:p>
-        </w:tc>
-      </w:tr>
-      <w:tr>
-        <w:tc>
-          <w:tcPr>
-            <w:tcW w:type="dxa" w:w="2515"/>
-          </w:tcPr>
-          <w:p>
-            <w:r>
-              <w:rPr>
-                <w:sz w:val="16"/>
-              </w:rPr>
-              <w:t>ProMM</w:t>
-            </w:r>
-          </w:p>
-        </w:tc>
-        <w:tc>
-          <w:tcPr>
-            <w:tcW w:type="dxa" w:w="1090"/>
-          </w:tcPr>
-          <w:p>
-            <w:r>
-              <w:rPr>
-                <w:sz w:val="16"/>
-              </w:rPr>
-              <w:t>NH3</w:t>
-            </w:r>
-          </w:p>
-        </w:tc>
-        <w:tc>
-          <w:tcPr>
-            <w:tcW w:type="dxa" w:w="2515"/>
-          </w:tcPr>
-          <w:p>
-            <w:r>
-              <w:rPr>
-                <w:sz w:val="16"/>
-              </w:rPr>
-              <w:t>Isoleucine</w:t>
-            </w:r>
-          </w:p>
-        </w:tc>
-        <w:tc>
-          <w:tcPr>
-            <w:tcW w:type="dxa" w:w="1341"/>
-          </w:tcPr>
-          <w:p>
-            <w:r>
-              <w:rPr>
-                <w:sz w:val="16"/>
-              </w:rPr>
-              <w:t>Yes</w:t>
-            </w:r>
-          </w:p>
-        </w:tc>
-        <w:tc>
-          <w:tcPr>
-            <w:tcW w:type="dxa" w:w="1341"/>
-          </w:tcPr>
-          <w:p>
-            <w:r>
-              <w:rPr>
-                <w:sz w:val="16"/>
-              </w:rPr>
-              <w:t>(Halloran, 2026)</w:t>
-            </w:r>
-          </w:p>
-        </w:tc>
-        <w:tc>
-          <w:tcPr>
-            <w:tcW w:type="dxa" w:w="1174"/>
-          </w:tcPr>
-          <w:p>
-            <w:r>
-              <w:rPr>
-                <w:sz w:val="16"/>
-              </w:rPr>
-            </w:r>
-          </w:p>
-        </w:tc>
-        <w:tc>
-          <w:tcPr>
-            <w:tcW w:type="dxa" w:w="1090"/>
-          </w:tcPr>
-          <w:p>
-            <w:r>
-              <w:rPr>
-                <w:sz w:val="16"/>
-              </w:rPr>
-              <w:t>0.537</w:t>
-            </w:r>
-          </w:p>
-        </w:tc>
-        <w:tc>
-          <w:tcPr>
-            <w:tcW w:type="dxa" w:w="1174"/>
-          </w:tcPr>
-          <w:p>
-            <w:r>
-              <w:rPr>
-                <w:sz w:val="16"/>
-              </w:rPr>
-              <w:t>True Positive</w:t>
-            </w:r>
-          </w:p>
-        </w:tc>
-      </w:tr>
-      <w:tr>
-        <w:tc>
-          <w:tcPr>
-            <w:tcW w:type="dxa" w:w="2515"/>
-          </w:tcPr>
-          <w:p>
-            <w:r>
-              <w:rPr>
-                <w:sz w:val="16"/>
-              </w:rPr>
-              <w:t>ProMM</w:t>
-            </w:r>
-          </w:p>
-        </w:tc>
-        <w:tc>
-          <w:tcPr>
-            <w:tcW w:type="dxa" w:w="1090"/>
-          </w:tcPr>
-          <w:p>
-            <w:r>
-              <w:rPr>
-                <w:sz w:val="16"/>
-              </w:rPr>
-              <w:t>NH3</w:t>
-            </w:r>
-          </w:p>
-        </w:tc>
-        <w:tc>
-          <w:tcPr>
-            <w:tcW w:type="dxa" w:w="2515"/>
-          </w:tcPr>
-          <w:p>
-            <w:r>
-              <w:rPr>
-                <w:sz w:val="16"/>
-              </w:rPr>
-              <w:t>Kynurenine</w:t>
-            </w:r>
-          </w:p>
-        </w:tc>
-        <w:tc>
-          <w:tcPr>
-            <w:tcW w:type="dxa" w:w="1341"/>
-          </w:tcPr>
-          <w:p>
-            <w:r>
-              <w:rPr>
-                <w:sz w:val="16"/>
-              </w:rPr>
-              <w:t>No</w:t>
-            </w:r>
-          </w:p>
-        </w:tc>
-        <w:tc>
-          <w:tcPr>
-            <w:tcW w:type="dxa" w:w="1341"/>
-          </w:tcPr>
-          <w:p>
-            <w:r>
-              <w:rPr>
-                <w:sz w:val="16"/>
-              </w:rPr>
-              <w:t>(Halloran, 2026)</w:t>
-            </w:r>
-          </w:p>
-        </w:tc>
-        <w:tc>
-          <w:tcPr>
-            <w:tcW w:type="dxa" w:w="1174"/>
-          </w:tcPr>
-          <w:p>
-            <w:r>
-              <w:rPr>
-                <w:sz w:val="16"/>
-              </w:rPr>
-            </w:r>
-          </w:p>
-        </w:tc>
-        <w:tc>
-          <w:tcPr>
-            <w:tcW w:type="dxa" w:w="1090"/>
-          </w:tcPr>
-          <w:p>
-            <w:r>
-              <w:rPr>
-                <w:sz w:val="16"/>
-              </w:rPr>
-              <w:t>0.0</w:t>
-            </w:r>
-          </w:p>
-        </w:tc>
-        <w:tc>
-          <w:tcPr>
-            <w:tcW w:type="dxa" w:w="1174"/>
-          </w:tcPr>
-          <w:p>
-            <w:r>
-              <w:rPr>
-                <w:sz w:val="16"/>
-              </w:rPr>
-              <w:t>True Negative</w:t>
-            </w:r>
-          </w:p>
-        </w:tc>
-      </w:tr>
-      <w:tr>
-        <w:tc>
-          <w:tcPr>
-            <w:tcW w:type="dxa" w:w="2515"/>
-          </w:tcPr>
-          <w:p>
-            <w:r>
-              <w:rPr>
-                <w:sz w:val="16"/>
-              </w:rPr>
-              <w:t>ProMM</w:t>
-            </w:r>
-          </w:p>
-        </w:tc>
-        <w:tc>
-          <w:tcPr>
-            <w:tcW w:type="dxa" w:w="1090"/>
-          </w:tcPr>
-          <w:p>
-            <w:r>
-              <w:rPr>
-                <w:sz w:val="16"/>
-              </w:rPr>
-              <w:t>NH3</w:t>
-            </w:r>
-          </w:p>
-        </w:tc>
-        <w:tc>
-          <w:tcPr>
-            <w:tcW w:type="dxa" w:w="2515"/>
-          </w:tcPr>
-          <w:p>
-            <w:r>
-              <w:rPr>
-                <w:sz w:val="16"/>
-              </w:rPr>
-              <w:t>Leucine</w:t>
-            </w:r>
-          </w:p>
-        </w:tc>
-        <w:tc>
-          <w:tcPr>
-            <w:tcW w:type="dxa" w:w="1341"/>
-          </w:tcPr>
-          <w:p>
-            <w:r>
-              <w:rPr>
-                <w:sz w:val="16"/>
-              </w:rPr>
-              <w:t>Yes</w:t>
-            </w:r>
-          </w:p>
-        </w:tc>
-        <w:tc>
-          <w:tcPr>
-            <w:tcW w:type="dxa" w:w="1341"/>
-          </w:tcPr>
-          <w:p>
-            <w:r>
-              <w:rPr>
-                <w:sz w:val="16"/>
-              </w:rPr>
-              <w:t>(Halloran, 2026)</w:t>
-            </w:r>
-          </w:p>
-        </w:tc>
-        <w:tc>
-          <w:tcPr>
-            <w:tcW w:type="dxa" w:w="1174"/>
-          </w:tcPr>
-          <w:p>
-            <w:r>
-              <w:rPr>
-                <w:sz w:val="16"/>
-              </w:rPr>
-            </w:r>
-          </w:p>
-        </w:tc>
-        <w:tc>
-          <w:tcPr>
-            <w:tcW w:type="dxa" w:w="1090"/>
-          </w:tcPr>
-          <w:p>
-            <w:r>
-              <w:rPr>
-                <w:sz w:val="16"/>
-              </w:rPr>
-              <w:t>0.499</w:t>
-            </w:r>
-          </w:p>
-        </w:tc>
-        <w:tc>
-          <w:tcPr>
-            <w:tcW w:type="dxa" w:w="1174"/>
-          </w:tcPr>
-          <w:p>
-            <w:r>
-              <w:rPr>
-                <w:sz w:val="16"/>
-              </w:rPr>
-              <w:t>True Positive</w:t>
-            </w:r>
-          </w:p>
-        </w:tc>
-      </w:tr>
-      <w:tr>
-        <w:tc>
-          <w:tcPr>
-            <w:tcW w:type="dxa" w:w="2515"/>
-          </w:tcPr>
-          <w:p>
-            <w:r>
-              <w:rPr>
-                <w:sz w:val="16"/>
-              </w:rPr>
-              <w:t>ProMM</w:t>
-            </w:r>
-          </w:p>
-        </w:tc>
-        <w:tc>
-          <w:tcPr>
-            <w:tcW w:type="dxa" w:w="1090"/>
-          </w:tcPr>
-          <w:p>
-            <w:r>
-              <w:rPr>
-                <w:sz w:val="16"/>
-              </w:rPr>
-              <w:t>NH3</w:t>
-            </w:r>
-          </w:p>
-        </w:tc>
-        <w:tc>
-          <w:tcPr>
-            <w:tcW w:type="dxa" w:w="2515"/>
-          </w:tcPr>
-          <w:p>
-            <w:r>
-              <w:rPr>
-                <w:sz w:val="16"/>
-              </w:rPr>
-              <w:t>Thymidine</w:t>
-            </w:r>
-          </w:p>
-        </w:tc>
-        <w:tc>
-          <w:tcPr>
-            <w:tcW w:type="dxa" w:w="1341"/>
-          </w:tcPr>
-          <w:p>
-            <w:r>
-              <w:rPr>
-                <w:sz w:val="16"/>
-              </w:rPr>
-              <w:t>No</w:t>
-            </w:r>
-          </w:p>
-        </w:tc>
-        <w:tc>
-          <w:tcPr>
-            <w:tcW w:type="dxa" w:w="1341"/>
-          </w:tcPr>
-          <w:p>
-            <w:r>
-              <w:rPr>
-                <w:sz w:val="16"/>
-              </w:rPr>
-              <w:t>(Halloran, 2026)</w:t>
-            </w:r>
-          </w:p>
-        </w:tc>
-        <w:tc>
-          <w:tcPr>
-            <w:tcW w:type="dxa" w:w="1174"/>
-          </w:tcPr>
-          <w:p>
-            <w:r>
-              <w:rPr>
-                <w:sz w:val="16"/>
-              </w:rPr>
-            </w:r>
-          </w:p>
-        </w:tc>
-        <w:tc>
-          <w:tcPr>
-            <w:tcW w:type="dxa" w:w="1090"/>
-          </w:tcPr>
-          <w:p>
-            <w:r>
-              <w:rPr>
-                <w:sz w:val="16"/>
-              </w:rPr>
-              <w:t>0.0</w:t>
-            </w:r>
-          </w:p>
-        </w:tc>
-        <w:tc>
-          <w:tcPr>
-            <w:tcW w:type="dxa" w:w="1174"/>
-          </w:tcPr>
-          <w:p>
-            <w:r>
-              <w:rPr>
-                <w:sz w:val="16"/>
-              </w:rPr>
-              <w:t>True Negative</w:t>
-            </w:r>
-          </w:p>
-        </w:tc>
-      </w:tr>
-      <w:tr>
-        <w:tc>
-          <w:tcPr>
-            <w:tcW w:type="dxa" w:w="2515"/>
-          </w:tcPr>
-          <w:p>
-            <w:r>
-              <w:rPr>
-                <w:sz w:val="16"/>
-              </w:rPr>
-              <w:t>ProMM</w:t>
-            </w:r>
-          </w:p>
-        </w:tc>
-        <w:tc>
-          <w:tcPr>
-            <w:tcW w:type="dxa" w:w="1090"/>
-          </w:tcPr>
-          <w:p>
-            <w:r>
-              <w:rPr>
-                <w:sz w:val="16"/>
-              </w:rPr>
-              <w:t>NH3</w:t>
-            </w:r>
-          </w:p>
-        </w:tc>
-        <w:tc>
-          <w:tcPr>
-            <w:tcW w:type="dxa" w:w="2515"/>
-          </w:tcPr>
-          <w:p>
-            <w:r>
-              <w:rPr>
-                <w:sz w:val="16"/>
-              </w:rPr>
-              <w:t>Valine</w:t>
-            </w:r>
-          </w:p>
-        </w:tc>
-        <w:tc>
-          <w:tcPr>
-            <w:tcW w:type="dxa" w:w="1341"/>
-          </w:tcPr>
-          <w:p>
-            <w:r>
-              <w:rPr>
-                <w:sz w:val="16"/>
-              </w:rPr>
-              <w:t>Yes</w:t>
-            </w:r>
-          </w:p>
-        </w:tc>
-        <w:tc>
-          <w:tcPr>
-            <w:tcW w:type="dxa" w:w="1341"/>
-          </w:tcPr>
-          <w:p>
-            <w:r>
-              <w:rPr>
-                <w:sz w:val="16"/>
-              </w:rPr>
-              <w:t>(Halloran, 2026)</w:t>
-            </w:r>
-          </w:p>
-        </w:tc>
-        <w:tc>
-          <w:tcPr>
-            <w:tcW w:type="dxa" w:w="1174"/>
-          </w:tcPr>
-          <w:p>
-            <w:r>
-              <w:rPr>
-                <w:sz w:val="16"/>
-              </w:rPr>
-            </w:r>
-          </w:p>
-        </w:tc>
-        <w:tc>
-          <w:tcPr>
-            <w:tcW w:type="dxa" w:w="1090"/>
-          </w:tcPr>
-          <w:p>
-            <w:r>
-              <w:rPr>
-                <w:sz w:val="16"/>
-              </w:rPr>
-              <w:t>0.47</w:t>
-            </w:r>
-          </w:p>
-        </w:tc>
-        <w:tc>
-          <w:tcPr>
-            <w:tcW w:type="dxa" w:w="1174"/>
-          </w:tcPr>
-          <w:p>
-            <w:r>
-              <w:rPr>
-                <w:sz w:val="16"/>
-              </w:rPr>
-              <w:t>True Positive</w:t>
-            </w:r>
-          </w:p>
-        </w:tc>
-      </w:tr>
-      <w:tr>
-        <w:tc>
-          <w:tcPr>
-            <w:tcW w:type="dxa" w:w="2515"/>
-          </w:tcPr>
-          <w:p>
-            <w:r>
-              <w:rPr>
-                <w:sz w:val="16"/>
-              </w:rPr>
-              <w:t>Seawater Medium</w:t>
-            </w:r>
-          </w:p>
-        </w:tc>
-        <w:tc>
-          <w:tcPr>
-            <w:tcW w:type="dxa" w:w="1090"/>
-          </w:tcPr>
-          <w:p>
-            <w:r>
-              <w:rPr>
-                <w:sz w:val="16"/>
-              </w:rPr>
-              <w:t>NH3</w:t>
-            </w:r>
-          </w:p>
-        </w:tc>
-        <w:tc>
-          <w:tcPr>
-            <w:tcW w:type="dxa" w:w="2515"/>
-          </w:tcPr>
-          <w:p>
-            <w:r>
-              <w:rPr>
-                <w:sz w:val="16"/>
-              </w:rPr>
-              <w:t>Phenol</w:t>
-            </w:r>
-          </w:p>
-        </w:tc>
-        <w:tc>
-          <w:tcPr>
-            <w:tcW w:type="dxa" w:w="1341"/>
-          </w:tcPr>
-          <w:p>
-            <w:r>
-              <w:rPr>
-                <w:sz w:val="16"/>
-              </w:rPr>
-              <w:t>Yes</w:t>
-            </w:r>
-          </w:p>
-        </w:tc>
-        <w:tc>
-          <w:tcPr>
-            <w:tcW w:type="dxa" w:w="1341"/>
-          </w:tcPr>
-          <w:p>
-            <w:r>
-              <w:rPr>
-                <w:sz w:val="16"/>
-              </w:rPr>
-              <w:t>(Koch, 2020)</w:t>
-            </w:r>
-          </w:p>
-        </w:tc>
-        <w:tc>
-          <w:tcPr>
-            <w:tcW w:type="dxa" w:w="1174"/>
-          </w:tcPr>
-          <w:p>
-            <w:r>
-              <w:rPr>
-                <w:sz w:val="16"/>
-              </w:rPr>
-            </w:r>
-          </w:p>
-        </w:tc>
-        <w:tc>
-          <w:tcPr>
-            <w:tcW w:type="dxa" w:w="1090"/>
-          </w:tcPr>
-          <w:p>
-            <w:r>
-              <w:rPr>
-                <w:sz w:val="16"/>
-              </w:rPr>
-              <w:t>0.265</w:t>
-            </w:r>
-          </w:p>
-        </w:tc>
-        <w:tc>
-          <w:tcPr>
-            <w:tcW w:type="dxa" w:w="1174"/>
-          </w:tcPr>
-          <w:p>
-            <w:r>
-              <w:rPr>
-                <w:sz w:val="16"/>
-              </w:rPr>
-              <w:t>True Positive</w:t>
-            </w:r>
-          </w:p>
-        </w:tc>
-      </w:tr>
-      <w:tr>
-        <w:tc>
-          <w:tcPr>
-            <w:tcW w:type="dxa" w:w="2515"/>
-            <w:shd w:val="clear" w:color="auto" w:fill="F3C5BA"/>
-          </w:tcPr>
-          <w:p>
-            <w:r>
-              <w:rPr>
-                <w:sz w:val="16"/>
-              </w:rPr>
-              <w:t>Seawater Medium</w:t>
-            </w:r>
-          </w:p>
-        </w:tc>
-        <w:tc>
-          <w:tcPr>
-            <w:tcW w:type="dxa" w:w="1090"/>
-            <w:shd w:val="clear" w:color="auto" w:fill="F3C5BA"/>
-          </w:tcPr>
-          <w:p>
-            <w:r>
-              <w:rPr>
-                <w:sz w:val="16"/>
-              </w:rPr>
-              <w:t>NH3</w:t>
-            </w:r>
-          </w:p>
-        </w:tc>
-        <w:tc>
-          <w:tcPr>
-            <w:tcW w:type="dxa" w:w="2515"/>
-            <w:shd w:val="clear" w:color="auto" w:fill="F3C5BA"/>
-          </w:tcPr>
-          <w:p>
-            <w:r>
-              <w:rPr>
-                <w:sz w:val="16"/>
-              </w:rPr>
-              <w:t>alpha-Mannan</w:t>
-            </w:r>
-          </w:p>
-        </w:tc>
-        <w:tc>
-          <w:tcPr>
-            <w:tcW w:type="dxa" w:w="1341"/>
-            <w:shd w:val="clear" w:color="auto" w:fill="F3C5BA"/>
-          </w:tcPr>
-          <w:p>
-            <w:r>
-              <w:rPr>
-                <w:sz w:val="16"/>
-              </w:rPr>
-              <w:t>Yes</w:t>
-            </w:r>
-          </w:p>
-        </w:tc>
-        <w:tc>
-          <w:tcPr>
-            <w:tcW w:type="dxa" w:w="1341"/>
-            <w:shd w:val="clear" w:color="auto" w:fill="F3C5BA"/>
-          </w:tcPr>
-          <w:p>
-            <w:r>
-              <w:rPr>
-                <w:sz w:val="16"/>
-              </w:rPr>
-              <w:t>(Koch, 2020)</w:t>
-            </w:r>
-          </w:p>
-        </w:tc>
-        <w:tc>
-          <w:tcPr>
-            <w:tcW w:type="dxa" w:w="1174"/>
-            <w:shd w:val="clear" w:color="auto" w:fill="F3C5BA"/>
-          </w:tcPr>
-          <w:p>
-            <w:r>
-              <w:rPr>
-                <w:sz w:val="16"/>
-              </w:rPr>
-            </w:r>
-          </w:p>
-        </w:tc>
-        <w:tc>
-          <w:tcPr>
-            <w:tcW w:type="dxa" w:w="1090"/>
-            <w:shd w:val="clear" w:color="auto" w:fill="F3C5BA"/>
-          </w:tcPr>
-          <w:p>
-            <w:r>
-              <w:rPr>
-                <w:sz w:val="16"/>
-              </w:rPr>
-              <w:t>0.0</w:t>
-            </w:r>
-          </w:p>
-        </w:tc>
-        <w:tc>
-          <w:tcPr>
-            <w:tcW w:type="dxa" w:w="1174"/>
-            <w:shd w:val="clear" w:color="auto" w:fill="F3C5BA"/>
-          </w:tcPr>
-          <w:p>
-            <w:r>
-              <w:rPr>
-                <w:sz w:val="16"/>
-              </w:rPr>
-              <w:t>False Negative</w:t>
-            </w:r>
-          </w:p>
-        </w:tc>
-      </w:tr>
-      <w:tr>
-        <w:tc>
-          <w:tcPr>
-            <w:tcW w:type="dxa" w:w="2515"/>
             <w:shd w:val="clear" w:color="auto" w:fill="E0E0E0"/>
           </w:tcPr>
           <w:p>
@@ -5604,908 +6505,7 @@
               <w:rPr>
                 <w:sz w:val="16"/>
               </w:rPr>
-              <w:t>Minimal Basal Medium (Moran Lab)</w:t>
-            </w:r>
-          </w:p>
-        </w:tc>
-        <w:tc>
-          <w:tcPr>
-            <w:tcW w:type="dxa" w:w="1090"/>
-            <w:shd w:val="clear" w:color="auto" w:fill="E0E0E0"/>
-          </w:tcPr>
-          <w:p>
-            <w:r>
-              <w:rPr>
-                <w:sz w:val="16"/>
-              </w:rPr>
-              <w:t>NH3</w:t>
-            </w:r>
-          </w:p>
-        </w:tc>
-        <w:tc>
-          <w:tcPr>
-            <w:tcW w:type="dxa" w:w="2515"/>
-            <w:shd w:val="clear" w:color="auto" w:fill="E0E0E0"/>
-          </w:tcPr>
-          <w:p>
-            <w:r>
-              <w:rPr>
-                <w:sz w:val="16"/>
-              </w:rPr>
-              <w:t>Alanine</w:t>
-            </w:r>
-          </w:p>
-        </w:tc>
-        <w:tc>
-          <w:tcPr>
-            <w:tcW w:type="dxa" w:w="1341"/>
-            <w:shd w:val="clear" w:color="auto" w:fill="E0E0E0"/>
-          </w:tcPr>
-          <w:p>
-            <w:r>
-              <w:rPr>
-                <w:sz w:val="16"/>
-              </w:rPr>
-              <w:t>Unsure</w:t>
-            </w:r>
-          </w:p>
-        </w:tc>
-        <w:tc>
-          <w:tcPr>
-            <w:tcW w:type="dxa" w:w="1341"/>
-            <w:shd w:val="clear" w:color="auto" w:fill="E0E0E0"/>
-          </w:tcPr>
-          <w:p>
-            <w:r>
-              <w:rPr>
-                <w:sz w:val="16"/>
-              </w:rPr>
-            </w:r>
-          </w:p>
-        </w:tc>
-        <w:tc>
-          <w:tcPr>
-            <w:tcW w:type="dxa" w:w="1174"/>
-            <w:shd w:val="clear" w:color="auto" w:fill="E0E0E0"/>
-          </w:tcPr>
-          <w:p>
-            <w:r>
-              <w:rPr>
-                <w:sz w:val="16"/>
-              </w:rPr>
-            </w:r>
-          </w:p>
-        </w:tc>
-        <w:tc>
-          <w:tcPr>
-            <w:tcW w:type="dxa" w:w="1090"/>
-            <w:shd w:val="clear" w:color="auto" w:fill="E0E0E0"/>
-          </w:tcPr>
-          <w:p>
-            <w:r>
-              <w:rPr>
-                <w:sz w:val="16"/>
-              </w:rPr>
-              <w:t>0.585</w:t>
-            </w:r>
-          </w:p>
-        </w:tc>
-        <w:tc>
-          <w:tcPr>
-            <w:tcW w:type="dxa" w:w="1174"/>
-            <w:shd w:val="clear" w:color="auto" w:fill="E0E0E0"/>
-          </w:tcPr>
-          <w:p>
-            <w:r>
-              <w:rPr>
-                <w:sz w:val="16"/>
-              </w:rPr>
-              <w:t>Unsure</w:t>
-            </w:r>
-          </w:p>
-        </w:tc>
-      </w:tr>
-      <w:tr>
-        <w:tc>
-          <w:tcPr>
-            <w:tcW w:type="dxa" w:w="2515"/>
-            <w:shd w:val="clear" w:color="auto" w:fill="E0E0E0"/>
-          </w:tcPr>
-          <w:p>
-            <w:r>
-              <w:rPr>
-                <w:sz w:val="16"/>
-              </w:rPr>
-              <w:t>Minimal Basal Medium (Moran Lab)</w:t>
-            </w:r>
-          </w:p>
-        </w:tc>
-        <w:tc>
-          <w:tcPr>
-            <w:tcW w:type="dxa" w:w="1090"/>
-            <w:shd w:val="clear" w:color="auto" w:fill="E0E0E0"/>
-          </w:tcPr>
-          <w:p>
-            <w:r>
-              <w:rPr>
-                <w:sz w:val="16"/>
-              </w:rPr>
-              <w:t>NH3</w:t>
-            </w:r>
-          </w:p>
-        </w:tc>
-        <w:tc>
-          <w:tcPr>
-            <w:tcW w:type="dxa" w:w="2515"/>
-            <w:shd w:val="clear" w:color="auto" w:fill="E0E0E0"/>
-          </w:tcPr>
-          <w:p>
-            <w:r>
-              <w:rPr>
-                <w:sz w:val="16"/>
-              </w:rPr>
-              <w:t>Homarine</w:t>
-            </w:r>
-          </w:p>
-        </w:tc>
-        <w:tc>
-          <w:tcPr>
-            <w:tcW w:type="dxa" w:w="1341"/>
-            <w:shd w:val="clear" w:color="auto" w:fill="E0E0E0"/>
-          </w:tcPr>
-          <w:p>
-            <w:r>
-              <w:rPr>
-                <w:sz w:val="16"/>
-              </w:rPr>
-              <w:t>Unsure</w:t>
-            </w:r>
-          </w:p>
-        </w:tc>
-        <w:tc>
-          <w:tcPr>
-            <w:tcW w:type="dxa" w:w="1341"/>
-            <w:shd w:val="clear" w:color="auto" w:fill="E0E0E0"/>
-          </w:tcPr>
-          <w:p>
-            <w:r>
-              <w:rPr>
-                <w:sz w:val="16"/>
-              </w:rPr>
-            </w:r>
-          </w:p>
-        </w:tc>
-        <w:tc>
-          <w:tcPr>
-            <w:tcW w:type="dxa" w:w="1174"/>
-            <w:shd w:val="clear" w:color="auto" w:fill="E0E0E0"/>
-          </w:tcPr>
-          <w:p>
-            <w:r>
-              <w:rPr>
-                <w:sz w:val="16"/>
-              </w:rPr>
-            </w:r>
-          </w:p>
-        </w:tc>
-        <w:tc>
-          <w:tcPr>
-            <w:tcW w:type="dxa" w:w="1090"/>
-            <w:shd w:val="clear" w:color="auto" w:fill="E0E0E0"/>
-          </w:tcPr>
-          <w:p>
-            <w:r>
-              <w:rPr>
-                <w:sz w:val="16"/>
-              </w:rPr>
-              <w:t>0.0</w:t>
-            </w:r>
-          </w:p>
-        </w:tc>
-        <w:tc>
-          <w:tcPr>
-            <w:tcW w:type="dxa" w:w="1174"/>
-            <w:shd w:val="clear" w:color="auto" w:fill="E0E0E0"/>
-          </w:tcPr>
-          <w:p>
-            <w:r>
-              <w:rPr>
-                <w:sz w:val="16"/>
-              </w:rPr>
-              <w:t>Unsure</w:t>
-            </w:r>
-          </w:p>
-        </w:tc>
-      </w:tr>
-      <w:tr>
-        <w:tc>
-          <w:tcPr>
-            <w:tcW w:type="dxa" w:w="2515"/>
-            <w:shd w:val="clear" w:color="auto" w:fill="E0E0E0"/>
-          </w:tcPr>
-          <w:p>
-            <w:r>
-              <w:rPr>
-                <w:sz w:val="16"/>
-              </w:rPr>
-              <w:t>Minimal Basal Medium (Moran Lab)</w:t>
-            </w:r>
-          </w:p>
-        </w:tc>
-        <w:tc>
-          <w:tcPr>
-            <w:tcW w:type="dxa" w:w="1090"/>
-            <w:shd w:val="clear" w:color="auto" w:fill="E0E0E0"/>
-          </w:tcPr>
-          <w:p>
-            <w:r>
-              <w:rPr>
-                <w:sz w:val="16"/>
-              </w:rPr>
-              <w:t>NH3</w:t>
-            </w:r>
-          </w:p>
-        </w:tc>
-        <w:tc>
-          <w:tcPr>
-            <w:tcW w:type="dxa" w:w="2515"/>
-            <w:shd w:val="clear" w:color="auto" w:fill="E0E0E0"/>
-          </w:tcPr>
-          <w:p>
-            <w:r>
-              <w:rPr>
-                <w:sz w:val="16"/>
-              </w:rPr>
-              <w:t>Proline</w:t>
-            </w:r>
-          </w:p>
-        </w:tc>
-        <w:tc>
-          <w:tcPr>
-            <w:tcW w:type="dxa" w:w="1341"/>
-            <w:shd w:val="clear" w:color="auto" w:fill="E0E0E0"/>
-          </w:tcPr>
-          <w:p>
-            <w:r>
-              <w:rPr>
-                <w:sz w:val="16"/>
-              </w:rPr>
-              <w:t>Unsure</w:t>
-            </w:r>
-          </w:p>
-        </w:tc>
-        <w:tc>
-          <w:tcPr>
-            <w:tcW w:type="dxa" w:w="1341"/>
-            <w:shd w:val="clear" w:color="auto" w:fill="E0E0E0"/>
-          </w:tcPr>
-          <w:p>
-            <w:r>
-              <w:rPr>
-                <w:sz w:val="16"/>
-              </w:rPr>
-            </w:r>
-          </w:p>
-        </w:tc>
-        <w:tc>
-          <w:tcPr>
-            <w:tcW w:type="dxa" w:w="1174"/>
-            <w:shd w:val="clear" w:color="auto" w:fill="E0E0E0"/>
-          </w:tcPr>
-          <w:p>
-            <w:r>
-              <w:rPr>
-                <w:sz w:val="16"/>
-              </w:rPr>
-            </w:r>
-          </w:p>
-        </w:tc>
-        <w:tc>
-          <w:tcPr>
-            <w:tcW w:type="dxa" w:w="1090"/>
-            <w:shd w:val="clear" w:color="auto" w:fill="E0E0E0"/>
-          </w:tcPr>
-          <w:p>
-            <w:r>
-              <w:rPr>
-                <w:sz w:val="16"/>
-              </w:rPr>
-              <w:t>0.638</w:t>
-            </w:r>
-          </w:p>
-        </w:tc>
-        <w:tc>
-          <w:tcPr>
-            <w:tcW w:type="dxa" w:w="1174"/>
-            <w:shd w:val="clear" w:color="auto" w:fill="E0E0E0"/>
-          </w:tcPr>
-          <w:p>
-            <w:r>
-              <w:rPr>
-                <w:sz w:val="16"/>
-              </w:rPr>
-              <w:t>Unsure</w:t>
-            </w:r>
-          </w:p>
-        </w:tc>
-      </w:tr>
-      <w:tr>
-        <w:tc>
-          <w:tcPr>
-            <w:tcW w:type="dxa" w:w="2515"/>
-            <w:shd w:val="clear" w:color="auto" w:fill="E0E0E0"/>
-          </w:tcPr>
-          <w:p>
-            <w:r>
-              <w:rPr>
-                <w:sz w:val="16"/>
-              </w:rPr>
-              <w:t>Marine Broth (No Nitrogen)</w:t>
-            </w:r>
-          </w:p>
-        </w:tc>
-        <w:tc>
-          <w:tcPr>
-            <w:tcW w:type="dxa" w:w="1090"/>
-            <w:shd w:val="clear" w:color="auto" w:fill="E0E0E0"/>
-          </w:tcPr>
-          <w:p>
-            <w:r>
-              <w:rPr>
-                <w:sz w:val="16"/>
-              </w:rPr>
-            </w:r>
-          </w:p>
-        </w:tc>
-        <w:tc>
-          <w:tcPr>
-            <w:tcW w:type="dxa" w:w="2515"/>
-            <w:shd w:val="clear" w:color="auto" w:fill="E0E0E0"/>
-          </w:tcPr>
-          <w:p>
-            <w:r>
-              <w:rPr>
-                <w:sz w:val="16"/>
-              </w:rPr>
-              <w:t>Ammonium, Glucose</w:t>
-            </w:r>
-          </w:p>
-        </w:tc>
-        <w:tc>
-          <w:tcPr>
-            <w:tcW w:type="dxa" w:w="1341"/>
-            <w:shd w:val="clear" w:color="auto" w:fill="E0E0E0"/>
-          </w:tcPr>
-          <w:p>
-            <w:r>
-              <w:rPr>
-                <w:sz w:val="16"/>
-              </w:rPr>
-              <w:t>Yes</w:t>
-            </w:r>
-          </w:p>
-        </w:tc>
-        <w:tc>
-          <w:tcPr>
-            <w:tcW w:type="dxa" w:w="1341"/>
-            <w:shd w:val="clear" w:color="auto" w:fill="E0E0E0"/>
-          </w:tcPr>
-          <w:p>
-            <w:r>
-              <w:rPr>
-                <w:sz w:val="16"/>
-              </w:rPr>
-              <w:t>(Kratzl, 2026)</w:t>
-            </w:r>
-          </w:p>
-        </w:tc>
-        <w:tc>
-          <w:tcPr>
-            <w:tcW w:type="dxa" w:w="1174"/>
-            <w:shd w:val="clear" w:color="auto" w:fill="E0E0E0"/>
-          </w:tcPr>
-          <w:p>
-            <w:r>
-              <w:rPr>
-                <w:sz w:val="16"/>
-              </w:rPr>
-              <w:t>control_failed</w:t>
-            </w:r>
-          </w:p>
-        </w:tc>
-        <w:tc>
-          <w:tcPr>
-            <w:tcW w:type="dxa" w:w="1090"/>
-            <w:shd w:val="clear" w:color="auto" w:fill="E0E0E0"/>
-          </w:tcPr>
-          <w:p>
-            <w:r>
-              <w:rPr>
-                <w:sz w:val="16"/>
-              </w:rPr>
-              <w:t>0.75</w:t>
-            </w:r>
-          </w:p>
-        </w:tc>
-        <w:tc>
-          <w:tcPr>
-            <w:tcW w:type="dxa" w:w="1174"/>
-            <w:shd w:val="clear" w:color="auto" w:fill="E0E0E0"/>
-          </w:tcPr>
-          <w:p>
-            <w:r>
-              <w:rPr>
-                <w:sz w:val="16"/>
-              </w:rPr>
-              <w:t>Excluded</w:t>
-            </w:r>
-          </w:p>
-        </w:tc>
-      </w:tr>
-      <w:tr>
-        <w:tc>
-          <w:tcPr>
-            <w:tcW w:type="dxa" w:w="2515"/>
-            <w:shd w:val="clear" w:color="auto" w:fill="E0E0E0"/>
-          </w:tcPr>
-          <w:p>
-            <w:r>
-              <w:rPr>
-                <w:sz w:val="16"/>
-              </w:rPr>
-              <w:t>Marine Broth (No Nitrogen)</w:t>
-            </w:r>
-          </w:p>
-        </w:tc>
-        <w:tc>
-          <w:tcPr>
-            <w:tcW w:type="dxa" w:w="1090"/>
-            <w:shd w:val="clear" w:color="auto" w:fill="E0E0E0"/>
-          </w:tcPr>
-          <w:p>
-            <w:r>
-              <w:rPr>
-                <w:sz w:val="16"/>
-              </w:rPr>
-            </w:r>
-          </w:p>
-        </w:tc>
-        <w:tc>
-          <w:tcPr>
-            <w:tcW w:type="dxa" w:w="2515"/>
-            <w:shd w:val="clear" w:color="auto" w:fill="E0E0E0"/>
-          </w:tcPr>
-          <w:p>
-            <w:r>
-              <w:rPr>
-                <w:sz w:val="16"/>
-              </w:rPr>
-              <w:t>Ammonium, Pyruvate</w:t>
-            </w:r>
-          </w:p>
-        </w:tc>
-        <w:tc>
-          <w:tcPr>
-            <w:tcW w:type="dxa" w:w="1341"/>
-            <w:shd w:val="clear" w:color="auto" w:fill="E0E0E0"/>
-          </w:tcPr>
-          <w:p>
-            <w:r>
-              <w:rPr>
-                <w:sz w:val="16"/>
-              </w:rPr>
-              <w:t>Yes</w:t>
-            </w:r>
-          </w:p>
-        </w:tc>
-        <w:tc>
-          <w:tcPr>
-            <w:tcW w:type="dxa" w:w="1341"/>
-            <w:shd w:val="clear" w:color="auto" w:fill="E0E0E0"/>
-          </w:tcPr>
-          <w:p>
-            <w:r>
-              <w:rPr>
-                <w:sz w:val="16"/>
-              </w:rPr>
-              <w:t>(Kratzl, 2026)</w:t>
-            </w:r>
-          </w:p>
-        </w:tc>
-        <w:tc>
-          <w:tcPr>
-            <w:tcW w:type="dxa" w:w="1174"/>
-            <w:shd w:val="clear" w:color="auto" w:fill="E0E0E0"/>
-          </w:tcPr>
-          <w:p>
-            <w:r>
-              <w:rPr>
-                <w:sz w:val="16"/>
-              </w:rPr>
-              <w:t>control_failed</w:t>
-            </w:r>
-          </w:p>
-        </w:tc>
-        <w:tc>
-          <w:tcPr>
-            <w:tcW w:type="dxa" w:w="1090"/>
-            <w:shd w:val="clear" w:color="auto" w:fill="E0E0E0"/>
-          </w:tcPr>
-          <w:p>
-            <w:r>
-              <w:rPr>
-                <w:sz w:val="16"/>
-              </w:rPr>
-              <w:t>0.565</w:t>
-            </w:r>
-          </w:p>
-        </w:tc>
-        <w:tc>
-          <w:tcPr>
-            <w:tcW w:type="dxa" w:w="1174"/>
-            <w:shd w:val="clear" w:color="auto" w:fill="E0E0E0"/>
-          </w:tcPr>
-          <w:p>
-            <w:r>
-              <w:rPr>
-                <w:sz w:val="16"/>
-              </w:rPr>
-              <w:t>Excluded</w:t>
-            </w:r>
-          </w:p>
-        </w:tc>
-      </w:tr>
-      <w:tr>
-        <w:tc>
-          <w:tcPr>
-            <w:tcW w:type="dxa" w:w="2515"/>
-            <w:shd w:val="clear" w:color="auto" w:fill="E0E0E0"/>
-          </w:tcPr>
-          <w:p>
-            <w:r>
-              <w:rPr>
-                <w:sz w:val="16"/>
-              </w:rPr>
-              <w:t>Marine Broth (No Nitrogen)</w:t>
-            </w:r>
-          </w:p>
-        </w:tc>
-        <w:tc>
-          <w:tcPr>
-            <w:tcW w:type="dxa" w:w="1090"/>
-            <w:shd w:val="clear" w:color="auto" w:fill="E0E0E0"/>
-          </w:tcPr>
-          <w:p>
-            <w:r>
-              <w:rPr>
-                <w:sz w:val="16"/>
-              </w:rPr>
-            </w:r>
-          </w:p>
-        </w:tc>
-        <w:tc>
-          <w:tcPr>
-            <w:tcW w:type="dxa" w:w="2515"/>
-            <w:shd w:val="clear" w:color="auto" w:fill="E0E0E0"/>
-          </w:tcPr>
-          <w:p>
-            <w:r>
-              <w:rPr>
-                <w:sz w:val="16"/>
-              </w:rPr>
-              <w:t>Nitrate, Glucose</w:t>
-            </w:r>
-          </w:p>
-        </w:tc>
-        <w:tc>
-          <w:tcPr>
-            <w:tcW w:type="dxa" w:w="1341"/>
-            <w:shd w:val="clear" w:color="auto" w:fill="E0E0E0"/>
-          </w:tcPr>
-          <w:p>
-            <w:r>
-              <w:rPr>
-                <w:sz w:val="16"/>
-              </w:rPr>
-              <w:t>Yes</w:t>
-            </w:r>
-          </w:p>
-        </w:tc>
-        <w:tc>
-          <w:tcPr>
-            <w:tcW w:type="dxa" w:w="1341"/>
-            <w:shd w:val="clear" w:color="auto" w:fill="E0E0E0"/>
-          </w:tcPr>
-          <w:p>
-            <w:r>
-              <w:rPr>
-                <w:sz w:val="16"/>
-              </w:rPr>
-              <w:t>(Kratzl, 2026)</w:t>
-            </w:r>
-          </w:p>
-        </w:tc>
-        <w:tc>
-          <w:tcPr>
-            <w:tcW w:type="dxa" w:w="1174"/>
-            <w:shd w:val="clear" w:color="auto" w:fill="E0E0E0"/>
-          </w:tcPr>
-          <w:p>
-            <w:r>
-              <w:rPr>
-                <w:sz w:val="16"/>
-              </w:rPr>
-              <w:t>control_failed</w:t>
-            </w:r>
-          </w:p>
-        </w:tc>
-        <w:tc>
-          <w:tcPr>
-            <w:tcW w:type="dxa" w:w="1090"/>
-            <w:shd w:val="clear" w:color="auto" w:fill="E0E0E0"/>
-          </w:tcPr>
-          <w:p>
-            <w:r>
-              <w:rPr>
-                <w:sz w:val="16"/>
-              </w:rPr>
-              <w:t>0.647</w:t>
-            </w:r>
-          </w:p>
-        </w:tc>
-        <w:tc>
-          <w:tcPr>
-            <w:tcW w:type="dxa" w:w="1174"/>
-            <w:shd w:val="clear" w:color="auto" w:fill="E0E0E0"/>
-          </w:tcPr>
-          <w:p>
-            <w:r>
-              <w:rPr>
-                <w:sz w:val="16"/>
-              </w:rPr>
-              <w:t>Excluded</w:t>
-            </w:r>
-          </w:p>
-        </w:tc>
-      </w:tr>
-      <w:tr>
-        <w:tc>
-          <w:tcPr>
-            <w:tcW w:type="dxa" w:w="2515"/>
-            <w:shd w:val="clear" w:color="auto" w:fill="E0E0E0"/>
-          </w:tcPr>
-          <w:p>
-            <w:r>
-              <w:rPr>
-                <w:sz w:val="16"/>
-              </w:rPr>
-              <w:t>Marine Broth (No Nitrogen)</w:t>
-            </w:r>
-          </w:p>
-        </w:tc>
-        <w:tc>
-          <w:tcPr>
-            <w:tcW w:type="dxa" w:w="1090"/>
-            <w:shd w:val="clear" w:color="auto" w:fill="E0E0E0"/>
-          </w:tcPr>
-          <w:p>
-            <w:r>
-              <w:rPr>
-                <w:sz w:val="16"/>
-              </w:rPr>
-            </w:r>
-          </w:p>
-        </w:tc>
-        <w:tc>
-          <w:tcPr>
-            <w:tcW w:type="dxa" w:w="2515"/>
-            <w:shd w:val="clear" w:color="auto" w:fill="E0E0E0"/>
-          </w:tcPr>
-          <w:p>
-            <w:r>
-              <w:rPr>
-                <w:sz w:val="16"/>
-              </w:rPr>
-              <w:t>Nitrate, Pyruvate</w:t>
-            </w:r>
-          </w:p>
-        </w:tc>
-        <w:tc>
-          <w:tcPr>
-            <w:tcW w:type="dxa" w:w="1341"/>
-            <w:shd w:val="clear" w:color="auto" w:fill="E0E0E0"/>
-          </w:tcPr>
-          <w:p>
-            <w:r>
-              <w:rPr>
-                <w:sz w:val="16"/>
-              </w:rPr>
-              <w:t>Yes</w:t>
-            </w:r>
-          </w:p>
-        </w:tc>
-        <w:tc>
-          <w:tcPr>
-            <w:tcW w:type="dxa" w:w="1341"/>
-            <w:shd w:val="clear" w:color="auto" w:fill="E0E0E0"/>
-          </w:tcPr>
-          <w:p>
-            <w:r>
-              <w:rPr>
-                <w:sz w:val="16"/>
-              </w:rPr>
-              <w:t>(Kratzl, 2026)</w:t>
-            </w:r>
-          </w:p>
-        </w:tc>
-        <w:tc>
-          <w:tcPr>
-            <w:tcW w:type="dxa" w:w="1174"/>
-            <w:shd w:val="clear" w:color="auto" w:fill="E0E0E0"/>
-          </w:tcPr>
-          <w:p>
-            <w:r>
-              <w:rPr>
-                <w:sz w:val="16"/>
-              </w:rPr>
-              <w:t>control_failed</w:t>
-            </w:r>
-          </w:p>
-        </w:tc>
-        <w:tc>
-          <w:tcPr>
-            <w:tcW w:type="dxa" w:w="1090"/>
-            <w:shd w:val="clear" w:color="auto" w:fill="E0E0E0"/>
-          </w:tcPr>
-          <w:p>
-            <w:r>
-              <w:rPr>
-                <w:sz w:val="16"/>
-              </w:rPr>
-              <w:t>0.486</w:t>
-            </w:r>
-          </w:p>
-        </w:tc>
-        <w:tc>
-          <w:tcPr>
-            <w:tcW w:type="dxa" w:w="1174"/>
-            <w:shd w:val="clear" w:color="auto" w:fill="E0E0E0"/>
-          </w:tcPr>
-          <w:p>
-            <w:r>
-              <w:rPr>
-                <w:sz w:val="16"/>
-              </w:rPr>
-              <w:t>Excluded</w:t>
-            </w:r>
-          </w:p>
-        </w:tc>
-      </w:tr>
-      <w:tr>
-        <w:tc>
-          <w:tcPr>
-            <w:tcW w:type="dxa" w:w="2515"/>
-            <w:shd w:val="clear" w:color="auto" w:fill="E0E0E0"/>
-          </w:tcPr>
-          <w:p>
-            <w:r>
-              <w:rPr>
-                <w:sz w:val="16"/>
-              </w:rPr>
-              <w:t>Marine Broth (No Nitrogen)</w:t>
-            </w:r>
-          </w:p>
-        </w:tc>
-        <w:tc>
-          <w:tcPr>
-            <w:tcW w:type="dxa" w:w="1090"/>
-            <w:shd w:val="clear" w:color="auto" w:fill="E0E0E0"/>
-          </w:tcPr>
-          <w:p>
-            <w:r>
-              <w:rPr>
-                <w:sz w:val="16"/>
-              </w:rPr>
-            </w:r>
-          </w:p>
-        </w:tc>
-        <w:tc>
-          <w:tcPr>
-            <w:tcW w:type="dxa" w:w="2515"/>
-            <w:shd w:val="clear" w:color="auto" w:fill="E0E0E0"/>
-          </w:tcPr>
-          <w:p>
-            <w:r>
-              <w:rPr>
-                <w:sz w:val="16"/>
-              </w:rPr>
-              <w:t>Urea+Pyruvate</w:t>
-            </w:r>
-          </w:p>
-        </w:tc>
-        <w:tc>
-          <w:tcPr>
-            <w:tcW w:type="dxa" w:w="1341"/>
-            <w:shd w:val="clear" w:color="auto" w:fill="E0E0E0"/>
-          </w:tcPr>
-          <w:p>
-            <w:r>
-              <w:rPr>
-                <w:sz w:val="16"/>
-              </w:rPr>
-              <w:t>No</w:t>
-            </w:r>
-          </w:p>
-        </w:tc>
-        <w:tc>
-          <w:tcPr>
-            <w:tcW w:type="dxa" w:w="1341"/>
-            <w:shd w:val="clear" w:color="auto" w:fill="E0E0E0"/>
-          </w:tcPr>
-          <w:p>
-            <w:r>
-              <w:rPr>
-                <w:sz w:val="16"/>
-              </w:rPr>
-              <w:t>(Kratzl, 2026)</w:t>
-            </w:r>
-          </w:p>
-        </w:tc>
-        <w:tc>
-          <w:tcPr>
-            <w:tcW w:type="dxa" w:w="1174"/>
-            <w:shd w:val="clear" w:color="auto" w:fill="E0E0E0"/>
-          </w:tcPr>
-          <w:p>
-            <w:r>
-              <w:rPr>
-                <w:sz w:val="16"/>
-              </w:rPr>
-              <w:t>control_failed</w:t>
-            </w:r>
-          </w:p>
-        </w:tc>
-        <w:tc>
-          <w:tcPr>
-            <w:tcW w:type="dxa" w:w="1090"/>
-            <w:shd w:val="clear" w:color="auto" w:fill="E0E0E0"/>
-          </w:tcPr>
-          <w:p>
-            <w:r>
-              <w:rPr>
-                <w:sz w:val="16"/>
-              </w:rPr>
-              <w:t>0.0</w:t>
-            </w:r>
-          </w:p>
-        </w:tc>
-        <w:tc>
-          <w:tcPr>
-            <w:tcW w:type="dxa" w:w="1174"/>
-            <w:shd w:val="clear" w:color="auto" w:fill="E0E0E0"/>
-          </w:tcPr>
-          <w:p>
-            <w:r>
-              <w:rPr>
-                <w:sz w:val="16"/>
-              </w:rPr>
-              <w:t>Excluded</w:t>
-            </w:r>
-          </w:p>
-        </w:tc>
-      </w:tr>
-      <w:tr>
-        <w:tc>
-          <w:tcPr>
-            <w:tcW w:type="dxa" w:w="2515"/>
-            <w:shd w:val="clear" w:color="auto" w:fill="E0E0E0"/>
-          </w:tcPr>
-          <w:p>
-            <w:r>
-              <w:rPr>
-                <w:sz w:val="16"/>
-              </w:rPr>
-              <w:t>Marine Broth (No Nitrogen)</w:t>
+              <w:t>Kratzl Base Medium</w:t>
             </w:r>
           </w:p>
         </w:tc>
